--- a/3ο Παραδοτέο/TexnologiaLogismikou_Paradoteo3.docx
+++ b/3ο Παραδοτέο/TexnologiaLogismikou_Paradoteo3.docx
@@ -67,7 +67,39 @@
                 <w:szCs w:val="72"/>
                 <w:lang w:val="el-GR"/>
               </w:rPr>
-              <w:t>Έγγραφο αρχιτεκτονικής συστήματος</w:t>
+              <w:t xml:space="preserve">Έγγραφο </w:t>
+            </w:r>
+            <w:r>
+              <w:rPr>
+                <w:sz w:val="72"/>
+                <w:szCs w:val="72"/>
+                <w:lang w:val="el-GR"/>
+              </w:rPr>
+              <w:t>Α</w:t>
+            </w:r>
+            <w:r>
+              <w:rPr>
+                <w:sz w:val="72"/>
+                <w:szCs w:val="72"/>
+                <w:lang w:val="el-GR"/>
+              </w:rPr>
+              <w:t xml:space="preserve">ρχιτεκτονικής </w:t>
+            </w:r>
+            <w:r>
+              <w:rPr>
+                <w:sz w:val="72"/>
+                <w:szCs w:val="72"/>
+                <w:lang w:val="el-GR"/>
+              </w:rPr>
+              <w:t>Σ</w:t>
+            </w:r>
+            <w:r>
+              <w:rPr>
+                <w:sz w:val="72"/>
+                <w:szCs w:val="72"/>
+                <w:lang w:val="el-GR"/>
+              </w:rPr>
+              <w:t>υστήματος</w:t>
             </w:r>
           </w:p>
         </w:tc>
@@ -177,36 +209,86 @@
         <w:tabs>
           <w:tab w:val="left" w:pos="2892"/>
         </w:tabs>
-        <w:rPr>
-          <w:lang w:val="el-GR"/>
-        </w:rPr>
-      </w:pPr>
+        <w:jc w:val="center"/>
+        <w:rPr>
+          <w:lang w:val="el-GR"/>
+        </w:rPr>
+      </w:pPr>
+      <w:r>
+        <w:rPr>
+          <w:lang w:val="el-GR"/>
+        </w:rPr>
+        <w:t xml:space="preserve">Συμεών </w:t>
+      </w:r>
+      <w:proofErr w:type="spellStart"/>
+      <w:r>
+        <w:rPr>
+          <w:lang w:val="el-GR"/>
+        </w:rPr>
+        <w:t>Νίντσιος</w:t>
+      </w:r>
+      <w:proofErr w:type="spellEnd"/>
+      <w:r>
+        <w:rPr>
+          <w:lang w:val="el-GR"/>
+        </w:rPr>
+        <w:t xml:space="preserve"> 1997</w:t>
+      </w:r>
     </w:p>
     <w:p>
       <w:pPr>
         <w:tabs>
           <w:tab w:val="left" w:pos="2892"/>
         </w:tabs>
-        <w:rPr>
-          <w:lang w:val="el-GR"/>
-        </w:rPr>
-      </w:pPr>
+        <w:jc w:val="center"/>
+        <w:rPr>
+          <w:lang w:val="el-GR"/>
+        </w:rPr>
+      </w:pPr>
+      <w:r>
+        <w:rPr>
+          <w:lang w:val="el-GR"/>
+        </w:rPr>
+        <w:t>Αναστασία Παπαθεοδώρου 2009</w:t>
+      </w:r>
     </w:p>
     <w:p>
       <w:pPr>
         <w:tabs>
           <w:tab w:val="left" w:pos="2892"/>
         </w:tabs>
-        <w:rPr>
-          <w:lang w:val="el-GR"/>
-        </w:rPr>
-      </w:pPr>
+        <w:jc w:val="center"/>
+        <w:rPr>
+          <w:lang w:val="el-GR"/>
+        </w:rPr>
+      </w:pPr>
+      <w:r>
+        <w:rPr>
+          <w:lang w:val="el-GR"/>
+        </w:rPr>
+        <w:t xml:space="preserve">Αντώνης </w:t>
+      </w:r>
+      <w:proofErr w:type="spellStart"/>
+      <w:r>
+        <w:rPr>
+          <w:lang w:val="el-GR"/>
+        </w:rPr>
+        <w:t>Τσίγγερης</w:t>
+      </w:r>
+      <w:proofErr w:type="spellEnd"/>
+      <w:r>
+        <w:rPr>
+          <w:lang w:val="el-GR"/>
+        </w:rPr>
+        <w:t xml:space="preserve"> 2026</w:t>
+      </w:r>
     </w:p>
     <w:p>
       <w:pPr>
         <w:tabs>
           <w:tab w:val="left" w:pos="2892"/>
         </w:tabs>
+        <w:jc w:val="center"/>
         <w:rPr>
           <w:lang w:val="el-GR"/>
         </w:rPr>
@@ -217,20 +299,42 @@
         <w:tabs>
           <w:tab w:val="left" w:pos="2892"/>
         </w:tabs>
-        <w:rPr>
-          <w:lang w:val="el-GR"/>
-        </w:rPr>
-      </w:pPr>
+        <w:jc w:val="center"/>
+        <w:rPr>
+          <w:lang w:val="el-GR"/>
+        </w:rPr>
+      </w:pPr>
+      <w:r>
+        <w:rPr>
+          <w:lang w:val="el-GR"/>
+        </w:rPr>
+        <w:t>Επιβλέπουσα Καθηγήτρια:</w:t>
+      </w:r>
     </w:p>
     <w:p>
       <w:pPr>
         <w:tabs>
           <w:tab w:val="left" w:pos="2892"/>
         </w:tabs>
-        <w:rPr>
-          <w:lang w:val="el-GR"/>
-        </w:rPr>
-      </w:pPr>
+        <w:jc w:val="center"/>
+        <w:rPr>
+          <w:lang w:val="el-GR"/>
+        </w:rPr>
+      </w:pPr>
+      <w:r>
+        <w:rPr>
+          <w:lang w:val="el-GR"/>
+        </w:rPr>
+        <w:t xml:space="preserve">Σταματία </w:t>
+      </w:r>
+      <w:proofErr w:type="spellStart"/>
+      <w:r>
+        <w:rPr>
+          <w:lang w:val="el-GR"/>
+        </w:rPr>
+        <w:t>Μπίμπη</w:t>
+      </w:r>
+      <w:proofErr w:type="spellEnd"/>
     </w:p>
     <w:p>
       <w:pPr>
@@ -252,19 +356,12 @@
         </w:rPr>
       </w:pPr>
     </w:p>
-    <w:p>
-      <w:pPr>
-        <w:tabs>
-          <w:tab w:val="left" w:pos="2892"/>
-        </w:tabs>
-        <w:rPr>
-          <w:lang w:val="el-GR"/>
-        </w:rPr>
-      </w:pPr>
-    </w:p>
     <w:sdt>
       <w:sdtPr>
-        <w:id w:val="1424146145"/>
+        <w:rPr>
+          <w:lang w:val="el-GR"/>
+        </w:rPr>
+        <w:id w:val="-1640874757"/>
         <w:docPartObj>
           <w:docPartGallery w:val="Table of Contents"/>
           <w:docPartUnique/>
@@ -275,31 +372,32 @@
           <w:rFonts w:asciiTheme="minorHAnsi" w:eastAsiaTheme="minorHAnsi" w:hAnsiTheme="minorHAnsi" w:cstheme="minorBidi"/>
           <w:b/>
           <w:bCs/>
-          <w:noProof/>
           <w:color w:val="auto"/>
           <w:kern w:val="2"/>
           <w:sz w:val="24"/>
           <w:szCs w:val="24"/>
-          <w:lang w:val="en-GB"/>
           <w14:ligatures w14:val="standardContextual"/>
         </w:rPr>
       </w:sdtEndPr>
       <w:sdtContent>
         <w:p>
           <w:pPr>
-            <w:pStyle w:val="TOCHeading"/>
+            <w:pStyle w:val="aa"/>
           </w:pPr>
           <w:r>
-            <w:t>Contents</w:t>
+            <w:rPr>
+              <w:lang w:val="el-GR"/>
+            </w:rPr>
+            <w:t>Περιεχόμενα</w:t>
           </w:r>
         </w:p>
         <w:p>
           <w:pPr>
-            <w:pStyle w:val="TOC1"/>
+            <w:pStyle w:val="10"/>
             <w:rPr>
               <w:rFonts w:eastAsiaTheme="minorEastAsia"/>
               <w:noProof/>
-              <w:lang w:eastAsia="en-GB"/>
+              <w:lang w:val="en-US"/>
             </w:rPr>
           </w:pPr>
           <w:r>
@@ -311,10 +409,11 @@
           <w:r>
             <w:fldChar w:fldCharType="separate"/>
           </w:r>
-          <w:hyperlink w:anchor="_Toc201786893" w:history="1">
-            <w:r>
-              <w:rPr>
-                <w:rStyle w:val="Hyperlink"/>
+          <w:hyperlink w:anchor="_Toc202225598" w:history="1">
+            <w:r>
+              <w:rPr>
+                <w:rStyle w:val="-"/>
+                <w:rFonts w:ascii="Calibri" w:hAnsi="Calibri" w:cs="Calibri"/>
                 <w:noProof/>
                 <w:lang w:val="el-GR"/>
               </w:rPr>
@@ -324,13 +423,14 @@
               <w:rPr>
                 <w:rFonts w:eastAsiaTheme="minorEastAsia"/>
                 <w:noProof/>
-                <w:lang w:eastAsia="en-GB"/>
+                <w:lang w:val="en-US"/>
               </w:rPr>
               <w:tab/>
             </w:r>
             <w:r>
               <w:rPr>
-                <w:rStyle w:val="Hyperlink"/>
+                <w:rStyle w:val="-"/>
+                <w:rFonts w:ascii="Calibri" w:hAnsi="Calibri" w:cs="Calibri"/>
                 <w:noProof/>
                 <w:lang w:val="el-GR"/>
               </w:rPr>
@@ -355,7 +455,7 @@
                 <w:noProof/>
                 <w:webHidden/>
               </w:rPr>
-              <w:instrText xml:space="preserve"> PAGEREF _Toc201786893 \h </w:instrText>
+              <w:instrText xml:space="preserve"> PAGEREF _Toc202225598 \h </w:instrText>
             </w:r>
             <w:r>
               <w:rPr>
@@ -375,7 +475,7 @@
                 <w:noProof/>
                 <w:webHidden/>
               </w:rPr>
-              <w:t>2</w:t>
+              <w:t>3</w:t>
             </w:r>
             <w:r>
               <w:rPr>
@@ -388,17 +488,18 @@
         </w:p>
         <w:p>
           <w:pPr>
-            <w:pStyle w:val="TOC1"/>
+            <w:pStyle w:val="10"/>
             <w:rPr>
               <w:rFonts w:eastAsiaTheme="minorEastAsia"/>
               <w:noProof/>
-              <w:lang w:eastAsia="en-GB"/>
+              <w:lang w:val="en-US"/>
             </w:rPr>
           </w:pPr>
-          <w:hyperlink w:anchor="_Toc201786894" w:history="1">
-            <w:r>
-              <w:rPr>
-                <w:rStyle w:val="Hyperlink"/>
+          <w:hyperlink w:anchor="_Toc202225599" w:history="1">
+            <w:r>
+              <w:rPr>
+                <w:rStyle w:val="-"/>
+                <w:rFonts w:ascii="Calibri" w:hAnsi="Calibri" w:cs="Calibri"/>
                 <w:noProof/>
                 <w:lang w:val="el-GR"/>
               </w:rPr>
@@ -408,13 +509,14 @@
               <w:rPr>
                 <w:rFonts w:eastAsiaTheme="minorEastAsia"/>
                 <w:noProof/>
-                <w:lang w:eastAsia="en-GB"/>
+                <w:lang w:val="en-US"/>
               </w:rPr>
               <w:tab/>
             </w:r>
             <w:r>
               <w:rPr>
-                <w:rStyle w:val="Hyperlink"/>
+                <w:rStyle w:val="-"/>
+                <w:rFonts w:ascii="Calibri" w:hAnsi="Calibri" w:cs="Calibri"/>
                 <w:noProof/>
                 <w:lang w:val="el-GR"/>
               </w:rPr>
@@ -439,7 +541,7 @@
                 <w:noProof/>
                 <w:webHidden/>
               </w:rPr>
-              <w:instrText xml:space="preserve"> PAGEREF _Toc201786894 \h </w:instrText>
+              <w:instrText xml:space="preserve"> PAGEREF _Toc202225599 \h </w:instrText>
             </w:r>
             <w:r>
               <w:rPr>
@@ -459,7 +561,7 @@
                 <w:noProof/>
                 <w:webHidden/>
               </w:rPr>
-              <w:t>2</w:t>
+              <w:t>3</w:t>
             </w:r>
             <w:r>
               <w:rPr>
@@ -472,7 +574,7 @@
         </w:p>
         <w:p>
           <w:pPr>
-            <w:pStyle w:val="TOC2"/>
+            <w:pStyle w:val="20"/>
             <w:tabs>
               <w:tab w:val="left" w:pos="960"/>
               <w:tab w:val="right" w:leader="dot" w:pos="9016"/>
@@ -480,13 +582,14 @@
             <w:rPr>
               <w:rFonts w:eastAsiaTheme="minorEastAsia"/>
               <w:noProof/>
-              <w:lang w:eastAsia="en-GB"/>
+              <w:lang w:val="en-US"/>
             </w:rPr>
           </w:pPr>
-          <w:hyperlink w:anchor="_Toc201786895" w:history="1">
-            <w:r>
-              <w:rPr>
-                <w:rStyle w:val="Hyperlink"/>
+          <w:hyperlink w:anchor="_Toc202225600" w:history="1">
+            <w:r>
+              <w:rPr>
+                <w:rStyle w:val="-"/>
+                <w:rFonts w:ascii="Calibri" w:hAnsi="Calibri" w:cs="Calibri"/>
                 <w:noProof/>
                 <w:lang w:val="el-GR"/>
               </w:rPr>
@@ -496,17 +599,18 @@
               <w:rPr>
                 <w:rFonts w:eastAsiaTheme="minorEastAsia"/>
                 <w:noProof/>
-                <w:lang w:eastAsia="en-GB"/>
+                <w:lang w:val="en-US"/>
               </w:rPr>
               <w:tab/>
             </w:r>
             <w:r>
               <w:rPr>
-                <w:rStyle w:val="Hyperlink"/>
+                <w:rStyle w:val="-"/>
+                <w:rFonts w:ascii="Calibri" w:hAnsi="Calibri" w:cs="Calibri"/>
                 <w:noProof/>
                 <w:lang w:val="el-GR"/>
               </w:rPr>
-              <w:t>Επίπεδο Αίσθησης και Συλλογής δεδομένων</w:t>
+              <w:t>Επίπεδο Συλλογής Δεδομένων</w:t>
             </w:r>
             <w:r>
               <w:rPr>
@@ -527,7 +631,7 @@
                 <w:noProof/>
                 <w:webHidden/>
               </w:rPr>
-              <w:instrText xml:space="preserve"> PAGEREF _Toc201786895 \h </w:instrText>
+              <w:instrText xml:space="preserve"> PAGEREF _Toc202225600 \h </w:instrText>
             </w:r>
             <w:r>
               <w:rPr>
@@ -547,7 +651,7 @@
                 <w:noProof/>
                 <w:webHidden/>
               </w:rPr>
-              <w:t>2</w:t>
+              <w:t>3</w:t>
             </w:r>
             <w:r>
               <w:rPr>
@@ -560,7 +664,7 @@
         </w:p>
         <w:p>
           <w:pPr>
-            <w:pStyle w:val="TOC2"/>
+            <w:pStyle w:val="20"/>
             <w:tabs>
               <w:tab w:val="left" w:pos="960"/>
               <w:tab w:val="right" w:leader="dot" w:pos="9016"/>
@@ -568,13 +672,14 @@
             <w:rPr>
               <w:rFonts w:eastAsiaTheme="minorEastAsia"/>
               <w:noProof/>
-              <w:lang w:eastAsia="en-GB"/>
+              <w:lang w:val="en-US"/>
             </w:rPr>
           </w:pPr>
-          <w:hyperlink w:anchor="_Toc201786896" w:history="1">
-            <w:r>
-              <w:rPr>
-                <w:rStyle w:val="Hyperlink"/>
+          <w:hyperlink w:anchor="_Toc202225601" w:history="1">
+            <w:r>
+              <w:rPr>
+                <w:rStyle w:val="-"/>
+                <w:rFonts w:ascii="Calibri" w:hAnsi="Calibri" w:cs="Calibri"/>
                 <w:noProof/>
                 <w:lang w:val="el-GR"/>
               </w:rPr>
@@ -584,13 +689,14 @@
               <w:rPr>
                 <w:rFonts w:eastAsiaTheme="minorEastAsia"/>
                 <w:noProof/>
-                <w:lang w:eastAsia="en-GB"/>
+                <w:lang w:val="en-US"/>
               </w:rPr>
               <w:tab/>
             </w:r>
             <w:r>
               <w:rPr>
-                <w:rStyle w:val="Hyperlink"/>
+                <w:rStyle w:val="-"/>
+                <w:rFonts w:ascii="Calibri" w:hAnsi="Calibri" w:cs="Calibri"/>
                 <w:noProof/>
                 <w:lang w:val="el-GR"/>
               </w:rPr>
@@ -615,7 +721,7 @@
                 <w:noProof/>
                 <w:webHidden/>
               </w:rPr>
-              <w:instrText xml:space="preserve"> PAGEREF _Toc201786896 \h </w:instrText>
+              <w:instrText xml:space="preserve"> PAGEREF _Toc202225601 \h </w:instrText>
             </w:r>
             <w:r>
               <w:rPr>
@@ -648,7 +754,7 @@
         </w:p>
         <w:p>
           <w:pPr>
-            <w:pStyle w:val="TOC2"/>
+            <w:pStyle w:val="20"/>
             <w:tabs>
               <w:tab w:val="left" w:pos="960"/>
               <w:tab w:val="right" w:leader="dot" w:pos="9016"/>
@@ -656,13 +762,14 @@
             <w:rPr>
               <w:rFonts w:eastAsiaTheme="minorEastAsia"/>
               <w:noProof/>
-              <w:lang w:eastAsia="en-GB"/>
+              <w:lang w:val="en-US"/>
             </w:rPr>
           </w:pPr>
-          <w:hyperlink w:anchor="_Toc201786897" w:history="1">
-            <w:r>
-              <w:rPr>
-                <w:rStyle w:val="Hyperlink"/>
+          <w:hyperlink w:anchor="_Toc202225602" w:history="1">
+            <w:r>
+              <w:rPr>
+                <w:rStyle w:val="-"/>
+                <w:rFonts w:ascii="Calibri" w:hAnsi="Calibri" w:cs="Calibri"/>
                 <w:noProof/>
                 <w:lang w:val="el-GR"/>
               </w:rPr>
@@ -672,13 +779,14 @@
               <w:rPr>
                 <w:rFonts w:eastAsiaTheme="minorEastAsia"/>
                 <w:noProof/>
-                <w:lang w:eastAsia="en-GB"/>
+                <w:lang w:val="en-US"/>
               </w:rPr>
               <w:tab/>
             </w:r>
             <w:r>
               <w:rPr>
-                <w:rStyle w:val="Hyperlink"/>
+                <w:rStyle w:val="-"/>
+                <w:rFonts w:ascii="Calibri" w:hAnsi="Calibri" w:cs="Calibri"/>
                 <w:noProof/>
                 <w:lang w:val="el-GR"/>
               </w:rPr>
@@ -703,7 +811,7 @@
                 <w:noProof/>
                 <w:webHidden/>
               </w:rPr>
-              <w:instrText xml:space="preserve"> PAGEREF _Toc201786897 \h </w:instrText>
+              <w:instrText xml:space="preserve"> PAGEREF _Toc202225602 \h </w:instrText>
             </w:r>
             <w:r>
               <w:rPr>
@@ -723,7 +831,7 @@
                 <w:noProof/>
                 <w:webHidden/>
               </w:rPr>
-              <w:t>3</w:t>
+              <w:t>4</w:t>
             </w:r>
             <w:r>
               <w:rPr>
@@ -736,7 +844,7 @@
         </w:p>
         <w:p>
           <w:pPr>
-            <w:pStyle w:val="TOC2"/>
+            <w:pStyle w:val="20"/>
             <w:tabs>
               <w:tab w:val="left" w:pos="960"/>
               <w:tab w:val="right" w:leader="dot" w:pos="9016"/>
@@ -744,13 +852,14 @@
             <w:rPr>
               <w:rFonts w:eastAsiaTheme="minorEastAsia"/>
               <w:noProof/>
-              <w:lang w:eastAsia="en-GB"/>
+              <w:lang w:val="en-US"/>
             </w:rPr>
           </w:pPr>
-          <w:hyperlink w:anchor="_Toc201786898" w:history="1">
-            <w:r>
-              <w:rPr>
-                <w:rStyle w:val="Hyperlink"/>
+          <w:hyperlink w:anchor="_Toc202225603" w:history="1">
+            <w:r>
+              <w:rPr>
+                <w:rStyle w:val="-"/>
+                <w:rFonts w:ascii="Calibri" w:hAnsi="Calibri" w:cs="Calibri"/>
                 <w:noProof/>
                 <w:lang w:val="el-GR"/>
               </w:rPr>
@@ -760,17 +869,36 @@
               <w:rPr>
                 <w:rFonts w:eastAsiaTheme="minorEastAsia"/>
                 <w:noProof/>
-                <w:lang w:eastAsia="en-GB"/>
+                <w:lang w:val="en-US"/>
               </w:rPr>
               <w:tab/>
             </w:r>
             <w:r>
               <w:rPr>
-                <w:rStyle w:val="Hyperlink"/>
+                <w:rStyle w:val="-"/>
+                <w:rFonts w:ascii="Calibri" w:hAnsi="Calibri" w:cs="Calibri"/>
                 <w:noProof/>
                 <w:lang w:val="el-GR"/>
               </w:rPr>
-              <w:t>Επίπεδο Υλοποίησης</w:t>
+              <w:t>Επίπεδο Υλοπ</w:t>
+            </w:r>
+            <w:r>
+              <w:rPr>
+                <w:rStyle w:val="-"/>
+                <w:rFonts w:ascii="Calibri" w:hAnsi="Calibri" w:cs="Calibri"/>
+                <w:noProof/>
+                <w:lang w:val="el-GR"/>
+              </w:rPr>
+              <w:t>ο</w:t>
+            </w:r>
+            <w:r>
+              <w:rPr>
+                <w:rStyle w:val="-"/>
+                <w:rFonts w:ascii="Calibri" w:hAnsi="Calibri" w:cs="Calibri"/>
+                <w:noProof/>
+                <w:lang w:val="el-GR"/>
+              </w:rPr>
+              <w:t>ίησης</w:t>
             </w:r>
             <w:r>
               <w:rPr>
@@ -791,7 +919,7 @@
                 <w:noProof/>
                 <w:webHidden/>
               </w:rPr>
-              <w:instrText xml:space="preserve"> PAGEREF _Toc201786898 \h </w:instrText>
+              <w:instrText xml:space="preserve"> PAGEREF _Toc202225603 \h </w:instrText>
             </w:r>
             <w:r>
               <w:rPr>
@@ -811,7 +939,7 @@
                 <w:noProof/>
                 <w:webHidden/>
               </w:rPr>
-              <w:t>3</w:t>
+              <w:t>4</w:t>
             </w:r>
             <w:r>
               <w:rPr>
@@ -824,17 +952,18 @@
         </w:p>
         <w:p>
           <w:pPr>
-            <w:pStyle w:val="TOC1"/>
+            <w:pStyle w:val="10"/>
             <w:rPr>
               <w:rFonts w:eastAsiaTheme="minorEastAsia"/>
               <w:noProof/>
-              <w:lang w:eastAsia="en-GB"/>
+              <w:lang w:val="en-US"/>
             </w:rPr>
           </w:pPr>
-          <w:hyperlink w:anchor="_Toc201786899" w:history="1">
-            <w:r>
-              <w:rPr>
-                <w:rStyle w:val="Hyperlink"/>
+          <w:hyperlink w:anchor="_Toc202225604" w:history="1">
+            <w:r>
+              <w:rPr>
+                <w:rStyle w:val="-"/>
+                <w:rFonts w:ascii="Calibri" w:hAnsi="Calibri" w:cs="Calibri"/>
                 <w:noProof/>
                 <w:lang w:val="el-GR"/>
               </w:rPr>
@@ -844,17 +973,36 @@
               <w:rPr>
                 <w:rFonts w:eastAsiaTheme="minorEastAsia"/>
                 <w:noProof/>
-                <w:lang w:eastAsia="en-GB"/>
+                <w:lang w:val="en-US"/>
               </w:rPr>
               <w:tab/>
             </w:r>
             <w:r>
               <w:rPr>
-                <w:rStyle w:val="Hyperlink"/>
+                <w:rStyle w:val="-"/>
+                <w:rFonts w:ascii="Calibri" w:hAnsi="Calibri" w:cs="Calibri"/>
                 <w:noProof/>
                 <w:lang w:val="el-GR"/>
               </w:rPr>
-              <w:t>Τεχνικές ασφαλείας</w:t>
+              <w:t>Τεχνικές α</w:t>
+            </w:r>
+            <w:r>
+              <w:rPr>
+                <w:rStyle w:val="-"/>
+                <w:rFonts w:ascii="Calibri" w:hAnsi="Calibri" w:cs="Calibri"/>
+                <w:noProof/>
+                <w:lang w:val="el-GR"/>
+              </w:rPr>
+              <w:t>σ</w:t>
+            </w:r>
+            <w:r>
+              <w:rPr>
+                <w:rStyle w:val="-"/>
+                <w:rFonts w:ascii="Calibri" w:hAnsi="Calibri" w:cs="Calibri"/>
+                <w:noProof/>
+                <w:lang w:val="el-GR"/>
+              </w:rPr>
+              <w:t>φαλείας</w:t>
             </w:r>
             <w:r>
               <w:rPr>
@@ -875,7 +1023,7 @@
                 <w:noProof/>
                 <w:webHidden/>
               </w:rPr>
-              <w:instrText xml:space="preserve"> PAGEREF _Toc201786899 \h </w:instrText>
+              <w:instrText xml:space="preserve"> PAGEREF _Toc202225604 \h </w:instrText>
             </w:r>
             <w:r>
               <w:rPr>
@@ -908,17 +1056,18 @@
         </w:p>
         <w:p>
           <w:pPr>
-            <w:pStyle w:val="TOC1"/>
+            <w:pStyle w:val="10"/>
             <w:rPr>
               <w:rFonts w:eastAsiaTheme="minorEastAsia"/>
               <w:noProof/>
-              <w:lang w:eastAsia="en-GB"/>
+              <w:lang w:val="en-US"/>
             </w:rPr>
           </w:pPr>
-          <w:hyperlink w:anchor="_Toc201786900" w:history="1">
-            <w:r>
-              <w:rPr>
-                <w:rStyle w:val="Hyperlink"/>
+          <w:hyperlink w:anchor="_Toc202225605" w:history="1">
+            <w:r>
+              <w:rPr>
+                <w:rStyle w:val="-"/>
+                <w:rFonts w:ascii="Calibri" w:hAnsi="Calibri" w:cs="Calibri"/>
                 <w:noProof/>
                 <w:lang w:val="el-GR"/>
               </w:rPr>
@@ -928,13 +1077,14 @@
               <w:rPr>
                 <w:rFonts w:eastAsiaTheme="minorEastAsia"/>
                 <w:noProof/>
-                <w:lang w:eastAsia="en-GB"/>
+                <w:lang w:val="en-US"/>
               </w:rPr>
               <w:tab/>
             </w:r>
             <w:r>
               <w:rPr>
-                <w:rStyle w:val="Hyperlink"/>
+                <w:rStyle w:val="-"/>
+                <w:rFonts w:ascii="Calibri" w:hAnsi="Calibri" w:cs="Calibri"/>
                 <w:noProof/>
                 <w:lang w:val="el-GR"/>
               </w:rPr>
@@ -959,7 +1109,7 @@
                 <w:noProof/>
                 <w:webHidden/>
               </w:rPr>
-              <w:instrText xml:space="preserve"> PAGEREF _Toc201786900 \h </w:instrText>
+              <w:instrText xml:space="preserve"> PAGEREF _Toc202225605 \h </w:instrText>
             </w:r>
             <w:r>
               <w:rPr>
@@ -979,7 +1129,652 @@
                 <w:noProof/>
                 <w:webHidden/>
               </w:rPr>
-              <w:t>4</w:t>
+              <w:t>5</w:t>
+            </w:r>
+            <w:r>
+              <w:rPr>
+                <w:noProof/>
+                <w:webHidden/>
+              </w:rPr>
+              <w:fldChar w:fldCharType="end"/>
+            </w:r>
+          </w:hyperlink>
+        </w:p>
+        <w:p>
+          <w:pPr>
+            <w:pStyle w:val="10"/>
+            <w:rPr>
+              <w:rFonts w:eastAsiaTheme="minorEastAsia"/>
+              <w:noProof/>
+              <w:lang w:val="en-US"/>
+            </w:rPr>
+          </w:pPr>
+          <w:hyperlink w:anchor="_Toc202225606" w:history="1">
+            <w:r>
+              <w:rPr>
+                <w:rStyle w:val="-"/>
+                <w:rFonts w:ascii="Calibri" w:hAnsi="Calibri" w:cs="Calibri"/>
+                <w:noProof/>
+                <w:lang w:val="en-US"/>
+              </w:rPr>
+              <w:t>5.</w:t>
+            </w:r>
+            <w:r>
+              <w:rPr>
+                <w:rFonts w:eastAsiaTheme="minorEastAsia"/>
+                <w:noProof/>
+                <w:lang w:val="en-US"/>
+              </w:rPr>
+              <w:tab/>
+            </w:r>
+            <w:r>
+              <w:rPr>
+                <w:rStyle w:val="-"/>
+                <w:rFonts w:ascii="Calibri" w:hAnsi="Calibri" w:cs="Calibri"/>
+                <w:noProof/>
+                <w:lang w:val="el-GR"/>
+              </w:rPr>
+              <w:t>Σχεδίαση Πλατφό</w:t>
+            </w:r>
+            <w:r>
+              <w:rPr>
+                <w:rStyle w:val="-"/>
+                <w:rFonts w:ascii="Calibri" w:hAnsi="Calibri" w:cs="Calibri"/>
+                <w:noProof/>
+                <w:lang w:val="el-GR"/>
+              </w:rPr>
+              <w:t>ρ</w:t>
+            </w:r>
+            <w:r>
+              <w:rPr>
+                <w:rStyle w:val="-"/>
+                <w:rFonts w:ascii="Calibri" w:hAnsi="Calibri" w:cs="Calibri"/>
+                <w:noProof/>
+                <w:lang w:val="el-GR"/>
+              </w:rPr>
+              <w:t>μας</w:t>
+            </w:r>
+            <w:r>
+              <w:rPr>
+                <w:noProof/>
+                <w:webHidden/>
+              </w:rPr>
+              <w:tab/>
+            </w:r>
+            <w:r>
+              <w:rPr>
+                <w:noProof/>
+                <w:webHidden/>
+              </w:rPr>
+              <w:fldChar w:fldCharType="begin"/>
+            </w:r>
+            <w:r>
+              <w:rPr>
+                <w:noProof/>
+                <w:webHidden/>
+              </w:rPr>
+              <w:instrText xml:space="preserve"> PAGEREF _Toc202225606 \h </w:instrText>
+            </w:r>
+            <w:r>
+              <w:rPr>
+                <w:noProof/>
+                <w:webHidden/>
+              </w:rPr>
+            </w:r>
+            <w:r>
+              <w:rPr>
+                <w:noProof/>
+                <w:webHidden/>
+              </w:rPr>
+              <w:fldChar w:fldCharType="separate"/>
+            </w:r>
+            <w:r>
+              <w:rPr>
+                <w:noProof/>
+                <w:webHidden/>
+              </w:rPr>
+              <w:t>6</w:t>
+            </w:r>
+            <w:r>
+              <w:rPr>
+                <w:noProof/>
+                <w:webHidden/>
+              </w:rPr>
+              <w:fldChar w:fldCharType="end"/>
+            </w:r>
+          </w:hyperlink>
+        </w:p>
+        <w:p>
+          <w:pPr>
+            <w:pStyle w:val="20"/>
+            <w:tabs>
+              <w:tab w:val="left" w:pos="960"/>
+              <w:tab w:val="right" w:leader="dot" w:pos="9016"/>
+            </w:tabs>
+            <w:rPr>
+              <w:rFonts w:eastAsiaTheme="minorEastAsia"/>
+              <w:noProof/>
+              <w:lang w:val="en-US"/>
+            </w:rPr>
+          </w:pPr>
+          <w:hyperlink w:anchor="_Toc202225607" w:history="1">
+            <w:r>
+              <w:rPr>
+                <w:rStyle w:val="-"/>
+                <w:rFonts w:ascii="Calibri" w:hAnsi="Calibri" w:cs="Calibri"/>
+                <w:noProof/>
+                <w:lang w:val="el-GR"/>
+              </w:rPr>
+              <w:t>5.1</w:t>
+            </w:r>
+            <w:r>
+              <w:rPr>
+                <w:rFonts w:eastAsiaTheme="minorEastAsia"/>
+                <w:noProof/>
+                <w:lang w:val="en-US"/>
+              </w:rPr>
+              <w:tab/>
+            </w:r>
+            <w:r>
+              <w:rPr>
+                <w:rStyle w:val="-"/>
+                <w:rFonts w:ascii="Calibri" w:hAnsi="Calibri" w:cs="Calibri"/>
+                <w:noProof/>
+                <w:lang w:val="el-GR"/>
+              </w:rPr>
+              <w:t>Αρχιτεκτονική όψη λογισμικού</w:t>
+            </w:r>
+            <w:r>
+              <w:rPr>
+                <w:noProof/>
+                <w:webHidden/>
+              </w:rPr>
+              <w:tab/>
+            </w:r>
+            <w:r>
+              <w:rPr>
+                <w:noProof/>
+                <w:webHidden/>
+              </w:rPr>
+              <w:fldChar w:fldCharType="begin"/>
+            </w:r>
+            <w:r>
+              <w:rPr>
+                <w:noProof/>
+                <w:webHidden/>
+              </w:rPr>
+              <w:instrText xml:space="preserve"> PAGEREF _Toc202225607 \h </w:instrText>
+            </w:r>
+            <w:r>
+              <w:rPr>
+                <w:noProof/>
+                <w:webHidden/>
+              </w:rPr>
+            </w:r>
+            <w:r>
+              <w:rPr>
+                <w:noProof/>
+                <w:webHidden/>
+              </w:rPr>
+              <w:fldChar w:fldCharType="separate"/>
+            </w:r>
+            <w:r>
+              <w:rPr>
+                <w:noProof/>
+                <w:webHidden/>
+              </w:rPr>
+              <w:t>6</w:t>
+            </w:r>
+            <w:r>
+              <w:rPr>
+                <w:noProof/>
+                <w:webHidden/>
+              </w:rPr>
+              <w:fldChar w:fldCharType="end"/>
+            </w:r>
+          </w:hyperlink>
+        </w:p>
+        <w:p>
+          <w:pPr>
+            <w:pStyle w:val="20"/>
+            <w:tabs>
+              <w:tab w:val="left" w:pos="960"/>
+              <w:tab w:val="right" w:leader="dot" w:pos="9016"/>
+            </w:tabs>
+            <w:rPr>
+              <w:rFonts w:eastAsiaTheme="minorEastAsia"/>
+              <w:noProof/>
+              <w:lang w:val="en-US"/>
+            </w:rPr>
+          </w:pPr>
+          <w:hyperlink w:anchor="_Toc202225608" w:history="1">
+            <w:r>
+              <w:rPr>
+                <w:rStyle w:val="-"/>
+                <w:rFonts w:ascii="Calibri" w:hAnsi="Calibri" w:cs="Calibri"/>
+                <w:noProof/>
+                <w:lang w:val="el-GR"/>
+              </w:rPr>
+              <w:t>5.2</w:t>
+            </w:r>
+            <w:r>
+              <w:rPr>
+                <w:rFonts w:eastAsiaTheme="minorEastAsia"/>
+                <w:noProof/>
+                <w:lang w:val="en-US"/>
+              </w:rPr>
+              <w:tab/>
+            </w:r>
+            <w:r>
+              <w:rPr>
+                <w:rStyle w:val="-"/>
+                <w:rFonts w:ascii="Calibri" w:hAnsi="Calibri" w:cs="Calibri"/>
+                <w:noProof/>
+                <w:lang w:val="el-GR"/>
+              </w:rPr>
+              <w:t>Γραφική Διασύνδεση Χρήστη</w:t>
+            </w:r>
+            <w:r>
+              <w:rPr>
+                <w:noProof/>
+                <w:webHidden/>
+              </w:rPr>
+              <w:tab/>
+            </w:r>
+            <w:r>
+              <w:rPr>
+                <w:noProof/>
+                <w:webHidden/>
+              </w:rPr>
+              <w:fldChar w:fldCharType="begin"/>
+            </w:r>
+            <w:r>
+              <w:rPr>
+                <w:noProof/>
+                <w:webHidden/>
+              </w:rPr>
+              <w:instrText xml:space="preserve"> PAGEREF _Toc202225608 \h </w:instrText>
+            </w:r>
+            <w:r>
+              <w:rPr>
+                <w:noProof/>
+                <w:webHidden/>
+              </w:rPr>
+            </w:r>
+            <w:r>
+              <w:rPr>
+                <w:noProof/>
+                <w:webHidden/>
+              </w:rPr>
+              <w:fldChar w:fldCharType="separate"/>
+            </w:r>
+            <w:r>
+              <w:rPr>
+                <w:noProof/>
+                <w:webHidden/>
+              </w:rPr>
+              <w:t>8</w:t>
+            </w:r>
+            <w:r>
+              <w:rPr>
+                <w:noProof/>
+                <w:webHidden/>
+              </w:rPr>
+              <w:fldChar w:fldCharType="end"/>
+            </w:r>
+          </w:hyperlink>
+        </w:p>
+        <w:p>
+          <w:pPr>
+            <w:pStyle w:val="20"/>
+            <w:tabs>
+              <w:tab w:val="left" w:pos="960"/>
+              <w:tab w:val="right" w:leader="dot" w:pos="9016"/>
+            </w:tabs>
+            <w:rPr>
+              <w:rFonts w:eastAsiaTheme="minorEastAsia"/>
+              <w:noProof/>
+              <w:lang w:val="en-US"/>
+            </w:rPr>
+          </w:pPr>
+          <w:hyperlink w:anchor="_Toc202225609" w:history="1">
+            <w:r>
+              <w:rPr>
+                <w:rStyle w:val="-"/>
+                <w:rFonts w:ascii="Calibri" w:hAnsi="Calibri" w:cs="Calibri"/>
+                <w:noProof/>
+                <w:lang w:val="el-GR"/>
+              </w:rPr>
+              <w:t>5.3</w:t>
+            </w:r>
+            <w:r>
+              <w:rPr>
+                <w:rFonts w:eastAsiaTheme="minorEastAsia"/>
+                <w:noProof/>
+                <w:lang w:val="en-US"/>
+              </w:rPr>
+              <w:tab/>
+            </w:r>
+            <w:r>
+              <w:rPr>
+                <w:rStyle w:val="-"/>
+                <w:rFonts w:ascii="Calibri" w:hAnsi="Calibri" w:cs="Calibri"/>
+                <w:noProof/>
+                <w:lang w:val="el-GR"/>
+              </w:rPr>
+              <w:t>Μονάδα Διαχείρισης Δεδομένων</w:t>
+            </w:r>
+            <w:r>
+              <w:rPr>
+                <w:noProof/>
+                <w:webHidden/>
+              </w:rPr>
+              <w:tab/>
+            </w:r>
+            <w:r>
+              <w:rPr>
+                <w:noProof/>
+                <w:webHidden/>
+              </w:rPr>
+              <w:fldChar w:fldCharType="begin"/>
+            </w:r>
+            <w:r>
+              <w:rPr>
+                <w:noProof/>
+                <w:webHidden/>
+              </w:rPr>
+              <w:instrText xml:space="preserve"> PAGEREF _Toc202225609 \h </w:instrText>
+            </w:r>
+            <w:r>
+              <w:rPr>
+                <w:noProof/>
+                <w:webHidden/>
+              </w:rPr>
+            </w:r>
+            <w:r>
+              <w:rPr>
+                <w:noProof/>
+                <w:webHidden/>
+              </w:rPr>
+              <w:fldChar w:fldCharType="separate"/>
+            </w:r>
+            <w:r>
+              <w:rPr>
+                <w:noProof/>
+                <w:webHidden/>
+              </w:rPr>
+              <w:t>8</w:t>
+            </w:r>
+            <w:r>
+              <w:rPr>
+                <w:noProof/>
+                <w:webHidden/>
+              </w:rPr>
+              <w:fldChar w:fldCharType="end"/>
+            </w:r>
+          </w:hyperlink>
+        </w:p>
+        <w:p>
+          <w:pPr>
+            <w:pStyle w:val="20"/>
+            <w:tabs>
+              <w:tab w:val="left" w:pos="960"/>
+              <w:tab w:val="right" w:leader="dot" w:pos="9016"/>
+            </w:tabs>
+            <w:rPr>
+              <w:rFonts w:eastAsiaTheme="minorEastAsia"/>
+              <w:noProof/>
+              <w:lang w:val="en-US"/>
+            </w:rPr>
+          </w:pPr>
+          <w:hyperlink w:anchor="_Toc202225610" w:history="1">
+            <w:r>
+              <w:rPr>
+                <w:rStyle w:val="-"/>
+                <w:rFonts w:ascii="Calibri" w:hAnsi="Calibri" w:cs="Calibri"/>
+                <w:noProof/>
+                <w:lang w:val="el-GR"/>
+              </w:rPr>
+              <w:t>5.4</w:t>
+            </w:r>
+            <w:r>
+              <w:rPr>
+                <w:rFonts w:eastAsiaTheme="minorEastAsia"/>
+                <w:noProof/>
+                <w:lang w:val="en-US"/>
+              </w:rPr>
+              <w:tab/>
+            </w:r>
+            <w:r>
+              <w:rPr>
+                <w:rStyle w:val="-"/>
+                <w:rFonts w:ascii="Calibri" w:hAnsi="Calibri" w:cs="Calibri"/>
+                <w:noProof/>
+                <w:lang w:val="el-GR"/>
+              </w:rPr>
+              <w:t>Μονάδα Ελέγχου Εγκυρότητας</w:t>
+            </w:r>
+            <w:r>
+              <w:rPr>
+                <w:noProof/>
+                <w:webHidden/>
+              </w:rPr>
+              <w:tab/>
+            </w:r>
+            <w:r>
+              <w:rPr>
+                <w:noProof/>
+                <w:webHidden/>
+              </w:rPr>
+              <w:fldChar w:fldCharType="begin"/>
+            </w:r>
+            <w:r>
+              <w:rPr>
+                <w:noProof/>
+                <w:webHidden/>
+              </w:rPr>
+              <w:instrText xml:space="preserve"> PAGEREF _Toc202225610 \h </w:instrText>
+            </w:r>
+            <w:r>
+              <w:rPr>
+                <w:noProof/>
+                <w:webHidden/>
+              </w:rPr>
+            </w:r>
+            <w:r>
+              <w:rPr>
+                <w:noProof/>
+                <w:webHidden/>
+              </w:rPr>
+              <w:fldChar w:fldCharType="separate"/>
+            </w:r>
+            <w:r>
+              <w:rPr>
+                <w:noProof/>
+                <w:webHidden/>
+              </w:rPr>
+              <w:t>9</w:t>
+            </w:r>
+            <w:r>
+              <w:rPr>
+                <w:noProof/>
+                <w:webHidden/>
+              </w:rPr>
+              <w:fldChar w:fldCharType="end"/>
+            </w:r>
+          </w:hyperlink>
+        </w:p>
+        <w:p>
+          <w:pPr>
+            <w:pStyle w:val="20"/>
+            <w:tabs>
+              <w:tab w:val="left" w:pos="960"/>
+              <w:tab w:val="right" w:leader="dot" w:pos="9016"/>
+            </w:tabs>
+            <w:rPr>
+              <w:rFonts w:eastAsiaTheme="minorEastAsia"/>
+              <w:noProof/>
+              <w:lang w:val="en-US"/>
+            </w:rPr>
+          </w:pPr>
+          <w:hyperlink w:anchor="_Toc202225611" w:history="1">
+            <w:r>
+              <w:rPr>
+                <w:rStyle w:val="-"/>
+                <w:rFonts w:ascii="Calibri" w:hAnsi="Calibri" w:cs="Calibri"/>
+                <w:noProof/>
+                <w:lang w:val="el-GR"/>
+              </w:rPr>
+              <w:t>5.5</w:t>
+            </w:r>
+            <w:r>
+              <w:rPr>
+                <w:rFonts w:eastAsiaTheme="minorEastAsia"/>
+                <w:noProof/>
+                <w:lang w:val="en-US"/>
+              </w:rPr>
+              <w:tab/>
+            </w:r>
+            <w:r>
+              <w:rPr>
+                <w:rStyle w:val="-"/>
+                <w:rFonts w:ascii="Calibri" w:hAnsi="Calibri" w:cs="Calibri"/>
+                <w:noProof/>
+                <w:lang w:val="el-GR"/>
+              </w:rPr>
+              <w:t xml:space="preserve">Μονάδα </w:t>
+            </w:r>
+            <w:r>
+              <w:rPr>
+                <w:rStyle w:val="-"/>
+                <w:rFonts w:ascii="Calibri" w:hAnsi="Calibri" w:cs="Calibri"/>
+                <w:noProof/>
+                <w:lang w:val="el-GR"/>
+              </w:rPr>
+              <w:t>Π</w:t>
+            </w:r>
+            <w:r>
+              <w:rPr>
+                <w:rStyle w:val="-"/>
+                <w:rFonts w:ascii="Calibri" w:hAnsi="Calibri" w:cs="Calibri"/>
+                <w:noProof/>
+                <w:lang w:val="el-GR"/>
+              </w:rPr>
+              <w:t>ρόβλεψης</w:t>
+            </w:r>
+            <w:r>
+              <w:rPr>
+                <w:noProof/>
+                <w:webHidden/>
+              </w:rPr>
+              <w:tab/>
+            </w:r>
+            <w:r>
+              <w:rPr>
+                <w:noProof/>
+                <w:webHidden/>
+              </w:rPr>
+              <w:fldChar w:fldCharType="begin"/>
+            </w:r>
+            <w:r>
+              <w:rPr>
+                <w:noProof/>
+                <w:webHidden/>
+              </w:rPr>
+              <w:instrText xml:space="preserve"> PAGEREF _Toc202225611 \h </w:instrText>
+            </w:r>
+            <w:r>
+              <w:rPr>
+                <w:noProof/>
+                <w:webHidden/>
+              </w:rPr>
+            </w:r>
+            <w:r>
+              <w:rPr>
+                <w:noProof/>
+                <w:webHidden/>
+              </w:rPr>
+              <w:fldChar w:fldCharType="separate"/>
+            </w:r>
+            <w:r>
+              <w:rPr>
+                <w:noProof/>
+                <w:webHidden/>
+              </w:rPr>
+              <w:t>9</w:t>
+            </w:r>
+            <w:r>
+              <w:rPr>
+                <w:noProof/>
+                <w:webHidden/>
+              </w:rPr>
+              <w:fldChar w:fldCharType="end"/>
+            </w:r>
+          </w:hyperlink>
+        </w:p>
+        <w:p>
+          <w:pPr>
+            <w:pStyle w:val="20"/>
+            <w:tabs>
+              <w:tab w:val="right" w:leader="dot" w:pos="9016"/>
+            </w:tabs>
+            <w:ind w:left="0"/>
+            <w:rPr>
+              <w:rFonts w:eastAsiaTheme="minorEastAsia"/>
+              <w:noProof/>
+              <w:lang w:val="en-US"/>
+            </w:rPr>
+          </w:pPr>
+          <w:hyperlink w:anchor="_Toc202225612" w:history="1">
+            <w:r>
+              <w:rPr>
+                <w:rStyle w:val="-"/>
+                <w:rFonts w:ascii="Calibri" w:hAnsi="Calibri" w:cs="Calibri"/>
+                <w:noProof/>
+                <w:lang w:val="el-GR"/>
+              </w:rPr>
+              <w:t>6. Βιβλιογραφία</w:t>
+            </w:r>
+            <w:r>
+              <w:rPr>
+                <w:noProof/>
+                <w:webHidden/>
+              </w:rPr>
+              <w:tab/>
+            </w:r>
+            <w:r>
+              <w:rPr>
+                <w:noProof/>
+                <w:webHidden/>
+              </w:rPr>
+              <w:fldChar w:fldCharType="begin"/>
+            </w:r>
+            <w:r>
+              <w:rPr>
+                <w:noProof/>
+                <w:webHidden/>
+              </w:rPr>
+              <w:instrText xml:space="preserve"> PAGEREF _Toc202225612 \h </w:instrText>
+            </w:r>
+            <w:r>
+              <w:rPr>
+                <w:noProof/>
+                <w:webHidden/>
+              </w:rPr>
+            </w:r>
+            <w:r>
+              <w:rPr>
+                <w:noProof/>
+                <w:webHidden/>
+              </w:rPr>
+              <w:fldChar w:fldCharType="separate"/>
+            </w:r>
+            <w:r>
+              <w:rPr>
+                <w:noProof/>
+                <w:webHidden/>
+              </w:rPr>
+              <w:t>9</w:t>
             </w:r>
             <w:r>
               <w:rPr>
@@ -995,7 +1790,7 @@
             <w:rPr>
               <w:b/>
               <w:bCs/>
-              <w:noProof/>
+              <w:lang w:val="el-GR"/>
             </w:rPr>
             <w:fldChar w:fldCharType="end"/>
           </w:r>
@@ -1124,69 +1919,21 @@
     </w:p>
     <w:p>
       <w:pPr>
-        <w:tabs>
-          <w:tab w:val="left" w:pos="2892"/>
-        </w:tabs>
-        <w:rPr>
-          <w:lang w:val="el-GR"/>
-        </w:rPr>
-      </w:pPr>
-    </w:p>
-    <w:p>
-      <w:pPr>
-        <w:tabs>
-          <w:tab w:val="left" w:pos="2892"/>
-        </w:tabs>
-        <w:rPr>
-          <w:lang w:val="el-GR"/>
-        </w:rPr>
-      </w:pPr>
-    </w:p>
-    <w:p>
-      <w:pPr>
-        <w:tabs>
-          <w:tab w:val="left" w:pos="2892"/>
-        </w:tabs>
-        <w:rPr>
-          <w:lang w:val="el-GR"/>
-        </w:rPr>
-      </w:pPr>
-    </w:p>
-    <w:p>
-      <w:pPr>
-        <w:tabs>
-          <w:tab w:val="left" w:pos="2892"/>
-        </w:tabs>
-        <w:rPr>
-          <w:lang w:val="el-GR"/>
-        </w:rPr>
-      </w:pPr>
-    </w:p>
-    <w:p>
-      <w:pPr>
-        <w:tabs>
-          <w:tab w:val="left" w:pos="2892"/>
-        </w:tabs>
-        <w:rPr>
-          <w:lang w:val="el-GR"/>
-        </w:rPr>
-      </w:pPr>
-    </w:p>
-    <w:p>
-      <w:pPr>
-        <w:pStyle w:val="Heading1"/>
+        <w:pStyle w:val="1"/>
         <w:numPr>
           <w:ilvl w:val="0"/>
           <w:numId w:val="1"/>
         </w:numPr>
         <w:rPr>
+          <w:rFonts w:ascii="Calibri" w:hAnsi="Calibri" w:cs="Calibri"/>
           <w:color w:val="auto"/>
           <w:lang w:val="el-GR"/>
         </w:rPr>
       </w:pPr>
-      <w:bookmarkStart w:id="0" w:name="_Toc201786893"/>
-      <w:r>
-        <w:rPr>
+      <w:bookmarkStart w:id="0" w:name="_Toc202225598"/>
+      <w:r>
+        <w:rPr>
+          <w:rFonts w:ascii="Calibri" w:hAnsi="Calibri" w:cs="Calibri"/>
           <w:color w:val="auto"/>
           <w:lang w:val="el-GR"/>
         </w:rPr>
@@ -1197,13 +1944,28 @@
     </w:p>
     <w:p>
       <w:pPr>
+        <w:rPr>
+          <w:rFonts w:ascii="Calibri" w:hAnsi="Calibri" w:cs="Calibri"/>
+          <w:sz w:val="22"/>
+          <w:szCs w:val="22"/>
+        </w:rPr>
+      </w:pPr>
+    </w:p>
+    <w:p>
+      <w:pPr>
         <w:ind w:left="360"/>
         <w:rPr>
-          <w:lang w:val="el-GR"/>
-        </w:rPr>
-      </w:pPr>
-      <w:r>
-        <w:rPr>
+          <w:rFonts w:ascii="Calibri" w:hAnsi="Calibri" w:cs="Calibri"/>
+          <w:sz w:val="22"/>
+          <w:szCs w:val="22"/>
+          <w:lang w:val="el-GR"/>
+        </w:rPr>
+      </w:pPr>
+      <w:r>
+        <w:rPr>
+          <w:rFonts w:ascii="Calibri" w:hAnsi="Calibri" w:cs="Calibri"/>
+          <w:sz w:val="22"/>
+          <w:szCs w:val="22"/>
           <w:lang w:val="el-GR"/>
         </w:rPr>
         <w:t xml:space="preserve">Το </w:t>
@@ -1211,6 +1973,9 @@
       <w:proofErr w:type="spellStart"/>
       <w:r>
         <w:rPr>
+          <w:rFonts w:ascii="Calibri" w:hAnsi="Calibri" w:cs="Calibri"/>
+          <w:sz w:val="22"/>
+          <w:szCs w:val="22"/>
           <w:lang w:val="el-GR"/>
         </w:rPr>
         <w:t>Heart</w:t>
@@ -1218,6 +1983,9 @@
       <w:proofErr w:type="spellEnd"/>
       <w:r>
         <w:rPr>
+          <w:rFonts w:ascii="Calibri" w:hAnsi="Calibri" w:cs="Calibri"/>
+          <w:sz w:val="22"/>
+          <w:szCs w:val="22"/>
           <w:lang w:val="el-GR"/>
         </w:rPr>
         <w:t xml:space="preserve"> </w:t>
@@ -1225,6 +1993,9 @@
       <w:proofErr w:type="spellStart"/>
       <w:r>
         <w:rPr>
+          <w:rFonts w:ascii="Calibri" w:hAnsi="Calibri" w:cs="Calibri"/>
+          <w:sz w:val="22"/>
+          <w:szCs w:val="22"/>
           <w:lang w:val="el-GR"/>
         </w:rPr>
         <w:t>Risk</w:t>
@@ -1232,96 +2003,111 @@
       <w:proofErr w:type="spellEnd"/>
       <w:r>
         <w:rPr>
-          <w:lang w:val="el-GR"/>
-        </w:rPr>
-        <w:t xml:space="preserve"> Analyzer είναι μια διαδικτυακή εφαρμογή που</w:t>
-      </w:r>
-      <w:r>
-        <w:rPr>
-          <w:lang w:val="el-GR"/>
-        </w:rPr>
-        <w:t xml:space="preserve"> στοχεύει στην α</w:t>
-      </w:r>
-      <w:r>
-        <w:rPr>
-          <w:lang w:val="el-GR"/>
-        </w:rPr>
-        <w:t>ν</w:t>
-      </w:r>
-      <w:r>
-        <w:rPr>
-          <w:lang w:val="el-GR"/>
-        </w:rPr>
-        <w:t>άλυση</w:t>
-      </w:r>
-      <w:r>
-        <w:rPr>
-          <w:lang w:val="el-GR"/>
-        </w:rPr>
-        <w:t xml:space="preserve"> το</w:t>
-      </w:r>
-      <w:r>
-        <w:rPr>
-          <w:lang w:val="el-GR"/>
-        </w:rPr>
-        <w:t>υ</w:t>
-      </w:r>
-      <w:r>
-        <w:rPr>
-          <w:lang w:val="el-GR"/>
-        </w:rPr>
-        <w:t xml:space="preserve"> κίνδυνο καρδιακής προσβολής</w:t>
-      </w:r>
-      <w:r>
-        <w:rPr>
-          <w:lang w:val="el-GR"/>
-        </w:rPr>
-        <w:t xml:space="preserve"> χρησιμοποιώντας αλγορίθμους μηχανικής μάθησης. Συλλέγει ιατρικά</w:t>
-      </w:r>
-      <w:r>
-        <w:rPr>
-          <w:lang w:val="el-GR"/>
-        </w:rPr>
-        <w:t xml:space="preserve"> δεδομένα από αρχεία CSV</w:t>
-      </w:r>
-      <w:r>
-        <w:rPr>
-          <w:lang w:val="el-GR"/>
-        </w:rPr>
-        <w:t xml:space="preserve"> και παρέχει άμεση εκτίμηση του καρδιαγγειακού κινδύνου, παράγοντας πιθανότητες και γραφήματα. Παρέχει συμβουλές προς τους χρήστες δίνοντας προτεραιότητα στην πρόληψη, με κατανοητές ενδείξεις και εύκολα κατανοητό περιεχόμενο. Στο παρών έγγραφο αναλύεται πλήρως η αρχιτεκτονική του συστήματος, καθώς και η τεχνολογίες στις οποίες βασίζεται η λειτουργία του.</w:t>
-      </w:r>
-    </w:p>
-    <w:p>
-      <w:pPr>
-        <w:pStyle w:val="Heading1"/>
+          <w:rFonts w:ascii="Calibri" w:hAnsi="Calibri" w:cs="Calibri"/>
+          <w:sz w:val="22"/>
+          <w:szCs w:val="22"/>
+          <w:lang w:val="el-GR"/>
+        </w:rPr>
+        <w:t xml:space="preserve"> </w:t>
+      </w:r>
+      <w:proofErr w:type="spellStart"/>
+      <w:r>
+        <w:rPr>
+          <w:rFonts w:ascii="Calibri" w:hAnsi="Calibri" w:cs="Calibri"/>
+          <w:sz w:val="22"/>
+          <w:szCs w:val="22"/>
+          <w:lang w:val="el-GR"/>
+        </w:rPr>
+        <w:t>Analyzer</w:t>
+      </w:r>
+      <w:proofErr w:type="spellEnd"/>
+      <w:r>
+        <w:rPr>
+          <w:rFonts w:ascii="Calibri" w:hAnsi="Calibri" w:cs="Calibri"/>
+          <w:sz w:val="22"/>
+          <w:szCs w:val="22"/>
+          <w:lang w:val="el-GR"/>
+        </w:rPr>
+        <w:t xml:space="preserve"> είναι μια διαδικτυακή εφαρμογή που στοχεύει στην ανάλυση του κίνδυνο καρδιακής προσβολής χρησιμοποιώντας αλγορίθμους μηχανικής μάθησης. Συλλέγει ιατρικά δεδομένα από αρχεία CSV και παρέχει άμεση εκτίμηση του καρδιαγγειακού κινδύνου, παράγοντας πιθανότητες. Παρέχει συμβουλές προς τους χρήστες δίνοντας προτεραιότητα στην πρόληψη, με κατανοητές ενδείξεις και εύκολα κατανοητό περιεχόμενο. Στο παρών έγγραφο αναλύεται πλήρως η αρχιτεκτονική του συστήματος, καθώς και η τεχνολογίες στις οποίες βασίζεται η λειτουργία του.</w:t>
+      </w:r>
+    </w:p>
+    <w:p>
+      <w:pPr>
+        <w:pStyle w:val="1"/>
         <w:numPr>
           <w:ilvl w:val="0"/>
           <w:numId w:val="1"/>
         </w:numPr>
         <w:rPr>
+          <w:rFonts w:ascii="Calibri" w:hAnsi="Calibri" w:cs="Calibri"/>
           <w:color w:val="auto"/>
           <w:lang w:val="el-GR"/>
         </w:rPr>
       </w:pPr>
-      <w:bookmarkStart w:id="1" w:name="_Toc201786894"/>
-      <w:r>
-        <w:rPr>
+      <w:bookmarkStart w:id="1" w:name="_Toc202225599"/>
+      <w:r>
+        <w:rPr>
+          <w:rFonts w:ascii="Calibri" w:hAnsi="Calibri" w:cs="Calibri"/>
           <w:color w:val="auto"/>
           <w:lang w:val="el-GR"/>
         </w:rPr>
-        <w:t>Αρχιτεκτονική Συστήματος HeartRisk Analyzer</w:t>
+        <w:t xml:space="preserve">Αρχιτεκτονική Συστήματος </w:t>
+      </w:r>
+      <w:proofErr w:type="spellStart"/>
+      <w:r>
+        <w:rPr>
+          <w:rFonts w:ascii="Calibri" w:hAnsi="Calibri" w:cs="Calibri"/>
+          <w:color w:val="auto"/>
+          <w:lang w:val="el-GR"/>
+        </w:rPr>
+        <w:t>HeartRisk</w:t>
+      </w:r>
+      <w:proofErr w:type="spellEnd"/>
+      <w:r>
+        <w:rPr>
+          <w:rFonts w:ascii="Calibri" w:hAnsi="Calibri" w:cs="Calibri"/>
+          <w:color w:val="auto"/>
+          <w:lang w:val="el-GR"/>
+        </w:rPr>
+        <w:t xml:space="preserve"> </w:t>
+      </w:r>
+      <w:proofErr w:type="spellStart"/>
+      <w:r>
+        <w:rPr>
+          <w:rFonts w:ascii="Calibri" w:hAnsi="Calibri" w:cs="Calibri"/>
+          <w:color w:val="auto"/>
+          <w:lang w:val="el-GR"/>
+        </w:rPr>
+        <w:t>Analyzer</w:t>
       </w:r>
       <w:bookmarkEnd w:id="1"/>
+      <w:proofErr w:type="spellEnd"/>
+    </w:p>
+    <w:p>
+      <w:pPr>
+        <w:rPr>
+          <w:rFonts w:ascii="Calibri" w:hAnsi="Calibri" w:cs="Calibri"/>
+          <w:sz w:val="22"/>
+          <w:szCs w:val="22"/>
+          <w:lang w:val="el-GR"/>
+        </w:rPr>
+      </w:pPr>
     </w:p>
     <w:p>
       <w:pPr>
         <w:ind w:left="284"/>
         <w:rPr>
-          <w:lang w:val="el-GR"/>
-        </w:rPr>
-      </w:pPr>
-      <w:r>
-        <w:rPr>
+          <w:rFonts w:ascii="Calibri" w:hAnsi="Calibri" w:cs="Calibri"/>
+          <w:sz w:val="22"/>
+          <w:szCs w:val="22"/>
+          <w:lang w:val="el-GR"/>
+        </w:rPr>
+      </w:pPr>
+      <w:r>
+        <w:rPr>
+          <w:rFonts w:ascii="Calibri" w:hAnsi="Calibri" w:cs="Calibri"/>
+          <w:sz w:val="22"/>
+          <w:szCs w:val="22"/>
           <w:lang w:val="el-GR"/>
         </w:rPr>
         <w:t xml:space="preserve">Η αρχιτεκτονική της εφαρμογής είναι </w:t>
@@ -1329,6 +2115,9 @@
       <w:proofErr w:type="spellStart"/>
       <w:r>
         <w:rPr>
+          <w:rFonts w:ascii="Calibri" w:hAnsi="Calibri" w:cs="Calibri"/>
+          <w:sz w:val="22"/>
+          <w:szCs w:val="22"/>
           <w:lang w:val="el-GR"/>
         </w:rPr>
         <w:t>client-based</w:t>
@@ -1336,6 +2125,9 @@
       <w:proofErr w:type="spellEnd"/>
       <w:r>
         <w:rPr>
+          <w:rFonts w:ascii="Calibri" w:hAnsi="Calibri" w:cs="Calibri"/>
+          <w:sz w:val="22"/>
+          <w:szCs w:val="22"/>
           <w:lang w:val="el-GR"/>
         </w:rPr>
         <w:t xml:space="preserve">, χωρίς ύπαρξη </w:t>
@@ -1343,6 +2135,9 @@
       <w:proofErr w:type="spellStart"/>
       <w:r>
         <w:rPr>
+          <w:rFonts w:ascii="Calibri" w:hAnsi="Calibri" w:cs="Calibri"/>
+          <w:sz w:val="22"/>
+          <w:szCs w:val="22"/>
           <w:lang w:val="el-GR"/>
         </w:rPr>
         <w:t>backend</w:t>
@@ -1350,6 +2145,9 @@
       <w:proofErr w:type="spellEnd"/>
       <w:r>
         <w:rPr>
+          <w:rFonts w:ascii="Calibri" w:hAnsi="Calibri" w:cs="Calibri"/>
+          <w:sz w:val="22"/>
+          <w:szCs w:val="22"/>
           <w:lang w:val="el-GR"/>
         </w:rPr>
         <w:t xml:space="preserve"> ή βάσης δεδομένων. Όλες οι λειτουργίες υλοποιούνται στον </w:t>
@@ -1357,6 +2155,9 @@
       <w:proofErr w:type="spellStart"/>
       <w:r>
         <w:rPr>
+          <w:rFonts w:ascii="Calibri" w:hAnsi="Calibri" w:cs="Calibri"/>
+          <w:sz w:val="22"/>
+          <w:szCs w:val="22"/>
           <w:lang w:val="el-GR"/>
         </w:rPr>
         <w:t>browser</w:t>
@@ -1364,6 +2165,9 @@
       <w:proofErr w:type="spellEnd"/>
       <w:r>
         <w:rPr>
+          <w:rFonts w:ascii="Calibri" w:hAnsi="Calibri" w:cs="Calibri"/>
+          <w:sz w:val="22"/>
+          <w:szCs w:val="22"/>
           <w:lang w:val="el-GR"/>
         </w:rPr>
         <w:t xml:space="preserve"> του χρήστη, ακολουθώντας τα παρακάτω επίπεδα:</w:t>
@@ -1373,326 +2177,220 @@
       <w:pPr>
         <w:ind w:left="284"/>
         <w:rPr>
-          <w:lang w:val="el-GR"/>
-        </w:rPr>
-      </w:pPr>
-    </w:p>
-    <w:p>
-      <w:pPr>
-        <w:pStyle w:val="Heading2"/>
+          <w:rFonts w:ascii="Calibri" w:hAnsi="Calibri" w:cs="Calibri"/>
+          <w:sz w:val="22"/>
+          <w:szCs w:val="22"/>
+          <w:lang w:val="el-GR"/>
+        </w:rPr>
+      </w:pPr>
+    </w:p>
+    <w:p>
+      <w:pPr>
+        <w:pStyle w:val="2"/>
         <w:numPr>
           <w:ilvl w:val="1"/>
           <w:numId w:val="1"/>
         </w:numPr>
         <w:rPr>
+          <w:rFonts w:ascii="Calibri" w:hAnsi="Calibri" w:cs="Calibri"/>
           <w:color w:val="auto"/>
           <w:lang w:val="el-GR"/>
         </w:rPr>
       </w:pPr>
-      <w:bookmarkStart w:id="2" w:name="_Toc201786895"/>
-      <w:r>
-        <w:rPr>
+      <w:bookmarkStart w:id="2" w:name="_Toc202225600"/>
+      <w:r>
+        <w:rPr>
+          <w:rFonts w:ascii="Calibri" w:hAnsi="Calibri" w:cs="Calibri"/>
           <w:color w:val="auto"/>
           <w:lang w:val="el-GR"/>
         </w:rPr>
-        <w:t>Επίπεδο Αίσθησης</w:t>
-      </w:r>
-      <w:r>
-        <w:rPr>
-          <w:color w:val="auto"/>
-          <w:lang w:val="el-GR"/>
-        </w:rPr>
-        <w:t xml:space="preserve"> </w:t>
-      </w:r>
-      <w:r>
-        <w:rPr>
-          <w:color w:val="auto"/>
-          <w:lang w:val="el-GR"/>
-        </w:rPr>
-        <w:t>και Συλλογής δεδομένων</w:t>
+        <w:t>Επίπεδο Συλλογής Δεδομένων</w:t>
       </w:r>
       <w:bookmarkEnd w:id="2"/>
     </w:p>
     <w:p>
       <w:pPr>
         <w:rPr>
-          <w:lang w:val="el-GR"/>
-        </w:rPr>
-      </w:pPr>
-    </w:p>
-    <w:p>
-      <w:pPr>
-        <w:pStyle w:val="ListParagraph"/>
-        <w:numPr>
-          <w:ilvl w:val="0"/>
-          <w:numId w:val="3"/>
-        </w:numPr>
-        <w:spacing w:line="360" w:lineRule="auto"/>
-        <w:ind w:left="1004"/>
-        <w:rPr>
-          <w:lang w:val="el-GR"/>
-        </w:rPr>
-      </w:pPr>
-      <w:r>
-        <w:rPr>
-          <w:lang w:val="el-GR"/>
-        </w:rPr>
-        <w:t>Η πληροφορίες οι οποίες εισάγονται είναι η ηλικία, το φύλλο, η αρτηριακή πίεση, η χοληστερόλη, το σάκχαρο και άλλες ιατρικές πληροφορίες.</w:t>
-      </w:r>
-    </w:p>
-    <w:p>
-      <w:pPr>
-        <w:pStyle w:val="ListParagraph"/>
-        <w:numPr>
-          <w:ilvl w:val="0"/>
-          <w:numId w:val="3"/>
-        </w:numPr>
-        <w:spacing w:line="360" w:lineRule="auto"/>
-        <w:ind w:left="1004"/>
-        <w:rPr>
-          <w:lang w:val="el-GR"/>
-        </w:rPr>
-      </w:pPr>
-      <w:r>
-        <w:rPr>
-          <w:lang w:val="el-GR"/>
-        </w:rPr>
-        <w:t xml:space="preserve">Η συλλογή των δεδομένων αυτών γίνεται μέσω αρχείων </w:t>
-      </w:r>
-      <w:r>
-        <w:t>CSV</w:t>
-      </w:r>
-      <w:r>
-        <w:rPr>
-          <w:lang w:val="el-GR"/>
-        </w:rPr>
-        <w:t xml:space="preserve"> τα οποία περνούν μια επεξεργασία για τον έλεγχο εγκυρότητας, τον καθαρισμό και την </w:t>
-      </w:r>
-      <w:proofErr w:type="spellStart"/>
-      <w:r>
-        <w:rPr>
-          <w:lang w:val="el-GR"/>
-        </w:rPr>
-        <w:t>κανονικοποίηση</w:t>
-      </w:r>
-      <w:proofErr w:type="spellEnd"/>
-      <w:r>
-        <w:rPr>
-          <w:lang w:val="el-GR"/>
-        </w:rPr>
-        <w:t xml:space="preserve"> των τιμών. </w:t>
-      </w:r>
-    </w:p>
-    <w:p>
-      <w:pPr>
-        <w:pStyle w:val="ListParagraph"/>
-        <w:numPr>
-          <w:ilvl w:val="0"/>
-          <w:numId w:val="3"/>
-        </w:numPr>
-        <w:spacing w:line="360" w:lineRule="auto"/>
-        <w:ind w:left="1004"/>
-        <w:rPr>
-          <w:lang w:val="el-GR"/>
-        </w:rPr>
-      </w:pPr>
-      <w:r>
-        <w:rPr>
-          <w:lang w:val="el-GR"/>
-        </w:rPr>
-        <w:t xml:space="preserve">Επαλήθευση πληρότητας και εγκυρότητας με </w:t>
-      </w:r>
-      <w:proofErr w:type="spellStart"/>
-      <w:r>
-        <w:rPr>
-          <w:lang w:val="el-GR"/>
-        </w:rPr>
-        <w:t>Pandas</w:t>
-      </w:r>
-      <w:proofErr w:type="spellEnd"/>
-      <w:r>
-        <w:rPr>
-          <w:lang w:val="el-GR"/>
-        </w:rPr>
-        <w:t>.</w:t>
-      </w:r>
-    </w:p>
-    <w:p>
-      <w:pPr>
-        <w:pStyle w:val="ListParagraph"/>
-        <w:numPr>
-          <w:ilvl w:val="0"/>
-          <w:numId w:val="3"/>
-        </w:numPr>
-        <w:spacing w:line="360" w:lineRule="auto"/>
-        <w:ind w:left="1004"/>
-        <w:rPr>
-          <w:lang w:val="el-GR"/>
-        </w:rPr>
-      </w:pPr>
-      <w:r>
-        <w:rPr>
-          <w:lang w:val="el-GR"/>
-        </w:rPr>
-        <w:t xml:space="preserve">Η συλλογή των δεδομένων γίνεται τοπικά στον </w:t>
-      </w:r>
-      <w:proofErr w:type="spellStart"/>
-      <w:r>
-        <w:rPr>
-          <w:lang w:val="el-GR"/>
-        </w:rPr>
-        <w:t>browser</w:t>
-      </w:r>
-      <w:proofErr w:type="spellEnd"/>
-      <w:r>
-        <w:rPr>
-          <w:lang w:val="el-GR"/>
-        </w:rPr>
-        <w:t xml:space="preserve">, χωρίς αποστολή σε </w:t>
-      </w:r>
-      <w:proofErr w:type="spellStart"/>
-      <w:r>
-        <w:rPr>
-          <w:lang w:val="el-GR"/>
-        </w:rPr>
-        <w:t>server</w:t>
-      </w:r>
-      <w:proofErr w:type="spellEnd"/>
-      <w:r>
-        <w:rPr>
-          <w:lang w:val="el-GR"/>
-        </w:rPr>
-        <w:t xml:space="preserve"> ή αποθήκευση.</w:t>
-      </w:r>
-    </w:p>
-    <w:p>
-      <w:pPr>
-        <w:rPr>
-          <w:lang w:val="el-GR"/>
-        </w:rPr>
-      </w:pPr>
-    </w:p>
-    <w:p>
-      <w:pPr>
-        <w:rPr>
-          <w:lang w:val="el-GR"/>
-        </w:rPr>
-      </w:pPr>
-    </w:p>
-    <w:p>
-      <w:pPr>
-        <w:pStyle w:val="Heading2"/>
+          <w:rFonts w:ascii="Calibri" w:hAnsi="Calibri" w:cs="Calibri"/>
+          <w:sz w:val="22"/>
+          <w:szCs w:val="22"/>
+          <w:lang w:val="el-GR"/>
+        </w:rPr>
+      </w:pPr>
+    </w:p>
+    <w:p>
+      <w:pPr>
+        <w:ind w:left="284"/>
+        <w:rPr>
+          <w:rFonts w:ascii="Calibri" w:hAnsi="Calibri" w:cs="Calibri"/>
+          <w:sz w:val="22"/>
+          <w:szCs w:val="22"/>
+          <w:lang w:val="el-GR"/>
+        </w:rPr>
+      </w:pPr>
+      <w:r>
+        <w:rPr>
+          <w:rFonts w:ascii="Calibri" w:hAnsi="Calibri" w:cs="Calibri"/>
+          <w:sz w:val="22"/>
+          <w:szCs w:val="22"/>
+          <w:lang w:val="el-GR"/>
+        </w:rPr>
+        <w:t>Σε αυτό το επίπεδο, ο χρήστης έρχεται σε άμεση επαφή με το σύστημα. Παρέχεται μια φιλική φόρμα, μέσω της οποίας ζητούνται προσωπικά και ιατρικά χαρακτηριστικά. Ο σχεδιασμός της φόρμας είναι τέτοιος ώστε να καθοδηγεί τον χρήστη βήμα-βήμα, διασφαλίζοντας ότι τα δεδομένα που εισάγονται είναι ολοκληρωμένα και κατανοητά. Το επίπεδο αυτό εξασφαλίζει ότι το σύστημα λαμβάνει τις κατάλληλες πληροφορίες για να προχωρήσει σε ανάλυση, ενώ παράλληλα διατηρεί μια απλή και προσιτή εμπειρία χρήσης.</w:t>
+      </w:r>
+    </w:p>
+    <w:p>
+      <w:pPr>
+        <w:rPr>
+          <w:rFonts w:ascii="Calibri" w:hAnsi="Calibri" w:cs="Calibri"/>
+          <w:sz w:val="22"/>
+          <w:szCs w:val="22"/>
+          <w:lang w:val="el-GR"/>
+        </w:rPr>
+      </w:pPr>
+    </w:p>
+    <w:p>
+      <w:pPr>
+        <w:pStyle w:val="2"/>
         <w:numPr>
           <w:ilvl w:val="1"/>
           <w:numId w:val="1"/>
         </w:numPr>
         <w:rPr>
+          <w:rFonts w:ascii="Calibri" w:hAnsi="Calibri" w:cs="Calibri"/>
           <w:color w:val="auto"/>
           <w:lang w:val="el-GR"/>
         </w:rPr>
       </w:pPr>
-      <w:bookmarkStart w:id="3" w:name="_Toc201786896"/>
-      <w:r>
-        <w:rPr>
+      <w:bookmarkStart w:id="3" w:name="_Toc202225601"/>
+      <w:r>
+        <w:rPr>
+          <w:rFonts w:ascii="Calibri" w:hAnsi="Calibri" w:cs="Calibri"/>
           <w:color w:val="auto"/>
           <w:lang w:val="el-GR"/>
         </w:rPr>
         <w:t>Επίπεδο Επεξεργασίας και Πρόβλεψης</w:t>
       </w:r>
       <w:bookmarkEnd w:id="3"/>
-    </w:p>
-    <w:p>
-      <w:pPr>
-        <w:pStyle w:val="ListParagraph"/>
-        <w:numPr>
-          <w:ilvl w:val="0"/>
-          <w:numId w:val="19"/>
-        </w:numPr>
-        <w:rPr>
-          <w:lang w:val="el-GR"/>
-        </w:rPr>
-      </w:pPr>
-      <w:r>
-        <w:rPr>
-          <w:lang w:val="el-GR"/>
-        </w:rPr>
-        <w:t xml:space="preserve">Η επεξεργασία των δεδομένων και η πρόβλεψη του κινδύνου καρδιακής νόσου γίνονται αποκλειστικά στον </w:t>
+      <w:r>
+        <w:rPr>
+          <w:rFonts w:ascii="Calibri" w:hAnsi="Calibri" w:cs="Calibri"/>
+          <w:color w:val="auto"/>
+          <w:lang w:val="el-GR"/>
+        </w:rPr>
+        <w:br/>
+      </w:r>
+    </w:p>
+    <w:p>
+      <w:pPr>
+        <w:ind w:left="284"/>
+        <w:rPr>
+          <w:rFonts w:ascii="Calibri" w:hAnsi="Calibri" w:cs="Calibri"/>
+          <w:sz w:val="22"/>
+          <w:szCs w:val="22"/>
+          <w:lang w:val="el-GR"/>
+        </w:rPr>
+      </w:pPr>
+      <w:r>
+        <w:rPr>
+          <w:rFonts w:ascii="Calibri" w:hAnsi="Calibri" w:cs="Calibri"/>
+          <w:sz w:val="22"/>
+          <w:szCs w:val="22"/>
+          <w:lang w:val="el-GR"/>
+        </w:rPr>
+        <w:t>Αφού συλλεχθούν τα απαιτούμενα δεδομένα, αυτά μεταφέρονται στο επίπεδο της επεξεργασίας. Εκεί το σύστημα, χωρίς παρέμβαση του χρήστη,</w:t>
+      </w:r>
+      <w:r>
+        <w:rPr>
+          <w:rFonts w:ascii="Calibri" w:hAnsi="Calibri" w:cs="Calibri"/>
+          <w:sz w:val="22"/>
+          <w:szCs w:val="22"/>
+          <w:lang w:val="el-GR"/>
+        </w:rPr>
+        <w:t xml:space="preserve"> με τ</w:t>
+      </w:r>
+      <w:r>
+        <w:rPr>
+          <w:rFonts w:ascii="Calibri" w:hAnsi="Calibri" w:cs="Calibri"/>
+          <w:sz w:val="22"/>
+          <w:szCs w:val="22"/>
+          <w:lang w:val="el-GR"/>
+        </w:rPr>
+        <w:t xml:space="preserve">ο </w:t>
       </w:r>
       <w:proofErr w:type="spellStart"/>
       <w:r>
         <w:rPr>
-          <w:lang w:val="el-GR"/>
-        </w:rPr>
-        <w:t>client</w:t>
+          <w:rFonts w:ascii="Calibri" w:hAnsi="Calibri" w:cs="Calibri"/>
+          <w:sz w:val="22"/>
+          <w:szCs w:val="22"/>
+          <w:lang w:val="el-GR"/>
+        </w:rPr>
+        <w:t>προεκπαιδευμένο</w:t>
       </w:r>
       <w:proofErr w:type="spellEnd"/>
       <w:r>
         <w:rPr>
-          <w:lang w:val="el-GR"/>
-        </w:rPr>
-        <w:t xml:space="preserve"> με χρήση TensorFlow.js.</w:t>
-      </w:r>
-    </w:p>
-    <w:p>
-      <w:pPr>
-        <w:pStyle w:val="ListParagraph"/>
-        <w:numPr>
-          <w:ilvl w:val="0"/>
-          <w:numId w:val="19"/>
-        </w:numPr>
-        <w:rPr>
-          <w:lang w:val="el-GR"/>
-        </w:rPr>
-      </w:pPr>
-      <w:r>
-        <w:rPr>
-          <w:lang w:val="el-GR"/>
-        </w:rPr>
-        <w:t>Το εκπαιδευμένο μοντέλο έχει εξαχθεί σε μορφή JSON και φορτώνεται τοπικά μέσω TensorFlow.js.</w:t>
-      </w:r>
-    </w:p>
-    <w:p>
-      <w:pPr>
-        <w:pStyle w:val="ListParagraph"/>
-        <w:numPr>
-          <w:ilvl w:val="0"/>
-          <w:numId w:val="19"/>
-        </w:numPr>
-        <w:rPr>
-          <w:lang w:val="el-GR"/>
-        </w:rPr>
-      </w:pPr>
-      <w:r>
-        <w:rPr>
-          <w:lang w:val="el-GR"/>
-        </w:rPr>
-        <w:lastRenderedPageBreak/>
-        <w:t xml:space="preserve">Ο υπολογισμός της πρόβλεψης πραγματοποιείται άμεσα στο </w:t>
+          <w:rFonts w:ascii="Calibri" w:hAnsi="Calibri" w:cs="Calibri"/>
+          <w:sz w:val="22"/>
+          <w:szCs w:val="22"/>
+          <w:lang w:val="el-GR"/>
+        </w:rPr>
+        <w:t xml:space="preserve"> μοντέλο, το οποίο είναι αποθηκευμένο εξωτερικά, φορτώνεται δυναμικά στο περιβάλλον του </w:t>
       </w:r>
       <w:proofErr w:type="spellStart"/>
       <w:r>
         <w:rPr>
-          <w:lang w:val="el-GR"/>
-        </w:rPr>
-        <w:t>frontend</w:t>
+          <w:rFonts w:ascii="Calibri" w:hAnsi="Calibri" w:cs="Calibri"/>
+          <w:sz w:val="22"/>
+          <w:szCs w:val="22"/>
+          <w:lang w:val="el-GR"/>
+        </w:rPr>
+        <w:t>browser</w:t>
       </w:r>
       <w:proofErr w:type="spellEnd"/>
       <w:r>
         <w:rPr>
-          <w:lang w:val="el-GR"/>
-        </w:rPr>
-        <w:t xml:space="preserve">, χωρίς αποστολή δεδομένων σε </w:t>
+          <w:rFonts w:ascii="Calibri" w:hAnsi="Calibri" w:cs="Calibri"/>
+          <w:sz w:val="22"/>
+          <w:szCs w:val="22"/>
+          <w:lang w:val="el-GR"/>
+        </w:rPr>
+        <w:t xml:space="preserve"> πραγματοποιεί μια αυτόματη εκτίμηση της κατάστασης, βασισμένη σε προκαθορισμένα πρότυπα. Η διαδικασία αυτή μεταφράζει τα εισαγόμενα στοιχεία σε έναν υπολογισμένο δείκτη κινδύνου. Ο χρήστης δεν χρειάζεται να γνωρίζει ή να κατανοεί τον τρόπο με τον οποίο προκύπτει το αποτέλεσμα· το σύστημα έχει σχεδιαστεί ώστε να του παρέχει μια σαφή, εύληπτη και άμεση απάντηση.</w:t>
+      </w:r>
+      <w:r>
+        <w:rPr>
+          <w:rFonts w:ascii="Calibri" w:hAnsi="Calibri" w:cs="Calibri"/>
+          <w:sz w:val="22"/>
+          <w:szCs w:val="22"/>
+          <w:lang w:val="el-GR"/>
+        </w:rPr>
+        <w:t xml:space="preserve"> </w:t>
+      </w:r>
+      <w:r>
+        <w:rPr>
+          <w:rFonts w:ascii="Calibri" w:hAnsi="Calibri" w:cs="Calibri"/>
+          <w:sz w:val="22"/>
+          <w:szCs w:val="22"/>
+          <w:lang w:val="el-GR"/>
+        </w:rPr>
+        <w:t xml:space="preserve">Η διαδικασία πρόβλεψης εκτελείται τοπικά χωρίς καθυστέρηση, αξιοποιώντας τη δύναμη των σύγχρονων </w:t>
       </w:r>
       <w:proofErr w:type="spellStart"/>
       <w:r>
         <w:rPr>
-          <w:lang w:val="el-GR"/>
-        </w:rPr>
-        <w:t>server</w:t>
+          <w:rFonts w:ascii="Calibri" w:hAnsi="Calibri" w:cs="Calibri"/>
+          <w:sz w:val="22"/>
+          <w:szCs w:val="22"/>
+          <w:lang w:val="el-GR"/>
+        </w:rPr>
+        <w:t>browsers</w:t>
       </w:r>
       <w:proofErr w:type="spellEnd"/>
       <w:r>
         <w:rPr>
+          <w:rFonts w:ascii="Calibri" w:hAnsi="Calibri" w:cs="Calibri"/>
+          <w:sz w:val="22"/>
+          <w:szCs w:val="22"/>
           <w:lang w:val="el-GR"/>
         </w:rPr>
         <w:t>.</w:t>
@@ -1700,28 +2398,32 @@
     </w:p>
     <w:p>
       <w:pPr>
-        <w:pStyle w:val="Heading2"/>
-        <w:rPr>
-          <w:color w:val="auto"/>
-          <w:lang w:val="el-GR"/>
-        </w:rPr>
-      </w:pPr>
-    </w:p>
-    <w:p>
-      <w:pPr>
-        <w:pStyle w:val="Heading2"/>
+        <w:ind w:left="284"/>
+        <w:rPr>
+          <w:rFonts w:ascii="Calibri" w:hAnsi="Calibri" w:cs="Calibri"/>
+          <w:sz w:val="22"/>
+          <w:szCs w:val="22"/>
+          <w:lang w:val="el-GR"/>
+        </w:rPr>
+      </w:pPr>
+    </w:p>
+    <w:p>
+      <w:pPr>
+        <w:pStyle w:val="2"/>
         <w:numPr>
           <w:ilvl w:val="1"/>
           <w:numId w:val="1"/>
         </w:numPr>
         <w:rPr>
+          <w:rFonts w:ascii="Calibri" w:hAnsi="Calibri" w:cs="Calibri"/>
           <w:color w:val="auto"/>
           <w:lang w:val="el-GR"/>
         </w:rPr>
       </w:pPr>
-      <w:bookmarkStart w:id="4" w:name="_Toc201786897"/>
-      <w:r>
-        <w:rPr>
+      <w:bookmarkStart w:id="4" w:name="_Toc202225602"/>
+      <w:r>
+        <w:rPr>
+          <w:rFonts w:ascii="Calibri" w:hAnsi="Calibri" w:cs="Calibri"/>
           <w:color w:val="auto"/>
           <w:lang w:val="el-GR"/>
         </w:rPr>
@@ -1729,6 +2431,7 @@
       </w:r>
       <w:r>
         <w:rPr>
+          <w:rFonts w:ascii="Calibri" w:hAnsi="Calibri" w:cs="Calibri"/>
           <w:color w:val="auto"/>
           <w:lang w:val="el-GR"/>
         </w:rPr>
@@ -1739,136 +2442,115 @@
     <w:p>
       <w:pPr>
         <w:rPr>
-          <w:lang w:val="el-GR"/>
-        </w:rPr>
-      </w:pPr>
-    </w:p>
-    <w:p>
-      <w:pPr>
-        <w:pStyle w:val="ListParagraph"/>
-        <w:numPr>
-          <w:ilvl w:val="0"/>
-          <w:numId w:val="16"/>
-        </w:numPr>
+          <w:rFonts w:ascii="Calibri" w:hAnsi="Calibri" w:cs="Calibri"/>
+          <w:sz w:val="22"/>
+          <w:szCs w:val="22"/>
+          <w:lang w:val="el-GR"/>
+        </w:rPr>
+      </w:pPr>
+    </w:p>
+    <w:p>
+      <w:pPr>
         <w:spacing w:line="360" w:lineRule="auto"/>
-        <w:rPr>
-          <w:lang w:val="el-GR"/>
-        </w:rPr>
-      </w:pPr>
-      <w:r>
-        <w:rPr>
-          <w:lang w:val="el-GR"/>
-        </w:rPr>
-        <w:t>Η εφαρμογή εμφανίζει άμεσα το ποσοστό κινδύνου στον χρήστη.</w:t>
-      </w:r>
-    </w:p>
-    <w:p>
-      <w:pPr>
-        <w:pStyle w:val="ListParagraph"/>
-        <w:numPr>
-          <w:ilvl w:val="0"/>
-          <w:numId w:val="16"/>
-        </w:numPr>
-        <w:spacing w:line="360" w:lineRule="auto"/>
-        <w:rPr>
-          <w:lang w:val="el-GR"/>
-        </w:rPr>
-      </w:pPr>
-      <w:r>
-        <w:rPr>
-          <w:lang w:val="el-GR"/>
-        </w:rPr>
-        <w:t xml:space="preserve">Εκτέλεση αλγορίθμων μηχανικής μάθησης και παραγωγή της πρόβλεψης αποκλειστικά από τον </w:t>
-      </w:r>
-      <w:r>
-        <w:t>browser</w:t>
-      </w:r>
-      <w:r>
-        <w:rPr>
-          <w:lang w:val="el-GR"/>
-        </w:rPr>
-        <w:t>.</w:t>
-      </w:r>
-    </w:p>
-    <w:p>
-      <w:pPr>
-        <w:pStyle w:val="ListParagraph"/>
-        <w:numPr>
-          <w:ilvl w:val="0"/>
-          <w:numId w:val="16"/>
-        </w:numPr>
-        <w:spacing w:line="360" w:lineRule="auto"/>
-        <w:rPr>
-          <w:lang w:val="el-GR"/>
-        </w:rPr>
-      </w:pPr>
-      <w:r>
-        <w:rPr>
-          <w:lang w:val="el-GR"/>
-        </w:rPr>
-        <w:t xml:space="preserve">Η εφαρμογή χρησιμοποιεί την υπηρεσία </w:t>
+        <w:ind w:left="284"/>
+        <w:rPr>
+          <w:rFonts w:ascii="Calibri" w:hAnsi="Calibri" w:cs="Calibri"/>
+          <w:sz w:val="22"/>
+          <w:szCs w:val="22"/>
+          <w:lang w:val="el-GR"/>
+        </w:rPr>
+      </w:pPr>
+      <w:r>
+        <w:rPr>
+          <w:rFonts w:ascii="Calibri" w:hAnsi="Calibri" w:cs="Calibri"/>
+          <w:sz w:val="22"/>
+          <w:szCs w:val="22"/>
+          <w:lang w:val="el-GR"/>
+        </w:rPr>
+        <w:t xml:space="preserve">Το αποτέλεσμα της πρόβλεψης παρουσιάζεται στον χρήστη με καθαρό, κατανοητό και φιλικό τρόπο. Η πλατφόρμα φροντίζει ώστε η πληροφορία να εμφανίζεται σε εμφανές σημείο και να συνοδεύεται από σύντομο κείμενο που διευκολύνει την ερμηνεία της. Παράλληλα, ο χρήστης μπορεί να επιλέξει αν επιθυμεί να λάβει το αποτέλεσμα στο </w:t>
+      </w:r>
+      <w:r>
+        <w:rPr>
+          <w:rFonts w:ascii="Calibri" w:hAnsi="Calibri" w:cs="Calibri"/>
+          <w:sz w:val="22"/>
+          <w:szCs w:val="22"/>
+        </w:rPr>
+        <w:t>email</w:t>
+      </w:r>
+      <w:r>
+        <w:rPr>
+          <w:rFonts w:ascii="Calibri" w:hAnsi="Calibri" w:cs="Calibri"/>
+          <w:sz w:val="22"/>
+          <w:szCs w:val="22"/>
+          <w:lang w:val="el-GR"/>
+        </w:rPr>
+        <w:t xml:space="preserve"> του ή να το κατεβάσει ως αρχείο</w:t>
+      </w:r>
+      <w:r>
+        <w:rPr>
+          <w:rFonts w:ascii="Calibri" w:hAnsi="Calibri" w:cs="Calibri"/>
+          <w:sz w:val="22"/>
+          <w:szCs w:val="22"/>
+          <w:lang w:val="el-GR"/>
+        </w:rPr>
+        <w:t xml:space="preserve"> </w:t>
+      </w:r>
+      <w:r>
+        <w:rPr>
+          <w:rFonts w:ascii="Calibri" w:hAnsi="Calibri" w:cs="Calibri"/>
+          <w:sz w:val="22"/>
+          <w:szCs w:val="22"/>
+          <w:lang w:val="en-US"/>
+        </w:rPr>
+        <w:t>pdf</w:t>
+      </w:r>
+      <w:r>
+        <w:rPr>
+          <w:rFonts w:ascii="Calibri" w:hAnsi="Calibri" w:cs="Calibri"/>
+          <w:sz w:val="22"/>
+          <w:szCs w:val="22"/>
+          <w:lang w:val="el-GR"/>
+        </w:rPr>
+        <w:t xml:space="preserve">. Οι επιλογές αυτές ενισχύουν τη χρηστικότητα και καθιστούν το αποτέλεσμα </w:t>
       </w:r>
       <w:proofErr w:type="spellStart"/>
       <w:r>
         <w:rPr>
-          <w:lang w:val="el-GR"/>
-        </w:rPr>
-        <w:t>EmailJS</w:t>
+          <w:rFonts w:ascii="Calibri" w:hAnsi="Calibri" w:cs="Calibri"/>
+          <w:sz w:val="22"/>
+          <w:szCs w:val="22"/>
+          <w:lang w:val="el-GR"/>
+        </w:rPr>
+        <w:t>προσβάσιμο</w:t>
       </w:r>
       <w:proofErr w:type="spellEnd"/>
       <w:r>
         <w:rPr>
-          <w:lang w:val="el-GR"/>
-        </w:rPr>
-        <w:t xml:space="preserve"> για την αποστολή του</w:t>
-      </w:r>
-      <w:r>
-        <w:rPr>
-          <w:lang w:val="el-GR"/>
-        </w:rPr>
-        <w:t xml:space="preserve"> </w:t>
-      </w:r>
-      <w:r>
-        <w:rPr>
-          <w:lang w:val="el-GR"/>
-        </w:rPr>
-        <w:t xml:space="preserve">αποτελέσματος μέσω email, χωρίς χρήση </w:t>
-      </w:r>
-      <w:proofErr w:type="spellStart"/>
-      <w:r>
-        <w:rPr>
-          <w:lang w:val="el-GR"/>
-        </w:rPr>
-        <w:t>backend</w:t>
-      </w:r>
-      <w:proofErr w:type="spellEnd"/>
-      <w:r>
-        <w:rPr>
-          <w:lang w:val="el-GR"/>
-        </w:rPr>
-        <w:t>.</w:t>
-      </w:r>
-    </w:p>
-    <w:p>
-      <w:pPr>
-        <w:spacing w:line="360" w:lineRule="auto"/>
-      </w:pPr>
-    </w:p>
-    <w:p>
-      <w:pPr>
-        <w:pStyle w:val="Heading2"/>
+          <w:rFonts w:ascii="Calibri" w:hAnsi="Calibri" w:cs="Calibri"/>
+          <w:sz w:val="22"/>
+          <w:szCs w:val="22"/>
+          <w:lang w:val="el-GR"/>
+        </w:rPr>
+        <w:t xml:space="preserve"> και αξιοποιήσιμο.</w:t>
+      </w:r>
+    </w:p>
+    <w:p>
+      <w:pPr>
+        <w:pStyle w:val="2"/>
         <w:numPr>
           <w:ilvl w:val="1"/>
           <w:numId w:val="1"/>
         </w:numPr>
         <w:rPr>
+          <w:rFonts w:ascii="Calibri" w:hAnsi="Calibri" w:cs="Calibri"/>
           <w:color w:val="auto"/>
           <w:lang w:val="el-GR"/>
         </w:rPr>
       </w:pPr>
-      <w:bookmarkStart w:id="5" w:name="_Toc201786898"/>
-      <w:r>
-        <w:rPr>
+      <w:bookmarkStart w:id="5" w:name="_Toc202225603"/>
+      <w:r>
+        <w:rPr>
+          <w:rFonts w:ascii="Calibri" w:hAnsi="Calibri" w:cs="Calibri"/>
           <w:color w:val="auto"/>
           <w:lang w:val="el-GR"/>
         </w:rPr>
@@ -1876,6 +2558,7 @@
       </w:r>
       <w:r>
         <w:rPr>
+          <w:rFonts w:ascii="Calibri" w:hAnsi="Calibri" w:cs="Calibri"/>
           <w:color w:val="auto"/>
           <w:lang w:val="el-GR"/>
         </w:rPr>
@@ -1885,25 +2568,69 @@
     </w:p>
     <w:p>
       <w:pPr>
-        <w:pStyle w:val="ListParagraph"/>
-        <w:numPr>
-          <w:ilvl w:val="0"/>
-          <w:numId w:val="17"/>
-        </w:numPr>
+        <w:rPr>
+          <w:rFonts w:ascii="Calibri" w:hAnsi="Calibri" w:cs="Calibri"/>
+          <w:sz w:val="22"/>
+          <w:szCs w:val="22"/>
+          <w:lang w:val="el-GR"/>
+        </w:rPr>
+      </w:pPr>
+    </w:p>
+    <w:p>
+      <w:pPr>
         <w:spacing w:line="360" w:lineRule="auto"/>
-        <w:rPr>
-          <w:lang w:val="el-GR"/>
-        </w:rPr>
-      </w:pPr>
-      <w:r>
-        <w:rPr>
-          <w:lang w:val="el-GR"/>
-        </w:rPr>
-        <w:t xml:space="preserve">Η εφαρμογή είναι πλήρως </w:t>
+        <w:ind w:left="284"/>
+        <w:rPr>
+          <w:rFonts w:ascii="Calibri" w:hAnsi="Calibri" w:cs="Calibri"/>
+          <w:sz w:val="22"/>
+          <w:szCs w:val="22"/>
+          <w:lang w:val="el-GR"/>
+        </w:rPr>
+      </w:pPr>
+      <w:r>
+        <w:rPr>
+          <w:rFonts w:ascii="Calibri" w:hAnsi="Calibri" w:cs="Calibri"/>
+          <w:sz w:val="22"/>
+          <w:szCs w:val="22"/>
+          <w:lang w:val="el-GR"/>
+        </w:rPr>
+        <w:t xml:space="preserve">Η συνολική υλοποίηση του </w:t>
       </w:r>
       <w:proofErr w:type="spellStart"/>
       <w:r>
         <w:rPr>
+          <w:rFonts w:ascii="Calibri" w:hAnsi="Calibri" w:cs="Calibri"/>
+          <w:sz w:val="22"/>
+          <w:szCs w:val="22"/>
+          <w:lang w:val="el-GR"/>
+        </w:rPr>
+        <w:t>HeartRiskAnalyzer</w:t>
+      </w:r>
+      <w:proofErr w:type="spellEnd"/>
+      <w:r>
+        <w:rPr>
+          <w:rFonts w:ascii="Calibri" w:hAnsi="Calibri" w:cs="Calibri"/>
+          <w:sz w:val="22"/>
+          <w:szCs w:val="22"/>
+          <w:lang w:val="el-GR"/>
+        </w:rPr>
+        <w:t xml:space="preserve"> ακολουθεί την αρχιτεκτονική</w:t>
+      </w:r>
+      <w:r>
+        <w:rPr>
+          <w:rFonts w:ascii="Calibri" w:hAnsi="Calibri" w:cs="Calibri"/>
+          <w:sz w:val="22"/>
+          <w:szCs w:val="22"/>
+          <w:lang w:val="el-GR"/>
+        </w:rPr>
+        <w:t xml:space="preserve"> </w:t>
+      </w:r>
+      <w:proofErr w:type="spellStart"/>
+      <w:r>
+        <w:rPr>
+          <w:rFonts w:ascii="Calibri" w:hAnsi="Calibri" w:cs="Calibri"/>
+          <w:sz w:val="22"/>
+          <w:szCs w:val="22"/>
           <w:lang w:val="el-GR"/>
         </w:rPr>
         <w:t>client-side</w:t>
@@ -1911,6 +2638,9 @@
       <w:proofErr w:type="spellEnd"/>
       <w:r>
         <w:rPr>
+          <w:rFonts w:ascii="Calibri" w:hAnsi="Calibri" w:cs="Calibri"/>
+          <w:sz w:val="22"/>
+          <w:szCs w:val="22"/>
           <w:lang w:val="el-GR"/>
         </w:rPr>
         <w:t xml:space="preserve"> και φιλοξενείται στο </w:t>
@@ -1918,6 +2648,9 @@
       <w:proofErr w:type="spellStart"/>
       <w:r>
         <w:rPr>
+          <w:rFonts w:ascii="Calibri" w:hAnsi="Calibri" w:cs="Calibri"/>
+          <w:sz w:val="22"/>
+          <w:szCs w:val="22"/>
           <w:lang w:val="el-GR"/>
         </w:rPr>
         <w:t>GitHub</w:t>
@@ -1925,6 +2658,9 @@
       <w:proofErr w:type="spellEnd"/>
       <w:r>
         <w:rPr>
+          <w:rFonts w:ascii="Calibri" w:hAnsi="Calibri" w:cs="Calibri"/>
+          <w:sz w:val="22"/>
+          <w:szCs w:val="22"/>
           <w:lang w:val="el-GR"/>
         </w:rPr>
         <w:t xml:space="preserve"> </w:t>
@@ -1932,6 +2668,9 @@
       <w:proofErr w:type="spellStart"/>
       <w:r>
         <w:rPr>
+          <w:rFonts w:ascii="Calibri" w:hAnsi="Calibri" w:cs="Calibri"/>
+          <w:sz w:val="22"/>
+          <w:szCs w:val="22"/>
           <w:lang w:val="el-GR"/>
         </w:rPr>
         <w:t>Pages</w:t>
@@ -1939,6 +2678,9 @@
       <w:proofErr w:type="spellEnd"/>
       <w:r>
         <w:rPr>
+          <w:rFonts w:ascii="Calibri" w:hAnsi="Calibri" w:cs="Calibri"/>
+          <w:sz w:val="22"/>
+          <w:szCs w:val="22"/>
           <w:lang w:val="el-GR"/>
         </w:rPr>
         <w:t xml:space="preserve">, χωρίς χρήση </w:t>
@@ -1946,6 +2688,9 @@
       <w:proofErr w:type="spellStart"/>
       <w:r>
         <w:rPr>
+          <w:rFonts w:ascii="Calibri" w:hAnsi="Calibri" w:cs="Calibri"/>
+          <w:sz w:val="22"/>
+          <w:szCs w:val="22"/>
           <w:lang w:val="el-GR"/>
         </w:rPr>
         <w:t>server</w:t>
@@ -1953,25 +2698,27 @@
       <w:proofErr w:type="spellEnd"/>
       <w:r>
         <w:rPr>
+          <w:rFonts w:ascii="Calibri" w:hAnsi="Calibri" w:cs="Calibri"/>
+          <w:sz w:val="22"/>
+          <w:szCs w:val="22"/>
           <w:lang w:val="el-GR"/>
         </w:rPr>
         <w:t xml:space="preserve"> ή βάσης δεδομένων.</w:t>
       </w:r>
-    </w:p>
-    <w:p>
-      <w:pPr>
-        <w:pStyle w:val="ListParagraph"/>
-        <w:numPr>
-          <w:ilvl w:val="0"/>
-          <w:numId w:val="17"/>
-        </w:numPr>
-        <w:spacing w:line="360" w:lineRule="auto"/>
-        <w:rPr>
-          <w:lang w:val="el-GR"/>
-        </w:rPr>
-      </w:pPr>
-      <w:r>
-        <w:rPr>
+      <w:r>
+        <w:rPr>
+          <w:rFonts w:ascii="Calibri" w:hAnsi="Calibri" w:cs="Calibri"/>
+          <w:sz w:val="22"/>
+          <w:szCs w:val="22"/>
+          <w:lang w:val="el-GR"/>
+        </w:rPr>
+        <w:t xml:space="preserve"> </w:t>
+      </w:r>
+      <w:r>
+        <w:rPr>
+          <w:rFonts w:ascii="Calibri" w:hAnsi="Calibri" w:cs="Calibri"/>
+          <w:sz w:val="22"/>
+          <w:szCs w:val="22"/>
           <w:lang w:val="el-GR"/>
         </w:rPr>
         <w:t xml:space="preserve">Η εφαρμογή χρησιμοποιεί στατικά αρχεία HTML, CSS, </w:t>
@@ -1979,6 +2726,9 @@
       <w:proofErr w:type="spellStart"/>
       <w:r>
         <w:rPr>
+          <w:rFonts w:ascii="Calibri" w:hAnsi="Calibri" w:cs="Calibri"/>
+          <w:sz w:val="22"/>
+          <w:szCs w:val="22"/>
           <w:lang w:val="el-GR"/>
         </w:rPr>
         <w:t>JavaScript</w:t>
@@ -1986,26 +2736,60 @@
       <w:proofErr w:type="spellEnd"/>
       <w:r>
         <w:rPr>
+          <w:rFonts w:ascii="Calibri" w:hAnsi="Calibri" w:cs="Calibri"/>
+          <w:sz w:val="22"/>
+          <w:szCs w:val="22"/>
           <w:lang w:val="el-GR"/>
         </w:rPr>
         <w:t>, καθώς και το εκπαιδευμένο μοντέλο TensorFlow.js.</w:t>
       </w:r>
-    </w:p>
-    <w:p>
-      <w:pPr>
-        <w:pStyle w:val="Heading1"/>
+      <w:r>
+        <w:rPr>
+          <w:rFonts w:ascii="Calibri" w:hAnsi="Calibri" w:cs="Calibri"/>
+          <w:sz w:val="22"/>
+          <w:szCs w:val="22"/>
+          <w:lang w:val="el-GR"/>
+        </w:rPr>
+        <w:t xml:space="preserve"> Η φιλοσοφία αυτού του επιπέδου είναι να επιτρέπει στον χρήστη να χρησιμοποιήσει το εργαλείο χωρίς να απαιτούνται εγκαταστάσεις, ρυθμίσεις ή ειδικός εξοπλισμός. Αρκεί η χρήση ενός σύγχρονου </w:t>
+      </w:r>
+      <w:proofErr w:type="spellStart"/>
+      <w:r>
+        <w:rPr>
+          <w:rFonts w:ascii="Calibri" w:hAnsi="Calibri" w:cs="Calibri"/>
+          <w:sz w:val="22"/>
+          <w:szCs w:val="22"/>
+          <w:lang w:val="el-GR"/>
+        </w:rPr>
+        <w:t>φυλλομετρητή</w:t>
+      </w:r>
+      <w:proofErr w:type="spellEnd"/>
+      <w:r>
+        <w:rPr>
+          <w:rFonts w:ascii="Calibri" w:hAnsi="Calibri" w:cs="Calibri"/>
+          <w:sz w:val="22"/>
+          <w:szCs w:val="22"/>
+          <w:lang w:val="el-GR"/>
+        </w:rPr>
+        <w:t xml:space="preserve"> και σύνδεσης στο διαδίκτυο, ώστε όλες οι λειτουργίες να εκτελεστούν άμεσα και αξιόπιστα.</w:t>
+      </w:r>
+    </w:p>
+    <w:p>
+      <w:pPr>
+        <w:pStyle w:val="1"/>
         <w:numPr>
           <w:ilvl w:val="0"/>
           <w:numId w:val="1"/>
         </w:numPr>
         <w:rPr>
+          <w:rFonts w:ascii="Calibri" w:hAnsi="Calibri" w:cs="Calibri"/>
           <w:color w:val="auto"/>
           <w:lang w:val="el-GR"/>
         </w:rPr>
       </w:pPr>
-      <w:bookmarkStart w:id="6" w:name="_Toc201786899"/>
-      <w:r>
-        <w:rPr>
+      <w:bookmarkStart w:id="6" w:name="_Toc202225604"/>
+      <w:r>
+        <w:rPr>
+          <w:rFonts w:ascii="Calibri" w:hAnsi="Calibri" w:cs="Calibri"/>
           <w:color w:val="auto"/>
           <w:lang w:val="el-GR"/>
         </w:rPr>
@@ -2017,29 +2801,51 @@
       <w:pPr>
         <w:ind w:left="284"/>
         <w:rPr>
-          <w:lang w:val="el-GR"/>
-        </w:rPr>
-      </w:pPr>
-      <w:r>
-        <w:rPr>
+          <w:rFonts w:ascii="Calibri" w:hAnsi="Calibri" w:cs="Calibri"/>
+          <w:sz w:val="22"/>
+          <w:szCs w:val="22"/>
+          <w:lang w:val="el-GR"/>
+        </w:rPr>
+      </w:pPr>
+      <w:r>
+        <w:rPr>
+          <w:rFonts w:ascii="Calibri" w:hAnsi="Calibri" w:cs="Calibri"/>
+          <w:sz w:val="22"/>
+          <w:szCs w:val="22"/>
           <w:lang w:val="el-GR"/>
         </w:rPr>
         <w:t xml:space="preserve">Η εφαρμογή αποτελεί μια </w:t>
       </w:r>
       <w:r>
+        <w:rPr>
+          <w:rFonts w:ascii="Calibri" w:hAnsi="Calibri" w:cs="Calibri"/>
+          <w:sz w:val="22"/>
+          <w:szCs w:val="22"/>
+        </w:rPr>
         <w:t>client</w:t>
       </w:r>
       <w:r>
         <w:rPr>
+          <w:rFonts w:ascii="Calibri" w:hAnsi="Calibri" w:cs="Calibri"/>
+          <w:sz w:val="22"/>
+          <w:szCs w:val="22"/>
           <w:lang w:val="el-GR"/>
         </w:rPr>
         <w:t xml:space="preserve">- </w:t>
       </w:r>
       <w:r>
+        <w:rPr>
+          <w:rFonts w:ascii="Calibri" w:hAnsi="Calibri" w:cs="Calibri"/>
+          <w:sz w:val="22"/>
+          <w:szCs w:val="22"/>
+        </w:rPr>
         <w:t>based</w:t>
       </w:r>
       <w:r>
         <w:rPr>
+          <w:rFonts w:ascii="Calibri" w:hAnsi="Calibri" w:cs="Calibri"/>
+          <w:sz w:val="22"/>
+          <w:szCs w:val="22"/>
           <w:lang w:val="el-GR"/>
         </w:rPr>
         <w:t xml:space="preserve"> και εκτελείται αποκλειστικά στο περιβάλλον του χρήστη. Για τον λόγο αυτό έχουν ενσωματωθεί βασικές τεχνικές ασφαλείας για την προστασία των πληροφοριών του χρήστη και την διασφάλιση της ακεραιότητας της διαδικασίας. </w:t>
@@ -2049,11 +2855,17 @@
       <w:pPr>
         <w:ind w:left="284"/>
         <w:rPr>
-          <w:lang w:val="el-GR"/>
-        </w:rPr>
-      </w:pPr>
-      <w:r>
-        <w:rPr>
+          <w:rFonts w:ascii="Calibri" w:hAnsi="Calibri" w:cs="Calibri"/>
+          <w:sz w:val="22"/>
+          <w:szCs w:val="22"/>
+          <w:lang w:val="el-GR"/>
+        </w:rPr>
+      </w:pPr>
+      <w:r>
+        <w:rPr>
+          <w:rFonts w:ascii="Calibri" w:hAnsi="Calibri" w:cs="Calibri"/>
+          <w:sz w:val="22"/>
+          <w:szCs w:val="22"/>
           <w:lang w:val="el-GR"/>
         </w:rPr>
         <w:t>Οι βασικές τεχνικές ασφαλείας είναι:</w:t>
@@ -2061,50 +2873,74 @@
     </w:p>
     <w:p>
       <w:pPr>
-        <w:pStyle w:val="ListParagraph"/>
+        <w:pStyle w:val="a6"/>
         <w:numPr>
           <w:ilvl w:val="0"/>
           <w:numId w:val="18"/>
         </w:numPr>
         <w:rPr>
-          <w:lang w:val="el-GR"/>
-        </w:rPr>
-      </w:pPr>
-      <w:r>
-        <w:rPr>
-          <w:lang w:val="el-GR"/>
-        </w:rPr>
-        <w:t>Βασικό</w:t>
-      </w:r>
-      <w:r>
-        <w:t xml:space="preserve"> </w:t>
-      </w:r>
-      <w:r>
-        <w:t xml:space="preserve">validation </w:t>
-      </w:r>
-      <w:r>
-        <w:rPr>
-          <w:lang w:val="el-GR"/>
-        </w:rPr>
-        <w:t>στον</w:t>
-      </w:r>
-      <w:r>
-        <w:t xml:space="preserve"> </w:t>
-      </w:r>
-      <w:r>
-        <w:t xml:space="preserve">browser. </w:t>
-      </w:r>
-      <w:r>
-        <w:rPr>
-          <w:lang w:val="el-GR"/>
-        </w:rPr>
-        <w:t xml:space="preserve">Όλα τα πεδία της φόρμας πρέπει να συμπληρώνονται υποχρεωτικά, ενώ υπάρχει έλεγχος ορθότητας του </w:t>
-      </w:r>
-      <w:r>
+          <w:rFonts w:ascii="Calibri" w:hAnsi="Calibri" w:cs="Calibri"/>
+          <w:sz w:val="22"/>
+          <w:szCs w:val="22"/>
+          <w:lang w:val="el-GR"/>
+        </w:rPr>
+      </w:pPr>
+      <w:r>
+        <w:rPr>
+          <w:rFonts w:ascii="Calibri" w:hAnsi="Calibri" w:cs="Calibri"/>
+          <w:sz w:val="22"/>
+          <w:szCs w:val="22"/>
+          <w:lang w:val="el-GR"/>
+        </w:rPr>
+        <w:t xml:space="preserve">Βασικό </w:t>
+      </w:r>
+      <w:r>
+        <w:rPr>
+          <w:rFonts w:ascii="Calibri" w:hAnsi="Calibri" w:cs="Calibri"/>
+          <w:sz w:val="22"/>
+          <w:szCs w:val="22"/>
+        </w:rPr>
+        <w:t>validation</w:t>
+      </w:r>
+      <w:r>
+        <w:rPr>
+          <w:rFonts w:ascii="Calibri" w:hAnsi="Calibri" w:cs="Calibri"/>
+          <w:sz w:val="22"/>
+          <w:szCs w:val="22"/>
+          <w:lang w:val="el-GR"/>
+        </w:rPr>
+        <w:t xml:space="preserve"> στον </w:t>
+      </w:r>
+      <w:r>
+        <w:rPr>
+          <w:rFonts w:ascii="Calibri" w:hAnsi="Calibri" w:cs="Calibri"/>
+          <w:sz w:val="22"/>
+          <w:szCs w:val="22"/>
+        </w:rPr>
+        <w:t>browser</w:t>
+      </w:r>
+      <w:r>
+        <w:rPr>
+          <w:rFonts w:ascii="Calibri" w:hAnsi="Calibri" w:cs="Calibri"/>
+          <w:sz w:val="22"/>
+          <w:szCs w:val="22"/>
+          <w:lang w:val="el-GR"/>
+        </w:rPr>
+        <w:t xml:space="preserve">. Όλα τα πεδία της φόρμας πρέπει να συμπληρώνονται υποχρεωτικά, ενώ υπάρχει έλεγχος ορθότητας του </w:t>
+      </w:r>
+      <w:r>
+        <w:rPr>
+          <w:rFonts w:ascii="Calibri" w:hAnsi="Calibri" w:cs="Calibri"/>
+          <w:sz w:val="22"/>
+          <w:szCs w:val="22"/>
+        </w:rPr>
         <w:t>email</w:t>
       </w:r>
       <w:r>
         <w:rPr>
+          <w:rFonts w:ascii="Calibri" w:hAnsi="Calibri" w:cs="Calibri"/>
+          <w:sz w:val="22"/>
+          <w:szCs w:val="22"/>
           <w:lang w:val="el-GR"/>
         </w:rPr>
         <w:t>.</w:t>
@@ -2112,44 +2948,74 @@
     </w:p>
     <w:p>
       <w:pPr>
-        <w:pStyle w:val="ListParagraph"/>
+        <w:pStyle w:val="a6"/>
         <w:numPr>
           <w:ilvl w:val="0"/>
           <w:numId w:val="18"/>
         </w:numPr>
         <w:rPr>
-          <w:lang w:val="el-GR"/>
-        </w:rPr>
-      </w:pPr>
-      <w:r>
-        <w:rPr>
+          <w:rFonts w:ascii="Calibri" w:hAnsi="Calibri" w:cs="Calibri"/>
+          <w:sz w:val="22"/>
+          <w:szCs w:val="22"/>
+          <w:lang w:val="el-GR"/>
+        </w:rPr>
+      </w:pPr>
+      <w:r>
+        <w:rPr>
+          <w:rFonts w:ascii="Calibri" w:hAnsi="Calibri" w:cs="Calibri"/>
+          <w:sz w:val="22"/>
+          <w:szCs w:val="22"/>
           <w:lang w:val="el-GR"/>
         </w:rPr>
         <w:t xml:space="preserve">Η υπηρεσία </w:t>
       </w:r>
       <w:r>
+        <w:rPr>
+          <w:rFonts w:ascii="Calibri" w:hAnsi="Calibri" w:cs="Calibri"/>
+          <w:sz w:val="22"/>
+          <w:szCs w:val="22"/>
+        </w:rPr>
         <w:t>EmailJS</w:t>
       </w:r>
       <w:r>
         <w:rPr>
+          <w:rFonts w:ascii="Calibri" w:hAnsi="Calibri" w:cs="Calibri"/>
+          <w:sz w:val="22"/>
+          <w:szCs w:val="22"/>
           <w:lang w:val="el-GR"/>
         </w:rPr>
         <w:t xml:space="preserve"> ενσωματώνει δικά της μέτρα ασφαλείας και χρησιμοποιεί ένα </w:t>
       </w:r>
       <w:r>
+        <w:rPr>
+          <w:rFonts w:ascii="Calibri" w:hAnsi="Calibri" w:cs="Calibri"/>
+          <w:sz w:val="22"/>
+          <w:szCs w:val="22"/>
+        </w:rPr>
         <w:t>API</w:t>
       </w:r>
       <w:r>
         <w:rPr>
+          <w:rFonts w:ascii="Calibri" w:hAnsi="Calibri" w:cs="Calibri"/>
+          <w:sz w:val="22"/>
+          <w:szCs w:val="22"/>
           <w:lang w:val="el-GR"/>
         </w:rPr>
         <w:t xml:space="preserve"> </w:t>
       </w:r>
       <w:r>
+        <w:rPr>
+          <w:rFonts w:ascii="Calibri" w:hAnsi="Calibri" w:cs="Calibri"/>
+          <w:sz w:val="22"/>
+          <w:szCs w:val="22"/>
+        </w:rPr>
         <w:t>key</w:t>
       </w:r>
       <w:r>
         <w:rPr>
+          <w:rFonts w:ascii="Calibri" w:hAnsi="Calibri" w:cs="Calibri"/>
+          <w:sz w:val="22"/>
+          <w:szCs w:val="22"/>
           <w:lang w:val="el-GR"/>
         </w:rPr>
         <w:t>.</w:t>
@@ -2157,26 +3023,40 @@
     </w:p>
     <w:p>
       <w:pPr>
-        <w:pStyle w:val="ListParagraph"/>
+        <w:pStyle w:val="a6"/>
         <w:numPr>
           <w:ilvl w:val="0"/>
           <w:numId w:val="18"/>
         </w:numPr>
         <w:rPr>
-          <w:lang w:val="el-GR"/>
-        </w:rPr>
-      </w:pPr>
-      <w:r>
-        <w:rPr>
+          <w:rFonts w:ascii="Calibri" w:hAnsi="Calibri" w:cs="Calibri"/>
+          <w:sz w:val="22"/>
+          <w:szCs w:val="22"/>
+          <w:lang w:val="el-GR"/>
+        </w:rPr>
+      </w:pPr>
+      <w:r>
+        <w:rPr>
+          <w:rFonts w:ascii="Calibri" w:hAnsi="Calibri" w:cs="Calibri"/>
+          <w:sz w:val="22"/>
+          <w:szCs w:val="22"/>
           <w:lang w:val="el-GR"/>
         </w:rPr>
         <w:t xml:space="preserve">Αποφεύγεται η μεταφορά ιατρικών δεδομένων σε απομακρυσμένους </w:t>
       </w:r>
       <w:r>
+        <w:rPr>
+          <w:rFonts w:ascii="Calibri" w:hAnsi="Calibri" w:cs="Calibri"/>
+          <w:sz w:val="22"/>
+          <w:szCs w:val="22"/>
+        </w:rPr>
         <w:t>server</w:t>
       </w:r>
       <w:r>
         <w:rPr>
+          <w:rFonts w:ascii="Calibri" w:hAnsi="Calibri" w:cs="Calibri"/>
+          <w:sz w:val="22"/>
+          <w:szCs w:val="22"/>
           <w:lang w:val="el-GR"/>
         </w:rPr>
         <w:t>, καθώς το μοντέλο μηχανικής μάθησης φορτώνεται τοπικά.</w:t>
@@ -2184,64 +3064,92 @@
     </w:p>
     <w:p>
       <w:pPr>
-        <w:pStyle w:val="ListParagraph"/>
+        <w:pStyle w:val="a6"/>
         <w:numPr>
           <w:ilvl w:val="0"/>
           <w:numId w:val="18"/>
         </w:numPr>
         <w:rPr>
-          <w:lang w:val="el-GR"/>
-        </w:rPr>
-      </w:pPr>
-      <w:r>
-        <w:rPr>
+          <w:rFonts w:ascii="Calibri" w:hAnsi="Calibri" w:cs="Calibri"/>
+          <w:sz w:val="22"/>
+          <w:szCs w:val="22"/>
+          <w:lang w:val="el-GR"/>
+        </w:rPr>
+      </w:pPr>
+      <w:r>
+        <w:rPr>
+          <w:rFonts w:ascii="Calibri" w:hAnsi="Calibri" w:cs="Calibri"/>
+          <w:sz w:val="22"/>
+          <w:szCs w:val="22"/>
           <w:lang w:val="el-GR"/>
         </w:rPr>
         <w:t xml:space="preserve">Η εφαρμογή φιλοξενείται στο </w:t>
       </w:r>
       <w:r>
+        <w:rPr>
+          <w:rFonts w:ascii="Calibri" w:hAnsi="Calibri" w:cs="Calibri"/>
+          <w:sz w:val="22"/>
+          <w:szCs w:val="22"/>
+        </w:rPr>
         <w:t>GitHub</w:t>
       </w:r>
       <w:r>
         <w:rPr>
+          <w:rFonts w:ascii="Calibri" w:hAnsi="Calibri" w:cs="Calibri"/>
+          <w:sz w:val="22"/>
+          <w:szCs w:val="22"/>
           <w:lang w:val="el-GR"/>
         </w:rPr>
         <w:t xml:space="preserve"> </w:t>
       </w:r>
       <w:r>
+        <w:rPr>
+          <w:rFonts w:ascii="Calibri" w:hAnsi="Calibri" w:cs="Calibri"/>
+          <w:sz w:val="22"/>
+          <w:szCs w:val="22"/>
+        </w:rPr>
         <w:t>Pages</w:t>
       </w:r>
       <w:r>
         <w:rPr>
+          <w:rFonts w:ascii="Calibri" w:hAnsi="Calibri" w:cs="Calibri"/>
+          <w:sz w:val="22"/>
+          <w:szCs w:val="22"/>
+          <w:lang w:val="el-GR"/>
+        </w:rPr>
+        <w:t xml:space="preserve"> το οποίο χρησιμοποιεί </w:t>
+      </w:r>
+      <w:r>
+        <w:rPr>
+          <w:rFonts w:ascii="Calibri" w:hAnsi="Calibri" w:cs="Calibri"/>
+          <w:sz w:val="22"/>
+          <w:szCs w:val="22"/>
+        </w:rPr>
+        <w:t>HTTPS</w:t>
+      </w:r>
+      <w:r>
+        <w:rPr>
+          <w:rFonts w:ascii="Calibri" w:hAnsi="Calibri" w:cs="Calibri"/>
+          <w:sz w:val="22"/>
+          <w:szCs w:val="22"/>
           <w:lang w:val="el-GR"/>
         </w:rPr>
         <w:t xml:space="preserve"> </w:t>
       </w:r>
       <w:r>
         <w:rPr>
-          <w:lang w:val="el-GR"/>
-        </w:rPr>
-        <w:t xml:space="preserve">το οποίο χρησιμοποιεί </w:t>
-      </w:r>
-      <w:r>
-        <w:t>HTTPS</w:t>
-      </w:r>
-      <w:r>
-        <w:rPr>
-          <w:lang w:val="el-GR"/>
-        </w:rPr>
-        <w:t xml:space="preserve"> </w:t>
-      </w:r>
-      <w:proofErr w:type="spellStart"/>
-      <w:r>
-        <w:rPr>
-          <w:lang w:val="el-GR"/>
-        </w:rPr>
-        <w:t>πρωτόκωλλο</w:t>
-      </w:r>
-      <w:proofErr w:type="spellEnd"/>
-      <w:r>
-        <w:rPr>
+          <w:rFonts w:ascii="Calibri" w:hAnsi="Calibri" w:cs="Calibri"/>
+          <w:sz w:val="22"/>
+          <w:szCs w:val="22"/>
+          <w:lang w:val="el-GR"/>
+        </w:rPr>
+        <w:t>πρωτόκολλο</w:t>
+      </w:r>
+      <w:r>
+        <w:rPr>
+          <w:rFonts w:ascii="Calibri" w:hAnsi="Calibri" w:cs="Calibri"/>
+          <w:sz w:val="22"/>
+          <w:szCs w:val="22"/>
           <w:lang w:val="el-GR"/>
         </w:rPr>
         <w:t xml:space="preserve">, με αποτέλεσμα η επικοινωνία χρήστη και εφαρμογής είναι κρυπτογραφημένη. </w:t>
@@ -2249,19 +3157,21 @@
     </w:p>
     <w:p>
       <w:pPr>
-        <w:pStyle w:val="Heading1"/>
+        <w:pStyle w:val="1"/>
         <w:numPr>
           <w:ilvl w:val="0"/>
           <w:numId w:val="1"/>
         </w:numPr>
         <w:rPr>
+          <w:rFonts w:ascii="Calibri" w:hAnsi="Calibri" w:cs="Calibri"/>
           <w:color w:val="auto"/>
           <w:lang w:val="el-GR"/>
         </w:rPr>
       </w:pPr>
-      <w:bookmarkStart w:id="7" w:name="_Toc201786900"/>
-      <w:r>
-        <w:rPr>
+      <w:bookmarkStart w:id="7" w:name="_Toc202225605"/>
+      <w:r>
+        <w:rPr>
+          <w:rFonts w:ascii="Calibri" w:hAnsi="Calibri" w:cs="Calibri"/>
           <w:color w:val="auto"/>
           <w:lang w:val="el-GR"/>
         </w:rPr>
@@ -2274,65 +3184,119 @@
       <w:pPr>
         <w:ind w:left="284"/>
         <w:rPr>
-          <w:lang w:val="el-GR"/>
-        </w:rPr>
-      </w:pPr>
-      <w:r>
-        <w:rPr>
+          <w:rFonts w:ascii="Calibri" w:hAnsi="Calibri" w:cs="Calibri"/>
+          <w:sz w:val="22"/>
+          <w:szCs w:val="22"/>
+          <w:lang w:val="el-GR"/>
+        </w:rPr>
+      </w:pPr>
+      <w:r>
+        <w:rPr>
+          <w:rFonts w:ascii="Calibri" w:hAnsi="Calibri" w:cs="Calibri"/>
+          <w:sz w:val="22"/>
+          <w:szCs w:val="22"/>
           <w:lang w:val="el-GR"/>
         </w:rPr>
         <w:t xml:space="preserve">Για την υλοποίηση της εφαρμογής </w:t>
       </w:r>
       <w:r>
+        <w:rPr>
+          <w:rFonts w:ascii="Calibri" w:hAnsi="Calibri" w:cs="Calibri"/>
+          <w:sz w:val="22"/>
+          <w:szCs w:val="22"/>
+        </w:rPr>
         <w:t>Heart</w:t>
       </w:r>
       <w:r>
         <w:rPr>
+          <w:rFonts w:ascii="Calibri" w:hAnsi="Calibri" w:cs="Calibri"/>
+          <w:sz w:val="22"/>
+          <w:szCs w:val="22"/>
           <w:lang w:val="el-GR"/>
         </w:rPr>
         <w:t xml:space="preserve"> </w:t>
       </w:r>
       <w:r>
+        <w:rPr>
+          <w:rFonts w:ascii="Calibri" w:hAnsi="Calibri" w:cs="Calibri"/>
+          <w:sz w:val="22"/>
+          <w:szCs w:val="22"/>
+        </w:rPr>
         <w:t>Risk</w:t>
       </w:r>
       <w:r>
         <w:rPr>
+          <w:rFonts w:ascii="Calibri" w:hAnsi="Calibri" w:cs="Calibri"/>
+          <w:sz w:val="22"/>
+          <w:szCs w:val="22"/>
           <w:lang w:val="el-GR"/>
         </w:rPr>
         <w:t xml:space="preserve"> </w:t>
       </w:r>
       <w:r>
+        <w:rPr>
+          <w:rFonts w:ascii="Calibri" w:hAnsi="Calibri" w:cs="Calibri"/>
+          <w:sz w:val="22"/>
+          <w:szCs w:val="22"/>
+        </w:rPr>
         <w:t>Analyzer</w:t>
       </w:r>
       <w:r>
         <w:rPr>
+          <w:rFonts w:ascii="Calibri" w:hAnsi="Calibri" w:cs="Calibri"/>
+          <w:sz w:val="22"/>
+          <w:szCs w:val="22"/>
           <w:lang w:val="el-GR"/>
         </w:rPr>
         <w:t xml:space="preserve"> χρησιμοποιήθηκαν σύγχρονες και ευρέως διαδεδομένες τεχνολογίες και εργαλεία ανάπτυξης που επιτρέπουν την εύκολη διαχείριση του </w:t>
       </w:r>
       <w:r>
+        <w:rPr>
+          <w:rFonts w:ascii="Calibri" w:hAnsi="Calibri" w:cs="Calibri"/>
+          <w:sz w:val="22"/>
+          <w:szCs w:val="22"/>
+        </w:rPr>
         <w:t>front</w:t>
       </w:r>
       <w:r>
         <w:rPr>
+          <w:rFonts w:ascii="Calibri" w:hAnsi="Calibri" w:cs="Calibri"/>
+          <w:sz w:val="22"/>
+          <w:szCs w:val="22"/>
           <w:lang w:val="el-GR"/>
         </w:rPr>
         <w:t>-</w:t>
       </w:r>
       <w:r>
+        <w:rPr>
+          <w:rFonts w:ascii="Calibri" w:hAnsi="Calibri" w:cs="Calibri"/>
+          <w:sz w:val="22"/>
+          <w:szCs w:val="22"/>
+        </w:rPr>
         <w:t>end</w:t>
       </w:r>
       <w:r>
         <w:rPr>
+          <w:rFonts w:ascii="Calibri" w:hAnsi="Calibri" w:cs="Calibri"/>
+          <w:sz w:val="22"/>
+          <w:szCs w:val="22"/>
           <w:lang w:val="el-GR"/>
         </w:rPr>
         <w:t xml:space="preserve">, την ενσωμάτωση μηχανισμών τεχνητής νοημοσύνης καθώς και την αποστολή αποτελεσμάτων μέσω </w:t>
       </w:r>
       <w:r>
+        <w:rPr>
+          <w:rFonts w:ascii="Calibri" w:hAnsi="Calibri" w:cs="Calibri"/>
+          <w:sz w:val="22"/>
+          <w:szCs w:val="22"/>
+        </w:rPr>
         <w:t>email</w:t>
       </w:r>
       <w:r>
         <w:rPr>
+          <w:rFonts w:ascii="Calibri" w:hAnsi="Calibri" w:cs="Calibri"/>
+          <w:sz w:val="22"/>
+          <w:szCs w:val="22"/>
           <w:lang w:val="el-GR"/>
         </w:rPr>
         <w:t>. Πιο συγκεκριμένα, τα εργαλεία και οι τεχνολογίες που αξιοποιήθηκαν είναι τα εξής:</w:t>
@@ -2340,20 +3304,26 @@
     </w:p>
     <w:p>
       <w:pPr>
-        <w:pStyle w:val="ListParagraph"/>
+        <w:pStyle w:val="a6"/>
         <w:numPr>
           <w:ilvl w:val="0"/>
           <w:numId w:val="11"/>
         </w:numPr>
         <w:rPr>
+          <w:rFonts w:ascii="Calibri" w:hAnsi="Calibri" w:cs="Calibri"/>
           <w:b/>
           <w:bCs/>
-        </w:rPr>
-      </w:pPr>
-      <w:r>
-        <w:rPr>
+          <w:sz w:val="22"/>
+          <w:szCs w:val="22"/>
+        </w:rPr>
+      </w:pPr>
+      <w:r>
+        <w:rPr>
+          <w:rFonts w:ascii="Calibri" w:hAnsi="Calibri" w:cs="Calibri"/>
           <w:b/>
           <w:bCs/>
+          <w:sz w:val="22"/>
+          <w:szCs w:val="22"/>
         </w:rPr>
         <w:t>HTML</w:t>
       </w:r>
@@ -2362,65 +3332,112 @@
       <w:pPr>
         <w:ind w:left="360"/>
         <w:rPr>
-          <w:lang w:val="el-GR"/>
-        </w:rPr>
-      </w:pPr>
-      <w:r>
-        <w:rPr>
+          <w:rFonts w:ascii="Calibri" w:hAnsi="Calibri" w:cs="Calibri"/>
+          <w:sz w:val="22"/>
+          <w:szCs w:val="22"/>
+          <w:lang w:val="el-GR"/>
+        </w:rPr>
+      </w:pPr>
+      <w:r>
+        <w:rPr>
+          <w:rFonts w:ascii="Calibri" w:hAnsi="Calibri" w:cs="Calibri"/>
+          <w:sz w:val="22"/>
+          <w:szCs w:val="22"/>
           <w:lang w:val="el-GR"/>
         </w:rPr>
         <w:t xml:space="preserve">Η </w:t>
       </w:r>
       <w:r>
+        <w:rPr>
+          <w:rFonts w:ascii="Calibri" w:hAnsi="Calibri" w:cs="Calibri"/>
+          <w:sz w:val="22"/>
+          <w:szCs w:val="22"/>
+        </w:rPr>
         <w:t>HTML</w:t>
       </w:r>
       <w:r>
         <w:rPr>
+          <w:rFonts w:ascii="Calibri" w:hAnsi="Calibri" w:cs="Calibri"/>
+          <w:sz w:val="22"/>
+          <w:szCs w:val="22"/>
           <w:lang w:val="el-GR"/>
         </w:rPr>
         <w:t xml:space="preserve"> </w:t>
       </w:r>
       <w:r>
         <w:rPr>
+          <w:rFonts w:ascii="Calibri" w:hAnsi="Calibri" w:cs="Calibri"/>
+          <w:sz w:val="22"/>
+          <w:szCs w:val="22"/>
           <w:lang w:val="el-GR"/>
         </w:rPr>
         <w:t xml:space="preserve">χρησιμοποιήθηκε για τη δημιουργία της δομής της ιστοσελίδας και της φόρμας εισαγωγής δεδομένων από τον χρήστη. </w:t>
       </w:r>
       <w:r>
         <w:rPr>
+          <w:rFonts w:ascii="Calibri" w:hAnsi="Calibri" w:cs="Calibri"/>
+          <w:sz w:val="22"/>
+          <w:szCs w:val="22"/>
           <w:lang w:val="el-GR"/>
         </w:rPr>
         <w:t>Π</w:t>
       </w:r>
       <w:r>
         <w:rPr>
+          <w:rFonts w:ascii="Calibri" w:hAnsi="Calibri" w:cs="Calibri"/>
+          <w:sz w:val="22"/>
+          <w:szCs w:val="22"/>
           <w:lang w:val="el-GR"/>
         </w:rPr>
         <w:t xml:space="preserve">ροσφέρει συμβατότητα με όλους τους σύγχρονους </w:t>
       </w:r>
       <w:r>
+        <w:rPr>
+          <w:rFonts w:ascii="Calibri" w:hAnsi="Calibri" w:cs="Calibri"/>
+          <w:sz w:val="22"/>
+          <w:szCs w:val="22"/>
+        </w:rPr>
         <w:t>browsers</w:t>
       </w:r>
       <w:r>
         <w:rPr>
+          <w:rFonts w:ascii="Calibri" w:hAnsi="Calibri" w:cs="Calibri"/>
+          <w:sz w:val="22"/>
+          <w:szCs w:val="22"/>
           <w:lang w:val="el-GR"/>
         </w:rPr>
         <w:t xml:space="preserve"> και υποστηρίζει την υλοποίηση </w:t>
       </w:r>
       <w:r>
+        <w:rPr>
+          <w:rFonts w:ascii="Calibri" w:hAnsi="Calibri" w:cs="Calibri"/>
+          <w:sz w:val="22"/>
+          <w:szCs w:val="22"/>
+        </w:rPr>
         <w:t>responsive</w:t>
       </w:r>
       <w:r>
         <w:rPr>
+          <w:rFonts w:ascii="Calibri" w:hAnsi="Calibri" w:cs="Calibri"/>
+          <w:sz w:val="22"/>
+          <w:szCs w:val="22"/>
           <w:lang w:val="el-GR"/>
         </w:rPr>
         <w:t xml:space="preserve"> σχεδίων μέσω του κατάλληλου συνδυασμού με </w:t>
       </w:r>
       <w:r>
+        <w:rPr>
+          <w:rFonts w:ascii="Calibri" w:hAnsi="Calibri" w:cs="Calibri"/>
+          <w:sz w:val="22"/>
+          <w:szCs w:val="22"/>
+        </w:rPr>
         <w:t>CSS</w:t>
       </w:r>
       <w:r>
         <w:rPr>
+          <w:rFonts w:ascii="Calibri" w:hAnsi="Calibri" w:cs="Calibri"/>
+          <w:sz w:val="22"/>
+          <w:szCs w:val="22"/>
           <w:lang w:val="el-GR"/>
         </w:rPr>
         <w:t>.</w:t>
@@ -2428,21 +3445,27 @@
     </w:p>
     <w:p>
       <w:pPr>
-        <w:pStyle w:val="ListParagraph"/>
+        <w:pStyle w:val="a6"/>
         <w:numPr>
           <w:ilvl w:val="0"/>
           <w:numId w:val="11"/>
         </w:numPr>
         <w:rPr>
+          <w:rFonts w:ascii="Calibri" w:hAnsi="Calibri" w:cs="Calibri"/>
           <w:b/>
           <w:bCs/>
-          <w:lang w:val="el-GR"/>
-        </w:rPr>
-      </w:pPr>
-      <w:r>
-        <w:rPr>
+          <w:sz w:val="22"/>
+          <w:szCs w:val="22"/>
+          <w:lang w:val="el-GR"/>
+        </w:rPr>
+      </w:pPr>
+      <w:r>
+        <w:rPr>
+          <w:rFonts w:ascii="Calibri" w:hAnsi="Calibri" w:cs="Calibri"/>
           <w:b/>
           <w:bCs/>
+          <w:sz w:val="22"/>
+          <w:szCs w:val="22"/>
         </w:rPr>
         <w:t>CSS</w:t>
       </w:r>
@@ -2451,38 +3474,68 @@
       <w:pPr>
         <w:ind w:left="360"/>
         <w:rPr>
-          <w:lang w:val="el-GR"/>
-        </w:rPr>
-      </w:pPr>
-      <w:r>
+          <w:rFonts w:ascii="Calibri" w:hAnsi="Calibri" w:cs="Calibri"/>
+          <w:sz w:val="22"/>
+          <w:szCs w:val="22"/>
+          <w:lang w:val="el-GR"/>
+        </w:rPr>
+      </w:pPr>
+      <w:r>
+        <w:rPr>
+          <w:rFonts w:ascii="Calibri" w:hAnsi="Calibri" w:cs="Calibri"/>
+          <w:sz w:val="22"/>
+          <w:szCs w:val="22"/>
+        </w:rPr>
         <w:t>H</w:t>
       </w:r>
       <w:r>
         <w:rPr>
+          <w:rFonts w:ascii="Calibri" w:hAnsi="Calibri" w:cs="Calibri"/>
+          <w:sz w:val="22"/>
+          <w:szCs w:val="22"/>
           <w:lang w:val="el-GR"/>
         </w:rPr>
         <w:t xml:space="preserve"> </w:t>
       </w:r>
       <w:r>
+        <w:rPr>
+          <w:rFonts w:ascii="Calibri" w:hAnsi="Calibri" w:cs="Calibri"/>
+          <w:sz w:val="22"/>
+          <w:szCs w:val="22"/>
+        </w:rPr>
         <w:t>CSS</w:t>
       </w:r>
       <w:r>
         <w:rPr>
+          <w:rFonts w:ascii="Calibri" w:hAnsi="Calibri" w:cs="Calibri"/>
+          <w:sz w:val="22"/>
+          <w:szCs w:val="22"/>
           <w:lang w:val="el-GR"/>
         </w:rPr>
         <w:t xml:space="preserve"> </w:t>
       </w:r>
       <w:r>
         <w:rPr>
+          <w:rFonts w:ascii="Calibri" w:hAnsi="Calibri" w:cs="Calibri"/>
+          <w:sz w:val="22"/>
+          <w:szCs w:val="22"/>
           <w:lang w:val="el-GR"/>
         </w:rPr>
         <w:t xml:space="preserve">χρησιμοποιήθηκε για την αισθητική διαμόρφωση της εφαρμογής. Μέσω των κανόνων μορφοποίησης και των δυνατοτήτων που παρέχει το </w:t>
       </w:r>
       <w:r>
+        <w:rPr>
+          <w:rFonts w:ascii="Calibri" w:hAnsi="Calibri" w:cs="Calibri"/>
+          <w:sz w:val="22"/>
+          <w:szCs w:val="22"/>
+        </w:rPr>
         <w:t>CSS</w:t>
       </w:r>
       <w:r>
         <w:rPr>
+          <w:rFonts w:ascii="Calibri" w:hAnsi="Calibri" w:cs="Calibri"/>
+          <w:sz w:val="22"/>
+          <w:szCs w:val="22"/>
           <w:lang w:val="el-GR"/>
         </w:rPr>
         <w:t xml:space="preserve"> επιτεύχθηκε μια φιλική και ευχάριστη για τον χρήστη διεπαφή.</w:t>
@@ -2490,21 +3543,27 @@
     </w:p>
     <w:p>
       <w:pPr>
-        <w:pStyle w:val="ListParagraph"/>
+        <w:pStyle w:val="a6"/>
         <w:numPr>
           <w:ilvl w:val="0"/>
           <w:numId w:val="11"/>
         </w:numPr>
         <w:rPr>
+          <w:rFonts w:ascii="Calibri" w:hAnsi="Calibri" w:cs="Calibri"/>
           <w:b/>
           <w:bCs/>
-          <w:lang w:val="el-GR"/>
-        </w:rPr>
-      </w:pPr>
-      <w:r>
-        <w:rPr>
+          <w:sz w:val="22"/>
+          <w:szCs w:val="22"/>
+          <w:lang w:val="el-GR"/>
+        </w:rPr>
+      </w:pPr>
+      <w:r>
+        <w:rPr>
+          <w:rFonts w:ascii="Calibri" w:hAnsi="Calibri" w:cs="Calibri"/>
           <w:b/>
           <w:bCs/>
+          <w:sz w:val="22"/>
+          <w:szCs w:val="22"/>
         </w:rPr>
         <w:t>JavaScript</w:t>
       </w:r>
@@ -2512,36 +3571,72 @@
     <w:p>
       <w:pPr>
         <w:ind w:left="360"/>
-      </w:pPr>
-      <w:r>
-        <w:rPr>
+        <w:rPr>
+          <w:rFonts w:ascii="Calibri" w:hAnsi="Calibri" w:cs="Calibri"/>
+          <w:sz w:val="22"/>
+          <w:szCs w:val="22"/>
+        </w:rPr>
+      </w:pPr>
+      <w:r>
+        <w:rPr>
+          <w:rFonts w:ascii="Calibri" w:hAnsi="Calibri" w:cs="Calibri"/>
+          <w:sz w:val="22"/>
+          <w:szCs w:val="22"/>
           <w:lang w:val="el-GR"/>
         </w:rPr>
         <w:t xml:space="preserve">Η γλώσσα </w:t>
       </w:r>
       <w:r>
+        <w:rPr>
+          <w:rFonts w:ascii="Calibri" w:hAnsi="Calibri" w:cs="Calibri"/>
+          <w:sz w:val="22"/>
+          <w:szCs w:val="22"/>
+        </w:rPr>
         <w:t>JavaScript</w:t>
       </w:r>
       <w:r>
         <w:rPr>
+          <w:rFonts w:ascii="Calibri" w:hAnsi="Calibri" w:cs="Calibri"/>
+          <w:sz w:val="22"/>
+          <w:szCs w:val="22"/>
           <w:lang w:val="el-GR"/>
         </w:rPr>
         <w:t xml:space="preserve"> αποτέλεσε το βασικό εργαλείο για την υλοποίηση της λογικής της εφαρμογής. </w:t>
       </w:r>
       <w:proofErr w:type="spellStart"/>
       <w:r>
+        <w:rPr>
+          <w:rFonts w:ascii="Calibri" w:hAnsi="Calibri" w:cs="Calibri"/>
+          <w:sz w:val="22"/>
+          <w:szCs w:val="22"/>
+        </w:rPr>
         <w:t>Μέσω</w:t>
       </w:r>
       <w:proofErr w:type="spellEnd"/>
       <w:r>
+        <w:rPr>
+          <w:rFonts w:ascii="Calibri" w:hAnsi="Calibri" w:cs="Calibri"/>
+          <w:sz w:val="22"/>
+          <w:szCs w:val="22"/>
+        </w:rPr>
         <w:t xml:space="preserve"> JavaScript </w:t>
       </w:r>
       <w:proofErr w:type="spellStart"/>
       <w:r>
+        <w:rPr>
+          <w:rFonts w:ascii="Calibri" w:hAnsi="Calibri" w:cs="Calibri"/>
+          <w:sz w:val="22"/>
+          <w:szCs w:val="22"/>
+        </w:rPr>
         <w:t>υλο</w:t>
       </w:r>
       <w:proofErr w:type="spellEnd"/>
       <w:r>
+        <w:rPr>
+          <w:rFonts w:ascii="Calibri" w:hAnsi="Calibri" w:cs="Calibri"/>
+          <w:sz w:val="22"/>
+          <w:szCs w:val="22"/>
+        </w:rPr>
         <w:t>ποιήθηκε:</w:t>
       </w:r>
     </w:p>
@@ -2557,11 +3652,17 @@
         </w:tabs>
         <w:ind w:left="1080"/>
         <w:rPr>
-          <w:lang w:val="el-GR"/>
-        </w:rPr>
-      </w:pPr>
-      <w:r>
-        <w:rPr>
+          <w:rFonts w:ascii="Calibri" w:hAnsi="Calibri" w:cs="Calibri"/>
+          <w:sz w:val="22"/>
+          <w:szCs w:val="22"/>
+          <w:lang w:val="el-GR"/>
+        </w:rPr>
+      </w:pPr>
+      <w:r>
+        <w:rPr>
+          <w:rFonts w:ascii="Calibri" w:hAnsi="Calibri" w:cs="Calibri"/>
+          <w:sz w:val="22"/>
+          <w:szCs w:val="22"/>
           <w:lang w:val="el-GR"/>
         </w:rPr>
         <w:t>Η λήψη και επεξεργασία των δεδομένων που εισάγει ο χρήστης.</w:t>
@@ -2579,11 +3680,17 @@
         </w:tabs>
         <w:ind w:left="1080"/>
         <w:rPr>
-          <w:lang w:val="el-GR"/>
-        </w:rPr>
-      </w:pPr>
-      <w:r>
-        <w:rPr>
+          <w:rFonts w:ascii="Calibri" w:hAnsi="Calibri" w:cs="Calibri"/>
+          <w:sz w:val="22"/>
+          <w:szCs w:val="22"/>
+          <w:lang w:val="el-GR"/>
+        </w:rPr>
+      </w:pPr>
+      <w:r>
+        <w:rPr>
+          <w:rFonts w:ascii="Calibri" w:hAnsi="Calibri" w:cs="Calibri"/>
+          <w:sz w:val="22"/>
+          <w:szCs w:val="22"/>
           <w:lang w:val="el-GR"/>
         </w:rPr>
         <w:t xml:space="preserve">Η φόρτωση και χρήση του </w:t>
@@ -2591,6 +3698,9 @@
       <w:proofErr w:type="spellStart"/>
       <w:r>
         <w:rPr>
+          <w:rFonts w:ascii="Calibri" w:hAnsi="Calibri" w:cs="Calibri"/>
+          <w:sz w:val="22"/>
+          <w:szCs w:val="22"/>
           <w:lang w:val="el-GR"/>
         </w:rPr>
         <w:t>προεκπαιδευμένου</w:t>
@@ -2598,6 +3708,9 @@
       <w:proofErr w:type="spellEnd"/>
       <w:r>
         <w:rPr>
+          <w:rFonts w:ascii="Calibri" w:hAnsi="Calibri" w:cs="Calibri"/>
+          <w:sz w:val="22"/>
+          <w:szCs w:val="22"/>
           <w:lang w:val="el-GR"/>
         </w:rPr>
         <w:t xml:space="preserve"> μοντέλου μηχανικής μάθησης.</w:t>
@@ -2615,20 +3728,34 @@
         </w:tabs>
         <w:ind w:left="1080"/>
         <w:rPr>
-          <w:lang w:val="el-GR"/>
-        </w:rPr>
-      </w:pPr>
-      <w:r>
-        <w:rPr>
+          <w:rFonts w:ascii="Calibri" w:hAnsi="Calibri" w:cs="Calibri"/>
+          <w:sz w:val="22"/>
+          <w:szCs w:val="22"/>
+          <w:lang w:val="el-GR"/>
+        </w:rPr>
+      </w:pPr>
+      <w:r>
+        <w:rPr>
+          <w:rFonts w:ascii="Calibri" w:hAnsi="Calibri" w:cs="Calibri"/>
+          <w:sz w:val="22"/>
+          <w:szCs w:val="22"/>
           <w:lang w:val="el-GR"/>
         </w:rPr>
         <w:t xml:space="preserve">Η αποστολή των αποτελεσμάτων μέσω </w:t>
       </w:r>
       <w:r>
+        <w:rPr>
+          <w:rFonts w:ascii="Calibri" w:hAnsi="Calibri" w:cs="Calibri"/>
+          <w:sz w:val="22"/>
+          <w:szCs w:val="22"/>
+        </w:rPr>
         <w:t>email</w:t>
       </w:r>
       <w:r>
         <w:rPr>
+          <w:rFonts w:ascii="Calibri" w:hAnsi="Calibri" w:cs="Calibri"/>
+          <w:sz w:val="22"/>
+          <w:szCs w:val="22"/>
           <w:lang w:val="el-GR"/>
         </w:rPr>
         <w:t>.</w:t>
@@ -2638,34 +3765,46 @@
       <w:pPr>
         <w:ind w:left="720"/>
         <w:rPr>
-          <w:lang w:val="el-GR"/>
-        </w:rPr>
-      </w:pPr>
-    </w:p>
-    <w:p>
-      <w:pPr>
-        <w:pStyle w:val="ListParagraph"/>
+          <w:rFonts w:ascii="Calibri" w:hAnsi="Calibri" w:cs="Calibri"/>
+          <w:sz w:val="22"/>
+          <w:szCs w:val="22"/>
+          <w:lang w:val="el-GR"/>
+        </w:rPr>
+      </w:pPr>
+    </w:p>
+    <w:p>
+      <w:pPr>
+        <w:pStyle w:val="a6"/>
         <w:numPr>
           <w:ilvl w:val="0"/>
           <w:numId w:val="10"/>
         </w:numPr>
         <w:rPr>
+          <w:rFonts w:ascii="Calibri" w:hAnsi="Calibri" w:cs="Calibri"/>
           <w:b/>
           <w:bCs/>
-          <w:lang w:val="el-GR"/>
-        </w:rPr>
-      </w:pPr>
-      <w:r>
-        <w:rPr>
+          <w:sz w:val="22"/>
+          <w:szCs w:val="22"/>
+          <w:lang w:val="el-GR"/>
+        </w:rPr>
+      </w:pPr>
+      <w:r>
+        <w:rPr>
+          <w:rFonts w:ascii="Calibri" w:hAnsi="Calibri" w:cs="Calibri"/>
           <w:b/>
           <w:bCs/>
+          <w:sz w:val="22"/>
+          <w:szCs w:val="22"/>
         </w:rPr>
         <w:t>TensorFlow</w:t>
       </w:r>
       <w:r>
         <w:rPr>
+          <w:rFonts w:ascii="Calibri" w:hAnsi="Calibri" w:cs="Calibri"/>
           <w:b/>
           <w:bCs/>
+          <w:sz w:val="22"/>
+          <w:szCs w:val="22"/>
           <w:lang w:val="el-GR"/>
         </w:rPr>
         <w:t>.</w:t>
@@ -2673,15 +3812,21 @@
       <w:proofErr w:type="spellStart"/>
       <w:r>
         <w:rPr>
+          <w:rFonts w:ascii="Calibri" w:hAnsi="Calibri" w:cs="Calibri"/>
           <w:b/>
           <w:bCs/>
+          <w:sz w:val="22"/>
+          <w:szCs w:val="22"/>
         </w:rPr>
         <w:t>j</w:t>
       </w:r>
       <w:r>
         <w:rPr>
+          <w:rFonts w:ascii="Calibri" w:hAnsi="Calibri" w:cs="Calibri"/>
           <w:b/>
           <w:bCs/>
+          <w:sz w:val="22"/>
+          <w:szCs w:val="22"/>
         </w:rPr>
         <w:t>s</w:t>
       </w:r>
@@ -2690,74 +3835,139 @@
     <w:p>
       <w:pPr>
         <w:ind w:left="360"/>
-      </w:pPr>
-      <w:r>
-        <w:rPr>
+        <w:rPr>
+          <w:rFonts w:ascii="Calibri" w:hAnsi="Calibri" w:cs="Calibri"/>
+          <w:sz w:val="22"/>
+          <w:szCs w:val="22"/>
+          <w:lang w:val="el-GR"/>
+        </w:rPr>
+      </w:pPr>
+      <w:r>
+        <w:rPr>
+          <w:rFonts w:ascii="Calibri" w:hAnsi="Calibri" w:cs="Calibri"/>
+          <w:sz w:val="22"/>
+          <w:szCs w:val="22"/>
           <w:lang w:val="el-GR"/>
         </w:rPr>
         <w:t xml:space="preserve">Το </w:t>
       </w:r>
       <w:r>
+        <w:rPr>
+          <w:rFonts w:ascii="Calibri" w:hAnsi="Calibri" w:cs="Calibri"/>
+          <w:sz w:val="22"/>
+          <w:szCs w:val="22"/>
+        </w:rPr>
         <w:t>TensorFlow</w:t>
       </w:r>
       <w:r>
         <w:rPr>
+          <w:rFonts w:ascii="Calibri" w:hAnsi="Calibri" w:cs="Calibri"/>
+          <w:sz w:val="22"/>
+          <w:szCs w:val="22"/>
           <w:lang w:val="el-GR"/>
         </w:rPr>
         <w:t>.</w:t>
       </w:r>
       <w:proofErr w:type="spellStart"/>
       <w:r>
+        <w:rPr>
+          <w:rFonts w:ascii="Calibri" w:hAnsi="Calibri" w:cs="Calibri"/>
+          <w:sz w:val="22"/>
+          <w:szCs w:val="22"/>
+        </w:rPr>
         <w:t>js</w:t>
       </w:r>
       <w:proofErr w:type="spellEnd"/>
       <w:r>
         <w:rPr>
+          <w:rFonts w:ascii="Calibri" w:hAnsi="Calibri" w:cs="Calibri"/>
+          <w:sz w:val="22"/>
+          <w:szCs w:val="22"/>
           <w:lang w:val="el-GR"/>
         </w:rPr>
         <w:t xml:space="preserve"> είναι μια βιβλιοθήκη της </w:t>
       </w:r>
       <w:r>
+        <w:rPr>
+          <w:rFonts w:ascii="Calibri" w:hAnsi="Calibri" w:cs="Calibri"/>
+          <w:sz w:val="22"/>
+          <w:szCs w:val="22"/>
+        </w:rPr>
         <w:t>Google</w:t>
       </w:r>
       <w:r>
         <w:rPr>
+          <w:rFonts w:ascii="Calibri" w:hAnsi="Calibri" w:cs="Calibri"/>
+          <w:sz w:val="22"/>
+          <w:szCs w:val="22"/>
           <w:lang w:val="el-GR"/>
         </w:rPr>
         <w:t xml:space="preserve"> για μηχανική μάθηση στον </w:t>
       </w:r>
       <w:r>
+        <w:rPr>
+          <w:rFonts w:ascii="Calibri" w:hAnsi="Calibri" w:cs="Calibri"/>
+          <w:sz w:val="22"/>
+          <w:szCs w:val="22"/>
+        </w:rPr>
         <w:t>browser</w:t>
       </w:r>
       <w:r>
         <w:rPr>
+          <w:rFonts w:ascii="Calibri" w:hAnsi="Calibri" w:cs="Calibri"/>
+          <w:sz w:val="22"/>
+          <w:szCs w:val="22"/>
           <w:lang w:val="el-GR"/>
         </w:rPr>
         <w:t>. Στην παρούσα εφαρμογή χρησιμοποιήθηκε για τη φόρτωση και εκτέλεση του εκπαιδευμένου μοντέλου πρόβλεψης απευθείας στην πλευρά του πελάτη (</w:t>
       </w:r>
       <w:r>
+        <w:rPr>
+          <w:rFonts w:ascii="Calibri" w:hAnsi="Calibri" w:cs="Calibri"/>
+          <w:sz w:val="22"/>
+          <w:szCs w:val="22"/>
+        </w:rPr>
         <w:t>client</w:t>
       </w:r>
       <w:r>
         <w:rPr>
+          <w:rFonts w:ascii="Calibri" w:hAnsi="Calibri" w:cs="Calibri"/>
+          <w:sz w:val="22"/>
+          <w:szCs w:val="22"/>
           <w:lang w:val="el-GR"/>
         </w:rPr>
         <w:t>-</w:t>
       </w:r>
       <w:r>
+        <w:rPr>
+          <w:rFonts w:ascii="Calibri" w:hAnsi="Calibri" w:cs="Calibri"/>
+          <w:sz w:val="22"/>
+          <w:szCs w:val="22"/>
+        </w:rPr>
         <w:t>based</w:t>
       </w:r>
       <w:r>
         <w:rPr>
+          <w:rFonts w:ascii="Calibri" w:hAnsi="Calibri" w:cs="Calibri"/>
+          <w:sz w:val="22"/>
+          <w:szCs w:val="22"/>
           <w:lang w:val="el-GR"/>
         </w:rPr>
         <w:t xml:space="preserve">), χωρίς την ανάγκη ύπαρξης </w:t>
       </w:r>
       <w:r>
+        <w:rPr>
+          <w:rFonts w:ascii="Calibri" w:hAnsi="Calibri" w:cs="Calibri"/>
+          <w:sz w:val="22"/>
+          <w:szCs w:val="22"/>
+        </w:rPr>
         <w:t>server</w:t>
       </w:r>
       <w:r>
         <w:rPr>
+          <w:rFonts w:ascii="Calibri" w:hAnsi="Calibri" w:cs="Calibri"/>
+          <w:sz w:val="22"/>
+          <w:szCs w:val="22"/>
           <w:lang w:val="el-GR"/>
         </w:rPr>
         <w:t xml:space="preserve">. </w:t>
@@ -2765,79 +3975,133 @@
     </w:p>
     <w:p>
       <w:pPr>
-        <w:pStyle w:val="ListParagraph"/>
+        <w:pStyle w:val="a6"/>
         <w:numPr>
           <w:ilvl w:val="0"/>
           <w:numId w:val="13"/>
         </w:numPr>
         <w:rPr>
+          <w:rFonts w:ascii="Calibri" w:hAnsi="Calibri" w:cs="Calibri"/>
           <w:b/>
           <w:bCs/>
-          <w:lang w:val="el-GR"/>
-        </w:rPr>
-      </w:pPr>
-      <w:r>
-        <w:rPr>
+          <w:sz w:val="22"/>
+          <w:szCs w:val="22"/>
+          <w:lang w:val="el-GR"/>
+        </w:rPr>
+      </w:pPr>
+      <w:proofErr w:type="spellStart"/>
+      <w:r>
+        <w:rPr>
+          <w:rFonts w:ascii="Calibri" w:hAnsi="Calibri" w:cs="Calibri"/>
           <w:b/>
           <w:bCs/>
+          <w:sz w:val="22"/>
+          <w:szCs w:val="22"/>
         </w:rPr>
         <w:t>EmailJS</w:t>
       </w:r>
+      <w:proofErr w:type="spellEnd"/>
     </w:p>
     <w:p>
       <w:pPr>
         <w:ind w:left="360"/>
         <w:rPr>
-          <w:lang w:val="el-GR"/>
-        </w:rPr>
-      </w:pPr>
-      <w:r>
-        <w:rPr>
+          <w:rFonts w:ascii="Calibri" w:hAnsi="Calibri" w:cs="Calibri"/>
+          <w:sz w:val="22"/>
+          <w:szCs w:val="22"/>
+          <w:lang w:val="el-GR"/>
+        </w:rPr>
+      </w:pPr>
+      <w:r>
+        <w:rPr>
+          <w:rFonts w:ascii="Calibri" w:hAnsi="Calibri" w:cs="Calibri"/>
+          <w:sz w:val="22"/>
+          <w:szCs w:val="22"/>
           <w:lang w:val="el-GR"/>
         </w:rPr>
         <w:t xml:space="preserve">Η υπηρεσία </w:t>
       </w:r>
       <w:r>
+        <w:rPr>
+          <w:rFonts w:ascii="Calibri" w:hAnsi="Calibri" w:cs="Calibri"/>
+          <w:sz w:val="22"/>
+          <w:szCs w:val="22"/>
+        </w:rPr>
         <w:t>EmailJS</w:t>
       </w:r>
       <w:r>
         <w:rPr>
+          <w:rFonts w:ascii="Calibri" w:hAnsi="Calibri" w:cs="Calibri"/>
+          <w:sz w:val="22"/>
+          <w:szCs w:val="22"/>
           <w:lang w:val="el-GR"/>
         </w:rPr>
         <w:t xml:space="preserve"> χρησιμοποιήθηκε για την αποστολή </w:t>
       </w:r>
       <w:r>
+        <w:rPr>
+          <w:rFonts w:ascii="Calibri" w:hAnsi="Calibri" w:cs="Calibri"/>
+          <w:sz w:val="22"/>
+          <w:szCs w:val="22"/>
+        </w:rPr>
         <w:t>email</w:t>
       </w:r>
       <w:r>
         <w:rPr>
+          <w:rFonts w:ascii="Calibri" w:hAnsi="Calibri" w:cs="Calibri"/>
+          <w:sz w:val="22"/>
+          <w:szCs w:val="22"/>
           <w:lang w:val="el-GR"/>
         </w:rPr>
         <w:t xml:space="preserve"> χωρίς την ανάγκη </w:t>
       </w:r>
       <w:r>
+        <w:rPr>
+          <w:rFonts w:ascii="Calibri" w:hAnsi="Calibri" w:cs="Calibri"/>
+          <w:sz w:val="22"/>
+          <w:szCs w:val="22"/>
+        </w:rPr>
         <w:t>backend</w:t>
       </w:r>
       <w:r>
         <w:rPr>
+          <w:rFonts w:ascii="Calibri" w:hAnsi="Calibri" w:cs="Calibri"/>
+          <w:sz w:val="22"/>
+          <w:szCs w:val="22"/>
           <w:lang w:val="el-GR"/>
         </w:rPr>
         <w:t xml:space="preserve"> </w:t>
       </w:r>
       <w:r>
+        <w:rPr>
+          <w:rFonts w:ascii="Calibri" w:hAnsi="Calibri" w:cs="Calibri"/>
+          <w:sz w:val="22"/>
+          <w:szCs w:val="22"/>
+        </w:rPr>
         <w:t>server</w:t>
       </w:r>
       <w:r>
         <w:rPr>
+          <w:rFonts w:ascii="Calibri" w:hAnsi="Calibri" w:cs="Calibri"/>
+          <w:sz w:val="22"/>
+          <w:szCs w:val="22"/>
           <w:lang w:val="el-GR"/>
         </w:rPr>
         <w:t xml:space="preserve">. Επιτρέπει την απευθείας αποστολή </w:t>
       </w:r>
       <w:r>
+        <w:rPr>
+          <w:rFonts w:ascii="Calibri" w:hAnsi="Calibri" w:cs="Calibri"/>
+          <w:sz w:val="22"/>
+          <w:szCs w:val="22"/>
+        </w:rPr>
         <w:t>email</w:t>
       </w:r>
       <w:r>
         <w:rPr>
+          <w:rFonts w:ascii="Calibri" w:hAnsi="Calibri" w:cs="Calibri"/>
+          <w:sz w:val="22"/>
+          <w:szCs w:val="22"/>
           <w:lang w:val="el-GR"/>
         </w:rPr>
         <w:t xml:space="preserve"> από την εφαρμογή προς τον τελικό χρήστη</w:t>
@@ -2845,51 +4109,69 @@
     </w:p>
     <w:p>
       <w:pPr>
-        <w:pStyle w:val="ListParagraph"/>
+        <w:pStyle w:val="a6"/>
         <w:numPr>
           <w:ilvl w:val="0"/>
           <w:numId w:val="13"/>
         </w:numPr>
         <w:rPr>
+          <w:rFonts w:ascii="Calibri" w:hAnsi="Calibri" w:cs="Calibri"/>
           <w:b/>
           <w:bCs/>
-          <w:lang w:val="el-GR"/>
-        </w:rPr>
-      </w:pPr>
-      <w:r>
-        <w:rPr>
+          <w:sz w:val="22"/>
+          <w:szCs w:val="22"/>
+          <w:lang w:val="el-GR"/>
+        </w:rPr>
+      </w:pPr>
+      <w:r>
+        <w:rPr>
+          <w:rFonts w:ascii="Calibri" w:hAnsi="Calibri" w:cs="Calibri"/>
           <w:b/>
           <w:bCs/>
+          <w:sz w:val="22"/>
+          <w:szCs w:val="22"/>
         </w:rPr>
         <w:t>Visual</w:t>
       </w:r>
       <w:r>
         <w:rPr>
+          <w:rFonts w:ascii="Calibri" w:hAnsi="Calibri" w:cs="Calibri"/>
           <w:b/>
           <w:bCs/>
+          <w:sz w:val="22"/>
+          <w:szCs w:val="22"/>
           <w:lang w:val="el-GR"/>
         </w:rPr>
         <w:t xml:space="preserve"> </w:t>
       </w:r>
       <w:r>
         <w:rPr>
+          <w:rFonts w:ascii="Calibri" w:hAnsi="Calibri" w:cs="Calibri"/>
           <w:b/>
           <w:bCs/>
+          <w:sz w:val="22"/>
+          <w:szCs w:val="22"/>
         </w:rPr>
         <w:t>Studio</w:t>
       </w:r>
       <w:r>
         <w:rPr>
+          <w:rFonts w:ascii="Calibri" w:hAnsi="Calibri" w:cs="Calibri"/>
           <w:b/>
           <w:bCs/>
+          <w:sz w:val="22"/>
+          <w:szCs w:val="22"/>
           <w:lang w:val="el-GR"/>
         </w:rPr>
         <w:t xml:space="preserve"> </w:t>
       </w:r>
       <w:r>
         <w:rPr>
+          <w:rFonts w:ascii="Calibri" w:hAnsi="Calibri" w:cs="Calibri"/>
           <w:b/>
           <w:bCs/>
+          <w:sz w:val="22"/>
+          <w:szCs w:val="22"/>
         </w:rPr>
         <w:t>Code</w:t>
       </w:r>
@@ -2898,39 +4180,68 @@
       <w:pPr>
         <w:ind w:firstLine="360"/>
         <w:rPr>
-          <w:lang w:val="el-GR"/>
-        </w:rPr>
-      </w:pPr>
-      <w:r>
-        <w:rPr>
-          <w:lang w:val="el-GR"/>
-        </w:rPr>
-        <w:lastRenderedPageBreak/>
+          <w:rFonts w:ascii="Calibri" w:hAnsi="Calibri" w:cs="Calibri"/>
+          <w:sz w:val="22"/>
+          <w:szCs w:val="22"/>
+          <w:lang w:val="el-GR"/>
+        </w:rPr>
+      </w:pPr>
+      <w:r>
+        <w:rPr>
+          <w:rFonts w:ascii="Calibri" w:hAnsi="Calibri" w:cs="Calibri"/>
+          <w:sz w:val="22"/>
+          <w:szCs w:val="22"/>
+          <w:lang w:val="el-GR"/>
+        </w:rPr>
         <w:t xml:space="preserve">Για την ανάπτυξη και οργάνωση του κώδικα χρησιμοποιήθηκε το </w:t>
       </w:r>
       <w:r>
+        <w:rPr>
+          <w:rFonts w:ascii="Calibri" w:hAnsi="Calibri" w:cs="Calibri"/>
+          <w:sz w:val="22"/>
+          <w:szCs w:val="22"/>
+        </w:rPr>
         <w:t>Visual</w:t>
       </w:r>
       <w:r>
         <w:rPr>
+          <w:rFonts w:ascii="Calibri" w:hAnsi="Calibri" w:cs="Calibri"/>
+          <w:sz w:val="22"/>
+          <w:szCs w:val="22"/>
           <w:lang w:val="el-GR"/>
         </w:rPr>
         <w:t xml:space="preserve"> </w:t>
       </w:r>
       <w:r>
+        <w:rPr>
+          <w:rFonts w:ascii="Calibri" w:hAnsi="Calibri" w:cs="Calibri"/>
+          <w:sz w:val="22"/>
+          <w:szCs w:val="22"/>
+        </w:rPr>
         <w:t>Studio</w:t>
       </w:r>
       <w:r>
         <w:rPr>
+          <w:rFonts w:ascii="Calibri" w:hAnsi="Calibri" w:cs="Calibri"/>
+          <w:sz w:val="22"/>
+          <w:szCs w:val="22"/>
           <w:lang w:val="el-GR"/>
         </w:rPr>
         <w:t xml:space="preserve"> </w:t>
       </w:r>
       <w:r>
+        <w:rPr>
+          <w:rFonts w:ascii="Calibri" w:hAnsi="Calibri" w:cs="Calibri"/>
+          <w:sz w:val="22"/>
+          <w:szCs w:val="22"/>
+        </w:rPr>
         <w:t>Code</w:t>
       </w:r>
       <w:r>
         <w:rPr>
+          <w:rFonts w:ascii="Calibri" w:hAnsi="Calibri" w:cs="Calibri"/>
+          <w:sz w:val="22"/>
+          <w:szCs w:val="22"/>
           <w:lang w:val="el-GR"/>
         </w:rPr>
         <w:t>.</w:t>
@@ -2938,28 +4249,37 @@
     </w:p>
     <w:p>
       <w:pPr>
-        <w:pStyle w:val="ListParagraph"/>
+        <w:pStyle w:val="a6"/>
         <w:numPr>
           <w:ilvl w:val="0"/>
           <w:numId w:val="13"/>
         </w:numPr>
         <w:rPr>
+          <w:rFonts w:ascii="Calibri" w:hAnsi="Calibri" w:cs="Calibri"/>
           <w:b/>
           <w:bCs/>
-          <w:lang w:val="el-GR"/>
-        </w:rPr>
-      </w:pPr>
-      <w:r>
-        <w:rPr>
+          <w:sz w:val="22"/>
+          <w:szCs w:val="22"/>
+          <w:lang w:val="el-GR"/>
+        </w:rPr>
+      </w:pPr>
+      <w:r>
+        <w:rPr>
+          <w:rFonts w:ascii="Calibri" w:hAnsi="Calibri" w:cs="Calibri"/>
           <w:b/>
           <w:bCs/>
+          <w:sz w:val="22"/>
+          <w:szCs w:val="22"/>
         </w:rPr>
         <w:t>GitHub</w:t>
       </w:r>
       <w:r>
         <w:rPr>
+          <w:rFonts w:ascii="Calibri" w:hAnsi="Calibri" w:cs="Calibri"/>
           <w:b/>
           <w:bCs/>
+          <w:sz w:val="22"/>
+          <w:szCs w:val="22"/>
         </w:rPr>
         <w:t xml:space="preserve"> Pages</w:t>
       </w:r>
@@ -2968,18 +4288,27 @@
       <w:pPr>
         <w:ind w:left="360"/>
         <w:rPr>
-          <w:lang w:val="el-GR"/>
-        </w:rPr>
-      </w:pPr>
-      <w:r>
-        <w:rPr>
-          <w:lang w:val="el-GR"/>
-        </w:rPr>
+          <w:rFonts w:ascii="Calibri" w:hAnsi="Calibri" w:cs="Calibri"/>
+          <w:sz w:val="22"/>
+          <w:szCs w:val="22"/>
+        </w:rPr>
+      </w:pPr>
+      <w:r>
+        <w:rPr>
+          <w:rFonts w:ascii="Calibri" w:hAnsi="Calibri" w:cs="Calibri"/>
+          <w:sz w:val="22"/>
+          <w:szCs w:val="22"/>
+          <w:lang w:val="el-GR"/>
+        </w:rPr>
+        <w:lastRenderedPageBreak/>
         <w:t xml:space="preserve">Η υπηρεσία </w:t>
       </w:r>
       <w:proofErr w:type="spellStart"/>
       <w:r>
         <w:rPr>
+          <w:rFonts w:ascii="Calibri" w:hAnsi="Calibri" w:cs="Calibri"/>
+          <w:sz w:val="22"/>
+          <w:szCs w:val="22"/>
           <w:lang w:val="el-GR"/>
         </w:rPr>
         <w:t>GitHub</w:t>
@@ -2987,6 +4316,9 @@
       <w:proofErr w:type="spellEnd"/>
       <w:r>
         <w:rPr>
+          <w:rFonts w:ascii="Calibri" w:hAnsi="Calibri" w:cs="Calibri"/>
+          <w:sz w:val="22"/>
+          <w:szCs w:val="22"/>
           <w:lang w:val="el-GR"/>
         </w:rPr>
         <w:t xml:space="preserve"> </w:t>
@@ -2994,6 +4326,9 @@
       <w:proofErr w:type="spellStart"/>
       <w:r>
         <w:rPr>
+          <w:rFonts w:ascii="Calibri" w:hAnsi="Calibri" w:cs="Calibri"/>
+          <w:sz w:val="22"/>
+          <w:szCs w:val="22"/>
           <w:lang w:val="el-GR"/>
         </w:rPr>
         <w:t>Pages</w:t>
@@ -3001,28 +4336,2436 @@
       <w:proofErr w:type="spellEnd"/>
       <w:r>
         <w:rPr>
-          <w:lang w:val="el-GR"/>
-        </w:rPr>
-        <w:t xml:space="preserve"> χρησιμ</w:t>
-      </w:r>
-      <w:r>
+          <w:rFonts w:ascii="Calibri" w:hAnsi="Calibri" w:cs="Calibri"/>
+          <w:sz w:val="22"/>
+          <w:szCs w:val="22"/>
+          <w:lang w:val="el-GR"/>
+        </w:rPr>
+        <w:t xml:space="preserve"> </w:t>
+      </w:r>
+      <w:proofErr w:type="spellStart"/>
+      <w:r>
+        <w:rPr>
+          <w:rFonts w:ascii="Calibri" w:hAnsi="Calibri" w:cs="Calibri"/>
+          <w:sz w:val="22"/>
+          <w:szCs w:val="22"/>
+          <w:lang w:val="el-GR"/>
+        </w:rPr>
+        <w:t>χρησιμ</w:t>
+      </w:r>
+      <w:proofErr w:type="spellEnd"/>
+      <w:r>
+        <w:rPr>
+          <w:rFonts w:ascii="Calibri" w:hAnsi="Calibri" w:cs="Calibri"/>
+          <w:sz w:val="22"/>
+          <w:szCs w:val="22"/>
+        </w:rPr>
         <w:t>o</w:t>
       </w:r>
       <w:r>
         <w:rPr>
+          <w:rFonts w:ascii="Calibri" w:hAnsi="Calibri" w:cs="Calibri"/>
+          <w:sz w:val="22"/>
+          <w:szCs w:val="22"/>
           <w:lang w:val="el-GR"/>
         </w:rPr>
         <w:t>ποιήθηκε για τη φιλοξενία της εφαρμογής στο διαδίκτυο.</w:t>
       </w:r>
     </w:p>
+    <w:p>
+      <w:pPr>
+        <w:ind w:left="360"/>
+        <w:rPr>
+          <w:rFonts w:ascii="Calibri" w:hAnsi="Calibri" w:cs="Calibri"/>
+          <w:sz w:val="22"/>
+          <w:szCs w:val="22"/>
+        </w:rPr>
+      </w:pPr>
+    </w:p>
+    <w:p>
+      <w:pPr>
+        <w:pStyle w:val="1"/>
+        <w:numPr>
+          <w:ilvl w:val="0"/>
+          <w:numId w:val="1"/>
+        </w:numPr>
+        <w:rPr>
+          <w:rFonts w:ascii="Calibri" w:eastAsiaTheme="minorHAnsi" w:hAnsi="Calibri" w:cs="Calibri"/>
+          <w:color w:val="000000" w:themeColor="text1"/>
+          <w:lang w:val="en-US"/>
+        </w:rPr>
+      </w:pPr>
+      <w:r>
+        <w:rPr>
+          <w:rFonts w:ascii="Calibri" w:hAnsi="Calibri" w:cs="Calibri"/>
+          <w:color w:val="000000" w:themeColor="text1"/>
+          <w:sz w:val="32"/>
+          <w:szCs w:val="32"/>
+        </w:rPr>
+        <w:t xml:space="preserve"> </w:t>
+      </w:r>
+      <w:bookmarkStart w:id="8" w:name="_Hlk202224766"/>
+      <w:bookmarkStart w:id="9" w:name="_Toc202225606"/>
+      <w:r>
+        <w:rPr>
+          <w:rFonts w:ascii="Calibri" w:hAnsi="Calibri" w:cs="Calibri"/>
+          <w:color w:val="000000" w:themeColor="text1"/>
+          <w:lang w:val="el-GR"/>
+        </w:rPr>
+        <w:t>Σχεδίαση Πλατφόρμας</w:t>
+      </w:r>
+      <w:bookmarkEnd w:id="8"/>
+      <w:bookmarkEnd w:id="9"/>
+    </w:p>
+    <w:p>
+      <w:pPr>
+        <w:ind w:left="284" w:firstLine="360"/>
+        <w:rPr>
+          <w:rFonts w:ascii="Calibri" w:hAnsi="Calibri" w:cs="Calibri"/>
+          <w:sz w:val="22"/>
+          <w:szCs w:val="22"/>
+          <w:lang w:val="el-GR"/>
+        </w:rPr>
+      </w:pPr>
+      <w:r>
+        <w:rPr>
+          <w:rFonts w:ascii="Calibri" w:hAnsi="Calibri" w:cs="Calibri"/>
+          <w:sz w:val="22"/>
+          <w:szCs w:val="22"/>
+          <w:lang w:val="el-GR"/>
+        </w:rPr>
+        <w:t>Η πλατφόρμα δομείται σε επιμέρους λογικές μονάδες, που συνεργάζονται αρμονικά.</w:t>
+      </w:r>
+      <w:r>
+        <w:rPr>
+          <w:rFonts w:ascii="Calibri" w:hAnsi="Calibri" w:cs="Calibri"/>
+          <w:sz w:val="22"/>
+          <w:szCs w:val="22"/>
+          <w:lang w:val="el-GR"/>
+        </w:rPr>
+        <w:br/>
+      </w:r>
+    </w:p>
+    <w:p>
+      <w:pPr>
+        <w:pStyle w:val="2"/>
+        <w:numPr>
+          <w:ilvl w:val="1"/>
+          <w:numId w:val="1"/>
+        </w:numPr>
+        <w:rPr>
+          <w:rFonts w:ascii="Calibri" w:hAnsi="Calibri" w:cs="Calibri"/>
+          <w:color w:val="auto"/>
+          <w:lang w:val="el-GR"/>
+        </w:rPr>
+      </w:pPr>
+      <w:bookmarkStart w:id="10" w:name="_Toc202225607"/>
+      <w:r>
+        <w:rPr>
+          <w:rFonts w:ascii="Calibri" w:hAnsi="Calibri" w:cs="Calibri"/>
+          <w:color w:val="auto"/>
+          <w:lang w:val="el-GR"/>
+        </w:rPr>
+        <w:t>Αρχιτεκτονική όψη λογισμικού</w:t>
+      </w:r>
+      <w:bookmarkEnd w:id="10"/>
+    </w:p>
+    <w:p>
+      <w:pPr>
+        <w:pStyle w:val="a6"/>
+        <w:ind w:left="1004"/>
+        <w:jc w:val="center"/>
+        <w:rPr>
+          <w:rFonts w:ascii="Calibri" w:hAnsi="Calibri" w:cs="Calibri"/>
+          <w:sz w:val="22"/>
+          <w:szCs w:val="22"/>
+          <w:lang w:val="el-GR"/>
+        </w:rPr>
+      </w:pPr>
+      <w:r>
+        <w:rPr>
+          <w:rFonts w:ascii="Calibri" w:hAnsi="Calibri" w:cs="Calibri"/>
+          <w:sz w:val="22"/>
+          <w:szCs w:val="22"/>
+          <w:lang w:val="el-GR"/>
+        </w:rPr>
+        <w:br/>
+      </w:r>
+      <w:r>
+        <w:rPr>
+          <w:rFonts w:ascii="Calibri" w:hAnsi="Calibri" w:cs="Calibri"/>
+          <w:noProof/>
+          <w:sz w:val="22"/>
+          <w:szCs w:val="22"/>
+        </w:rPr>
+        <w:drawing>
+          <wp:inline distT="0" distB="0" distL="0" distR="0" wp14:anchorId="7DBFA189" wp14:editId="51FE1537">
+            <wp:extent cx="2346897" cy="2406701"/>
+            <wp:effectExtent l="0" t="0" r="0" b="0"/>
+            <wp:docPr id="1760128648" name="Εικόνα 1" descr="Εικόνα που περιέχει κείμενο, στιγμιότυπο οθόνης, γραμμή, διάγραμμα&#10;&#10;Το περιεχόμενο που δημιουργείται από AI ενδέχεται να είναι εσφαλμένο."/>
+            <wp:cNvGraphicFramePr>
+              <a:graphicFrameLocks xmlns:a="http://schemas.openxmlformats.org/drawingml/2006/main" noChangeAspect="1"/>
+            </wp:cNvGraphicFramePr>
+            <a:graphic xmlns:a="http://schemas.openxmlformats.org/drawingml/2006/main">
+              <a:graphicData uri="http://schemas.openxmlformats.org/drawingml/2006/picture">
+                <pic:pic xmlns:pic="http://schemas.openxmlformats.org/drawingml/2006/picture">
+                  <pic:nvPicPr>
+                    <pic:cNvPr id="1760128648" name="Εικόνα 1" descr="Εικόνα που περιέχει κείμενο, στιγμιότυπο οθόνης, γραμμή, διάγραμμα&#10;&#10;Το περιεχόμενο που δημιουργείται από AI ενδέχεται να είναι εσφαλμένο."/>
+                    <pic:cNvPicPr/>
+                  </pic:nvPicPr>
+                  <pic:blipFill>
+                    <a:blip r:embed="rId8"/>
+                    <a:stretch>
+                      <a:fillRect/>
+                    </a:stretch>
+                  </pic:blipFill>
+                  <pic:spPr>
+                    <a:xfrm>
+                      <a:off x="0" y="0"/>
+                      <a:ext cx="2349197" cy="2409059"/>
+                    </a:xfrm>
+                    <a:prstGeom prst="rect">
+                      <a:avLst/>
+                    </a:prstGeom>
+                  </pic:spPr>
+                </pic:pic>
+              </a:graphicData>
+            </a:graphic>
+          </wp:inline>
+        </w:drawing>
+      </w:r>
+      <w:r>
+        <w:rPr>
+          <w:rFonts w:ascii="Calibri" w:hAnsi="Calibri" w:cs="Calibri"/>
+          <w:sz w:val="22"/>
+          <w:szCs w:val="22"/>
+          <w:lang w:val="el-GR"/>
+        </w:rPr>
+        <w:br/>
+      </w:r>
+    </w:p>
+    <w:p>
+      <w:pPr>
+        <w:pStyle w:val="ab"/>
+        <w:ind w:left="1004"/>
+        <w:jc w:val="both"/>
+        <w:rPr>
+          <w:rFonts w:ascii="Calibri" w:hAnsi="Calibri" w:cs="Calibri"/>
+          <w:i w:val="0"/>
+          <w:sz w:val="22"/>
+          <w:szCs w:val="22"/>
+        </w:rPr>
+      </w:pPr>
+      <w:r>
+        <w:rPr>
+          <w:rFonts w:ascii="Calibri" w:hAnsi="Calibri" w:cs="Calibri"/>
+          <w:i w:val="0"/>
+          <w:sz w:val="22"/>
+          <w:szCs w:val="22"/>
+        </w:rPr>
+        <w:t>Παρουσιάζεται το</w:t>
+      </w:r>
+      <w:r>
+        <w:rPr>
+          <w:rFonts w:ascii="Calibri" w:hAnsi="Calibri" w:cs="Calibri"/>
+          <w:i w:val="0"/>
+          <w:sz w:val="22"/>
+          <w:szCs w:val="22"/>
+        </w:rPr>
+        <w:t xml:space="preserve"> διάγραμμα συνιστωσών λογισμικού (</w:t>
+      </w:r>
+      <w:r>
+        <w:rPr>
+          <w:rFonts w:ascii="Calibri" w:hAnsi="Calibri" w:cs="Calibri"/>
+          <w:i w:val="0"/>
+          <w:sz w:val="22"/>
+          <w:szCs w:val="22"/>
+          <w:lang w:val="en-US"/>
+        </w:rPr>
+        <w:t>component</w:t>
+      </w:r>
+      <w:r>
+        <w:rPr>
+          <w:rFonts w:ascii="Calibri" w:hAnsi="Calibri" w:cs="Calibri"/>
+          <w:i w:val="0"/>
+          <w:sz w:val="22"/>
+          <w:szCs w:val="22"/>
+        </w:rPr>
+        <w:t xml:space="preserve"> </w:t>
+      </w:r>
+      <w:r>
+        <w:rPr>
+          <w:rFonts w:ascii="Calibri" w:hAnsi="Calibri" w:cs="Calibri"/>
+          <w:i w:val="0"/>
+          <w:sz w:val="22"/>
+          <w:szCs w:val="22"/>
+          <w:lang w:val="en-US"/>
+        </w:rPr>
+        <w:t>diagram</w:t>
+      </w:r>
+      <w:r>
+        <w:rPr>
+          <w:rFonts w:ascii="Calibri" w:hAnsi="Calibri" w:cs="Calibri"/>
+          <w:i w:val="0"/>
+          <w:sz w:val="22"/>
+          <w:szCs w:val="22"/>
+        </w:rPr>
+        <w:t>) περιγράφει τη δομή του συστήματος  με βάση τις μονάδες λογισμικού και τις μεταξύ τους εξαρτήσεις. Οι συνιστώσες του συστήματος είναι οι ακόλουθες:</w:t>
+      </w:r>
+    </w:p>
+    <w:p>
+      <w:pPr>
+        <w:pStyle w:val="ab"/>
+        <w:ind w:left="1004"/>
+        <w:jc w:val="both"/>
+        <w:rPr>
+          <w:rFonts w:ascii="Calibri" w:hAnsi="Calibri" w:cs="Calibri"/>
+          <w:i w:val="0"/>
+          <w:sz w:val="22"/>
+          <w:szCs w:val="22"/>
+        </w:rPr>
+      </w:pPr>
+      <w:r>
+        <w:rPr>
+          <w:rFonts w:ascii="Calibri" w:hAnsi="Calibri" w:cs="Calibri"/>
+          <w:i w:val="0"/>
+          <w:sz w:val="22"/>
+          <w:szCs w:val="22"/>
+        </w:rPr>
+        <w:br/>
+      </w:r>
+      <w:r>
+        <w:rPr>
+          <w:rFonts w:ascii="Calibri" w:hAnsi="Calibri" w:cs="Calibri"/>
+          <w:i w:val="0"/>
+          <w:sz w:val="22"/>
+          <w:szCs w:val="22"/>
+        </w:rPr>
+        <w:t xml:space="preserve">1. </w:t>
+      </w:r>
+      <w:r>
+        <w:rPr>
+          <w:rFonts w:ascii="Calibri" w:hAnsi="Calibri" w:cs="Calibri"/>
+          <w:i w:val="0"/>
+          <w:sz w:val="22"/>
+          <w:szCs w:val="22"/>
+        </w:rPr>
+        <w:t xml:space="preserve">H σελίδα </w:t>
+      </w:r>
+      <w:r>
+        <w:rPr>
+          <w:rFonts w:ascii="Calibri" w:hAnsi="Calibri" w:cs="Calibri"/>
+          <w:i w:val="0"/>
+          <w:sz w:val="22"/>
+          <w:szCs w:val="22"/>
+        </w:rPr>
+        <w:t xml:space="preserve">με τη φόρμα στοιχείων </w:t>
+      </w:r>
+      <w:r>
+        <w:rPr>
+          <w:rFonts w:ascii="Calibri" w:hAnsi="Calibri" w:cs="Calibri"/>
+          <w:i w:val="0"/>
+          <w:sz w:val="22"/>
+          <w:szCs w:val="22"/>
+        </w:rPr>
+        <w:t>στο σύστημα.</w:t>
+      </w:r>
+    </w:p>
+    <w:p>
+      <w:pPr>
+        <w:pStyle w:val="ab"/>
+        <w:ind w:left="284" w:firstLine="720"/>
+        <w:jc w:val="both"/>
+        <w:rPr>
+          <w:rFonts w:ascii="Calibri" w:hAnsi="Calibri" w:cs="Calibri"/>
+          <w:i w:val="0"/>
+          <w:sz w:val="22"/>
+          <w:szCs w:val="22"/>
+        </w:rPr>
+      </w:pPr>
+      <w:r>
+        <w:rPr>
+          <w:rFonts w:ascii="Calibri" w:hAnsi="Calibri" w:cs="Calibri"/>
+          <w:i w:val="0"/>
+          <w:sz w:val="22"/>
+          <w:szCs w:val="22"/>
+        </w:rPr>
+        <w:t xml:space="preserve">2. </w:t>
+      </w:r>
+      <w:r>
+        <w:rPr>
+          <w:rFonts w:ascii="Calibri" w:hAnsi="Calibri" w:cs="Calibri"/>
+          <w:i w:val="0"/>
+          <w:sz w:val="22"/>
+          <w:szCs w:val="22"/>
+        </w:rPr>
+        <w:t>Η</w:t>
+      </w:r>
+      <w:r>
+        <w:rPr>
+          <w:rFonts w:ascii="Calibri" w:hAnsi="Calibri" w:cs="Calibri"/>
+          <w:i w:val="0"/>
+          <w:sz w:val="22"/>
+          <w:szCs w:val="22"/>
+        </w:rPr>
+        <w:t xml:space="preserve"> εισαγωγή αιτήματος για την πρόβλεψη από τον χρήστη</w:t>
+      </w:r>
+      <w:r>
+        <w:rPr>
+          <w:rFonts w:ascii="Calibri" w:hAnsi="Calibri" w:cs="Calibri"/>
+          <w:i w:val="0"/>
+          <w:sz w:val="22"/>
+          <w:szCs w:val="22"/>
+        </w:rPr>
+        <w:t>.</w:t>
+      </w:r>
+    </w:p>
+    <w:p>
+      <w:pPr>
+        <w:pStyle w:val="ab"/>
+        <w:ind w:left="284" w:firstLine="720"/>
+        <w:jc w:val="both"/>
+        <w:rPr>
+          <w:rFonts w:ascii="Calibri" w:hAnsi="Calibri" w:cs="Calibri"/>
+          <w:i w:val="0"/>
+          <w:sz w:val="22"/>
+          <w:szCs w:val="22"/>
+        </w:rPr>
+      </w:pPr>
+      <w:r>
+        <w:rPr>
+          <w:rFonts w:ascii="Calibri" w:hAnsi="Calibri" w:cs="Calibri"/>
+          <w:i w:val="0"/>
+          <w:sz w:val="22"/>
+          <w:szCs w:val="22"/>
+        </w:rPr>
+        <w:t>3. Η εκτέλεση του αλγορίθμου με τα δεδομένα του χρήστη για να υπολογίσει το ποσοστό</w:t>
+      </w:r>
+      <w:r>
+        <w:rPr>
+          <w:rFonts w:ascii="Calibri" w:hAnsi="Calibri" w:cs="Calibri"/>
+          <w:i w:val="0"/>
+          <w:sz w:val="22"/>
+          <w:szCs w:val="22"/>
+        </w:rPr>
+        <w:t>.</w:t>
+      </w:r>
+    </w:p>
+    <w:p>
+      <w:pPr>
+        <w:pStyle w:val="ab"/>
+        <w:ind w:left="284" w:firstLine="720"/>
+        <w:jc w:val="both"/>
+        <w:rPr>
+          <w:rFonts w:ascii="Calibri" w:hAnsi="Calibri" w:cs="Calibri"/>
+          <w:i w:val="0"/>
+          <w:sz w:val="22"/>
+          <w:szCs w:val="22"/>
+        </w:rPr>
+      </w:pPr>
+      <w:r>
+        <w:rPr>
+          <w:rFonts w:ascii="Calibri" w:hAnsi="Calibri" w:cs="Calibri"/>
+          <w:i w:val="0"/>
+          <w:sz w:val="22"/>
+          <w:szCs w:val="22"/>
+        </w:rPr>
+        <w:t>4. Προβολή αποτελεσμάτων στον χρήστη.</w:t>
+      </w:r>
+    </w:p>
+    <w:p>
+      <w:pPr>
+        <w:pStyle w:val="ab"/>
+        <w:ind w:left="284" w:firstLine="720"/>
+        <w:jc w:val="both"/>
+        <w:rPr>
+          <w:rFonts w:ascii="Calibri" w:hAnsi="Calibri" w:cs="Calibri"/>
+          <w:i w:val="0"/>
+          <w:sz w:val="22"/>
+          <w:szCs w:val="22"/>
+        </w:rPr>
+      </w:pPr>
+      <w:r>
+        <w:rPr>
+          <w:rFonts w:ascii="Calibri" w:hAnsi="Calibri" w:cs="Calibri"/>
+          <w:i w:val="0"/>
+          <w:sz w:val="22"/>
+          <w:szCs w:val="22"/>
+        </w:rPr>
+        <w:t xml:space="preserve">5.Εξαγωγή </w:t>
+      </w:r>
+      <w:r>
+        <w:rPr>
+          <w:rFonts w:ascii="Calibri" w:hAnsi="Calibri" w:cs="Calibri"/>
+          <w:i w:val="0"/>
+          <w:sz w:val="22"/>
+          <w:szCs w:val="22"/>
+          <w:lang w:val="en-GB"/>
+        </w:rPr>
+        <w:t>pdf</w:t>
+      </w:r>
+      <w:r>
+        <w:rPr>
+          <w:rFonts w:ascii="Calibri" w:hAnsi="Calibri" w:cs="Calibri"/>
+          <w:i w:val="0"/>
+          <w:sz w:val="22"/>
+          <w:szCs w:val="22"/>
+        </w:rPr>
+        <w:t xml:space="preserve"> με την πλήρη αναφορά.</w:t>
+      </w:r>
+    </w:p>
+    <w:p>
+      <w:pPr>
+        <w:pStyle w:val="ab"/>
+        <w:ind w:left="284" w:firstLine="720"/>
+        <w:jc w:val="both"/>
+        <w:rPr>
+          <w:rFonts w:ascii="Calibri" w:hAnsi="Calibri" w:cs="Calibri"/>
+          <w:i w:val="0"/>
+          <w:sz w:val="22"/>
+          <w:szCs w:val="22"/>
+        </w:rPr>
+      </w:pPr>
+      <w:r>
+        <w:rPr>
+          <w:rFonts w:ascii="Calibri" w:hAnsi="Calibri" w:cs="Calibri"/>
+          <w:i w:val="0"/>
+          <w:sz w:val="22"/>
+          <w:szCs w:val="22"/>
+        </w:rPr>
+        <w:t xml:space="preserve">6.Αποστολή αποτελεσμάτων  στο </w:t>
+      </w:r>
+      <w:r>
+        <w:rPr>
+          <w:rFonts w:ascii="Calibri" w:hAnsi="Calibri" w:cs="Calibri"/>
+          <w:i w:val="0"/>
+          <w:sz w:val="22"/>
+          <w:szCs w:val="22"/>
+          <w:lang w:val="en-GB"/>
+        </w:rPr>
+        <w:t>email</w:t>
+      </w:r>
+      <w:r>
+        <w:rPr>
+          <w:rFonts w:ascii="Calibri" w:hAnsi="Calibri" w:cs="Calibri"/>
+          <w:i w:val="0"/>
+          <w:sz w:val="22"/>
+          <w:szCs w:val="22"/>
+        </w:rPr>
+        <w:t xml:space="preserve"> του χρήστη.</w:t>
+      </w:r>
+    </w:p>
+    <w:p>
+      <w:pPr>
+        <w:pStyle w:val="ab"/>
+        <w:ind w:left="284" w:firstLine="720"/>
+        <w:jc w:val="both"/>
+        <w:rPr>
+          <w:rFonts w:ascii="Calibri" w:hAnsi="Calibri" w:cs="Calibri"/>
+          <w:i w:val="0"/>
+          <w:sz w:val="22"/>
+          <w:szCs w:val="22"/>
+        </w:rPr>
+      </w:pPr>
+      <w:r>
+        <w:rPr>
+          <w:rFonts w:ascii="Calibri" w:hAnsi="Calibri" w:cs="Calibri"/>
+          <w:i w:val="0"/>
+          <w:sz w:val="22"/>
+          <w:szCs w:val="22"/>
+        </w:rPr>
+        <w:t>7.Άμεση προβολή ποσοστού επικινδυνότητας.</w:t>
+      </w:r>
+    </w:p>
+    <w:p>
+      <w:pPr>
+        <w:pStyle w:val="ab"/>
+        <w:ind w:firstLine="720"/>
+        <w:jc w:val="both"/>
+        <w:rPr>
+          <w:rFonts w:ascii="Calibri" w:hAnsi="Calibri" w:cs="Calibri"/>
+          <w:i w:val="0"/>
+          <w:sz w:val="22"/>
+          <w:szCs w:val="22"/>
+        </w:rPr>
+      </w:pPr>
+    </w:p>
+    <w:p>
+      <w:pPr>
+        <w:pStyle w:val="ab"/>
+        <w:ind w:firstLine="720"/>
+        <w:jc w:val="both"/>
+        <w:rPr>
+          <w:rFonts w:ascii="Calibri" w:hAnsi="Calibri" w:cs="Calibri"/>
+          <w:i w:val="0"/>
+          <w:sz w:val="22"/>
+          <w:szCs w:val="22"/>
+        </w:rPr>
+      </w:pPr>
+      <w:r>
+        <w:rPr>
+          <w:rFonts w:ascii="Calibri" w:hAnsi="Calibri" w:cs="Calibri"/>
+          <w:noProof/>
+          <w:sz w:val="22"/>
+          <w:szCs w:val="22"/>
+        </w:rPr>
+        <w:lastRenderedPageBreak/>
+        <w:drawing>
+          <wp:inline distT="0" distB="0" distL="0" distR="0" wp14:anchorId="4314FF00" wp14:editId="2A6D85B3">
+            <wp:extent cx="5325465" cy="4254000"/>
+            <wp:effectExtent l="0" t="0" r="8890" b="0"/>
+            <wp:docPr id="118628340" name="Εικόνα 1" descr="Εικόνα που περιέχει κείμενο, στιγμιότυπο οθόνης, παράλληλα, διάγραμμα&#10;&#10;Το περιεχόμενο που δημιουργείται από AI ενδέχεται να είναι εσφαλμένο."/>
+            <wp:cNvGraphicFramePr>
+              <a:graphicFrameLocks xmlns:a="http://schemas.openxmlformats.org/drawingml/2006/main" noChangeAspect="1"/>
+            </wp:cNvGraphicFramePr>
+            <a:graphic xmlns:a="http://schemas.openxmlformats.org/drawingml/2006/main">
+              <a:graphicData uri="http://schemas.openxmlformats.org/drawingml/2006/picture">
+                <pic:pic xmlns:pic="http://schemas.openxmlformats.org/drawingml/2006/picture">
+                  <pic:nvPicPr>
+                    <pic:cNvPr id="118628340" name="Εικόνα 1" descr="Εικόνα που περιέχει κείμενο, στιγμιότυπο οθόνης, παράλληλα, διάγραμμα&#10;&#10;Το περιεχόμενο που δημιουργείται από AI ενδέχεται να είναι εσφαλμένο."/>
+                    <pic:cNvPicPr/>
+                  </pic:nvPicPr>
+                  <pic:blipFill>
+                    <a:blip r:embed="rId9"/>
+                    <a:stretch>
+                      <a:fillRect/>
+                    </a:stretch>
+                  </pic:blipFill>
+                  <pic:spPr>
+                    <a:xfrm>
+                      <a:off x="0" y="0"/>
+                      <a:ext cx="5328212" cy="4256194"/>
+                    </a:xfrm>
+                    <a:prstGeom prst="rect">
+                      <a:avLst/>
+                    </a:prstGeom>
+                  </pic:spPr>
+                </pic:pic>
+              </a:graphicData>
+            </a:graphic>
+          </wp:inline>
+        </w:drawing>
+      </w:r>
+    </w:p>
+    <w:p>
+      <w:pPr>
+        <w:pStyle w:val="ab"/>
+        <w:ind w:firstLine="720"/>
+        <w:jc w:val="both"/>
+        <w:rPr>
+          <w:rFonts w:ascii="Calibri" w:hAnsi="Calibri" w:cs="Calibri"/>
+          <w:i w:val="0"/>
+          <w:sz w:val="22"/>
+          <w:szCs w:val="22"/>
+        </w:rPr>
+      </w:pPr>
+    </w:p>
+    <w:p>
+      <w:pPr>
+        <w:pStyle w:val="ab"/>
+        <w:ind w:left="366" w:firstLine="720"/>
+        <w:jc w:val="both"/>
+        <w:rPr>
+          <w:rFonts w:ascii="Calibri" w:hAnsi="Calibri" w:cs="Calibri"/>
+          <w:i w:val="0"/>
+          <w:sz w:val="22"/>
+          <w:szCs w:val="22"/>
+        </w:rPr>
+      </w:pPr>
+      <w:r>
+        <w:rPr>
+          <w:rFonts w:ascii="Calibri" w:hAnsi="Calibri" w:cs="Calibri"/>
+          <w:i w:val="0"/>
+          <w:sz w:val="22"/>
+          <w:szCs w:val="22"/>
+        </w:rPr>
+        <w:t>Π</w:t>
+      </w:r>
+      <w:r>
+        <w:rPr>
+          <w:rFonts w:ascii="Calibri" w:hAnsi="Calibri" w:cs="Calibri"/>
+          <w:i w:val="0"/>
+          <w:sz w:val="22"/>
+          <w:szCs w:val="22"/>
+        </w:rPr>
+        <w:t xml:space="preserve">αρουσιάζεται το διάγραμμα </w:t>
+      </w:r>
+      <w:r>
+        <w:rPr>
+          <w:rFonts w:ascii="Calibri" w:hAnsi="Calibri" w:cs="Calibri"/>
+          <w:i w:val="0"/>
+          <w:sz w:val="22"/>
+          <w:szCs w:val="22"/>
+        </w:rPr>
+        <w:t xml:space="preserve">ακολουθίας </w:t>
+      </w:r>
+      <w:r>
+        <w:rPr>
+          <w:rFonts w:ascii="Calibri" w:hAnsi="Calibri" w:cs="Calibri"/>
+          <w:i w:val="0"/>
+          <w:sz w:val="22"/>
+          <w:szCs w:val="22"/>
+        </w:rPr>
+        <w:t>του συστήματος</w:t>
+      </w:r>
+      <w:r>
+        <w:rPr>
+          <w:rFonts w:ascii="Calibri" w:hAnsi="Calibri" w:cs="Calibri"/>
+          <w:i w:val="0"/>
+          <w:sz w:val="22"/>
+          <w:szCs w:val="22"/>
+        </w:rPr>
+        <w:t xml:space="preserve"> </w:t>
+      </w:r>
+      <w:proofErr w:type="spellStart"/>
+      <w:r>
+        <w:rPr>
+          <w:rFonts w:ascii="Calibri" w:hAnsi="Calibri" w:cs="Calibri"/>
+          <w:i w:val="0"/>
+          <w:sz w:val="22"/>
+          <w:szCs w:val="22"/>
+          <w:lang w:val="en-GB"/>
+        </w:rPr>
+        <w:t>HeartRisk</w:t>
+      </w:r>
+      <w:proofErr w:type="spellEnd"/>
+      <w:r>
+        <w:rPr>
+          <w:rFonts w:ascii="Calibri" w:hAnsi="Calibri" w:cs="Calibri"/>
+          <w:i w:val="0"/>
+          <w:sz w:val="22"/>
+          <w:szCs w:val="22"/>
+        </w:rPr>
+        <w:t xml:space="preserve"> </w:t>
+      </w:r>
+      <w:r>
+        <w:rPr>
+          <w:rFonts w:ascii="Calibri" w:hAnsi="Calibri" w:cs="Calibri"/>
+          <w:i w:val="0"/>
+          <w:sz w:val="22"/>
+          <w:szCs w:val="22"/>
+          <w:lang w:val="en-GB"/>
+        </w:rPr>
+        <w:t>Analyzer</w:t>
+      </w:r>
+      <w:r>
+        <w:rPr>
+          <w:rFonts w:ascii="Calibri" w:hAnsi="Calibri" w:cs="Calibri"/>
+          <w:i w:val="0"/>
+          <w:sz w:val="22"/>
+          <w:szCs w:val="22"/>
+        </w:rPr>
+        <w:t>:</w:t>
+      </w:r>
+    </w:p>
+    <w:p>
+      <w:pPr>
+        <w:pStyle w:val="ab"/>
+        <w:numPr>
+          <w:ilvl w:val="0"/>
+          <w:numId w:val="25"/>
+        </w:numPr>
+        <w:jc w:val="both"/>
+        <w:rPr>
+          <w:rFonts w:ascii="Calibri" w:hAnsi="Calibri" w:cs="Calibri"/>
+          <w:i w:val="0"/>
+          <w:sz w:val="22"/>
+          <w:szCs w:val="22"/>
+        </w:rPr>
+      </w:pPr>
+      <w:r>
+        <w:rPr>
+          <w:rFonts w:ascii="Calibri" w:hAnsi="Calibri" w:cs="Calibri"/>
+          <w:i w:val="0"/>
+          <w:sz w:val="22"/>
+          <w:szCs w:val="22"/>
+        </w:rPr>
+        <w:t>Εισαγωγή Δεδομένων: Ο χρήστης εισάγει τις τιμές στην φόρμα που εμφανίζεται</w:t>
+      </w:r>
+    </w:p>
+    <w:p>
+      <w:pPr>
+        <w:pStyle w:val="ab"/>
+        <w:numPr>
+          <w:ilvl w:val="0"/>
+          <w:numId w:val="25"/>
+        </w:numPr>
+        <w:jc w:val="both"/>
+        <w:rPr>
+          <w:rFonts w:ascii="Calibri" w:hAnsi="Calibri" w:cs="Calibri"/>
+          <w:i w:val="0"/>
+          <w:sz w:val="22"/>
+          <w:szCs w:val="22"/>
+        </w:rPr>
+      </w:pPr>
+      <w:r>
+        <w:rPr>
+          <w:rFonts w:ascii="Calibri" w:hAnsi="Calibri" w:cs="Calibri"/>
+          <w:i w:val="0"/>
+          <w:sz w:val="22"/>
+          <w:szCs w:val="22"/>
+        </w:rPr>
+        <w:t>Έλεγχός Τιμών: Πραγματοποιείται έλεγχος εγκυρότητας των τιμών</w:t>
+      </w:r>
+    </w:p>
+    <w:p>
+      <w:pPr>
+        <w:pStyle w:val="ab"/>
+        <w:numPr>
+          <w:ilvl w:val="0"/>
+          <w:numId w:val="26"/>
+        </w:numPr>
+        <w:jc w:val="both"/>
+        <w:rPr>
+          <w:rFonts w:ascii="Calibri" w:hAnsi="Calibri" w:cs="Calibri"/>
+          <w:i w:val="0"/>
+          <w:sz w:val="22"/>
+          <w:szCs w:val="22"/>
+        </w:rPr>
+      </w:pPr>
+      <w:r>
+        <w:rPr>
+          <w:rFonts w:ascii="Calibri" w:hAnsi="Calibri" w:cs="Calibri"/>
+          <w:i w:val="0"/>
+          <w:sz w:val="22"/>
+          <w:szCs w:val="22"/>
+        </w:rPr>
+        <w:t>Σωστές τιμές: αν είναι σωστές το αίτημα προχωράει .</w:t>
+      </w:r>
+    </w:p>
+    <w:p>
+      <w:pPr>
+        <w:pStyle w:val="ab"/>
+        <w:numPr>
+          <w:ilvl w:val="0"/>
+          <w:numId w:val="26"/>
+        </w:numPr>
+        <w:jc w:val="both"/>
+        <w:rPr>
+          <w:rFonts w:ascii="Calibri" w:hAnsi="Calibri" w:cs="Calibri"/>
+          <w:i w:val="0"/>
+          <w:sz w:val="22"/>
+          <w:szCs w:val="22"/>
+        </w:rPr>
+      </w:pPr>
+      <w:r>
+        <w:rPr>
+          <w:rFonts w:ascii="Calibri" w:hAnsi="Calibri" w:cs="Calibri"/>
+          <w:i w:val="0"/>
+          <w:sz w:val="22"/>
+          <w:szCs w:val="22"/>
+        </w:rPr>
+        <w:t>Λανθασμένες τιμές: αν είναι λανθασμένες το σύστημα εμφανίζει μήνυμα στον χρήστη να ξανά εισάγει τις τιμές.</w:t>
+      </w:r>
+    </w:p>
+    <w:p>
+      <w:pPr>
+        <w:pStyle w:val="ab"/>
+        <w:numPr>
+          <w:ilvl w:val="0"/>
+          <w:numId w:val="29"/>
+        </w:numPr>
+        <w:jc w:val="both"/>
+        <w:rPr>
+          <w:rFonts w:ascii="Calibri" w:hAnsi="Calibri" w:cs="Calibri"/>
+          <w:i w:val="0"/>
+          <w:sz w:val="22"/>
+          <w:szCs w:val="22"/>
+        </w:rPr>
+      </w:pPr>
+      <w:r>
+        <w:rPr>
+          <w:rFonts w:ascii="Calibri" w:hAnsi="Calibri" w:cs="Calibri"/>
+          <w:i w:val="0"/>
+          <w:sz w:val="22"/>
+          <w:szCs w:val="22"/>
+        </w:rPr>
+        <w:t>Πρόβλεψη Κινδύνου: Το σύστημα εκτελεί το εκπαιδευμένο μοντέλο για να γίνει η πρόβλεψη.</w:t>
+      </w:r>
+    </w:p>
+    <w:p>
+      <w:pPr>
+        <w:pStyle w:val="ab"/>
+        <w:numPr>
+          <w:ilvl w:val="0"/>
+          <w:numId w:val="29"/>
+        </w:numPr>
+        <w:jc w:val="both"/>
+        <w:rPr>
+          <w:rFonts w:ascii="Calibri" w:hAnsi="Calibri" w:cs="Calibri"/>
+          <w:i w:val="0"/>
+          <w:sz w:val="22"/>
+          <w:szCs w:val="22"/>
+        </w:rPr>
+      </w:pPr>
+      <w:r>
+        <w:rPr>
+          <w:rFonts w:ascii="Calibri" w:hAnsi="Calibri" w:cs="Calibri"/>
+          <w:i w:val="0"/>
+          <w:sz w:val="22"/>
+          <w:szCs w:val="22"/>
+        </w:rPr>
+        <w:t>Αποστολή Εκτίμησης: Γυρνάει την εκτίμηση στην ιστοσελίδα.</w:t>
+      </w:r>
+    </w:p>
+    <w:p>
+      <w:pPr>
+        <w:pStyle w:val="ab"/>
+        <w:numPr>
+          <w:ilvl w:val="0"/>
+          <w:numId w:val="29"/>
+        </w:numPr>
+        <w:jc w:val="both"/>
+        <w:rPr>
+          <w:rFonts w:ascii="Calibri" w:hAnsi="Calibri" w:cs="Calibri"/>
+          <w:i w:val="0"/>
+          <w:sz w:val="22"/>
+          <w:szCs w:val="22"/>
+        </w:rPr>
+      </w:pPr>
+      <w:r>
+        <w:rPr>
+          <w:rFonts w:ascii="Calibri" w:hAnsi="Calibri" w:cs="Calibri"/>
+          <w:i w:val="0"/>
+          <w:sz w:val="22"/>
+          <w:szCs w:val="22"/>
+        </w:rPr>
+        <w:t>Προβολή Αποτελεσμάτων: Εμφανίζονται τα αποτελέσματα στον χρήστη.</w:t>
+      </w:r>
+    </w:p>
+    <w:p>
+      <w:pPr>
+        <w:pStyle w:val="ab"/>
+        <w:numPr>
+          <w:ilvl w:val="0"/>
+          <w:numId w:val="29"/>
+        </w:numPr>
+        <w:jc w:val="both"/>
+        <w:rPr>
+          <w:rFonts w:ascii="Calibri" w:hAnsi="Calibri" w:cs="Calibri"/>
+          <w:i w:val="0"/>
+          <w:sz w:val="22"/>
+          <w:szCs w:val="22"/>
+        </w:rPr>
+      </w:pPr>
+      <w:r>
+        <w:rPr>
+          <w:rFonts w:ascii="Calibri" w:hAnsi="Calibri" w:cs="Calibri"/>
+          <w:i w:val="0"/>
+          <w:sz w:val="22"/>
+          <w:szCs w:val="22"/>
+        </w:rPr>
+        <w:t xml:space="preserve">Επιλογή </w:t>
+      </w:r>
+      <w:r>
+        <w:rPr>
+          <w:rFonts w:ascii="Calibri" w:hAnsi="Calibri" w:cs="Calibri"/>
+          <w:i w:val="0"/>
+          <w:sz w:val="22"/>
+          <w:szCs w:val="22"/>
+          <w:lang w:val="en-GB"/>
+        </w:rPr>
+        <w:t>pdf</w:t>
+      </w:r>
+      <w:r>
+        <w:rPr>
+          <w:rFonts w:ascii="Calibri" w:hAnsi="Calibri" w:cs="Calibri"/>
+          <w:i w:val="0"/>
+          <w:sz w:val="22"/>
+          <w:szCs w:val="22"/>
+        </w:rPr>
+        <w:t xml:space="preserve">: Ο χρήστης επιλέγει την λήψη </w:t>
+      </w:r>
+      <w:r>
+        <w:rPr>
+          <w:rFonts w:ascii="Calibri" w:hAnsi="Calibri" w:cs="Calibri"/>
+          <w:i w:val="0"/>
+          <w:sz w:val="22"/>
+          <w:szCs w:val="22"/>
+          <w:lang w:val="en-GB"/>
+        </w:rPr>
+        <w:t>pdf</w:t>
+      </w:r>
+      <w:r>
+        <w:rPr>
+          <w:rFonts w:ascii="Calibri" w:hAnsi="Calibri" w:cs="Calibri"/>
+          <w:i w:val="0"/>
+          <w:sz w:val="22"/>
+          <w:szCs w:val="22"/>
+        </w:rPr>
+        <w:t>.</w:t>
+      </w:r>
+    </w:p>
+    <w:p>
+      <w:pPr>
+        <w:pStyle w:val="ab"/>
+        <w:numPr>
+          <w:ilvl w:val="0"/>
+          <w:numId w:val="29"/>
+        </w:numPr>
+        <w:jc w:val="both"/>
+        <w:rPr>
+          <w:rFonts w:ascii="Calibri" w:hAnsi="Calibri" w:cs="Calibri"/>
+          <w:i w:val="0"/>
+          <w:sz w:val="22"/>
+          <w:szCs w:val="22"/>
+        </w:rPr>
+      </w:pPr>
+      <w:r>
+        <w:rPr>
+          <w:rFonts w:ascii="Calibri" w:hAnsi="Calibri" w:cs="Calibri"/>
+          <w:i w:val="0"/>
+          <w:sz w:val="22"/>
+          <w:szCs w:val="22"/>
+        </w:rPr>
+        <w:t xml:space="preserve">Εξαγωγή </w:t>
+      </w:r>
+      <w:r>
+        <w:rPr>
+          <w:rFonts w:ascii="Calibri" w:hAnsi="Calibri" w:cs="Calibri"/>
+          <w:i w:val="0"/>
+          <w:sz w:val="22"/>
+          <w:szCs w:val="22"/>
+          <w:lang w:val="en-GB"/>
+        </w:rPr>
+        <w:t>pdf</w:t>
+      </w:r>
+      <w:r>
+        <w:rPr>
+          <w:rFonts w:ascii="Calibri" w:hAnsi="Calibri" w:cs="Calibri"/>
+          <w:i w:val="0"/>
+          <w:sz w:val="22"/>
+          <w:szCs w:val="22"/>
+        </w:rPr>
+        <w:t xml:space="preserve">: Εξάγεται το </w:t>
+      </w:r>
+      <w:r>
+        <w:rPr>
+          <w:rFonts w:ascii="Calibri" w:hAnsi="Calibri" w:cs="Calibri"/>
+          <w:i w:val="0"/>
+          <w:sz w:val="22"/>
+          <w:szCs w:val="22"/>
+          <w:lang w:val="en-GB"/>
+        </w:rPr>
+        <w:t>pdf</w:t>
+      </w:r>
+      <w:r>
+        <w:rPr>
+          <w:rFonts w:ascii="Calibri" w:hAnsi="Calibri" w:cs="Calibri"/>
+          <w:i w:val="0"/>
+          <w:sz w:val="22"/>
+          <w:szCs w:val="22"/>
+        </w:rPr>
+        <w:t xml:space="preserve"> με την πλήρη αναφορά</w:t>
+      </w:r>
+    </w:p>
+    <w:p>
+      <w:pPr>
+        <w:pStyle w:val="ab"/>
+        <w:numPr>
+          <w:ilvl w:val="0"/>
+          <w:numId w:val="29"/>
+        </w:numPr>
+        <w:jc w:val="both"/>
+        <w:rPr>
+          <w:rFonts w:ascii="Calibri" w:hAnsi="Calibri" w:cs="Calibri"/>
+          <w:i w:val="0"/>
+          <w:sz w:val="22"/>
+          <w:szCs w:val="22"/>
+        </w:rPr>
+      </w:pPr>
+      <w:r>
+        <w:rPr>
+          <w:rFonts w:ascii="Calibri" w:hAnsi="Calibri" w:cs="Calibri"/>
+          <w:i w:val="0"/>
+          <w:sz w:val="22"/>
+          <w:szCs w:val="22"/>
+        </w:rPr>
+        <w:t xml:space="preserve">Επιλογή </w:t>
+      </w:r>
+      <w:r>
+        <w:rPr>
+          <w:rFonts w:ascii="Calibri" w:hAnsi="Calibri" w:cs="Calibri"/>
+          <w:i w:val="0"/>
+          <w:sz w:val="22"/>
+          <w:szCs w:val="22"/>
+          <w:lang w:val="en-GB"/>
+        </w:rPr>
+        <w:t>email</w:t>
+      </w:r>
+      <w:r>
+        <w:rPr>
+          <w:rFonts w:ascii="Calibri" w:hAnsi="Calibri" w:cs="Calibri"/>
+          <w:i w:val="0"/>
+          <w:sz w:val="22"/>
+          <w:szCs w:val="22"/>
+        </w:rPr>
+        <w:t xml:space="preserve">: Ο χρήστης επιλέγει την αποστολή με </w:t>
+      </w:r>
+      <w:r>
+        <w:rPr>
+          <w:rFonts w:ascii="Calibri" w:hAnsi="Calibri" w:cs="Calibri"/>
+          <w:i w:val="0"/>
+          <w:sz w:val="22"/>
+          <w:szCs w:val="22"/>
+          <w:lang w:val="en-GB"/>
+        </w:rPr>
+        <w:t>email</w:t>
+      </w:r>
+    </w:p>
+    <w:p>
+      <w:pPr>
+        <w:pStyle w:val="ab"/>
+        <w:numPr>
+          <w:ilvl w:val="0"/>
+          <w:numId w:val="29"/>
+        </w:numPr>
+        <w:jc w:val="both"/>
+        <w:rPr>
+          <w:rFonts w:ascii="Calibri" w:hAnsi="Calibri" w:cs="Calibri"/>
+          <w:i w:val="0"/>
+          <w:sz w:val="22"/>
+          <w:szCs w:val="22"/>
+        </w:rPr>
+      </w:pPr>
+      <w:r>
+        <w:rPr>
+          <w:rFonts w:ascii="Calibri" w:hAnsi="Calibri" w:cs="Calibri"/>
+          <w:i w:val="0"/>
+          <w:sz w:val="22"/>
+          <w:szCs w:val="22"/>
+        </w:rPr>
+        <w:t xml:space="preserve">Αποστολή </w:t>
+      </w:r>
+      <w:r>
+        <w:rPr>
+          <w:rFonts w:ascii="Calibri" w:hAnsi="Calibri" w:cs="Calibri"/>
+          <w:i w:val="0"/>
+          <w:sz w:val="22"/>
+          <w:szCs w:val="22"/>
+          <w:lang w:val="en-US"/>
+        </w:rPr>
+        <w:t>email</w:t>
+      </w:r>
+      <w:r>
+        <w:rPr>
+          <w:rFonts w:ascii="Calibri" w:hAnsi="Calibri" w:cs="Calibri"/>
+          <w:i w:val="0"/>
+          <w:sz w:val="22"/>
+          <w:szCs w:val="22"/>
+        </w:rPr>
+        <w:t xml:space="preserve">: Στέλνονται τα αποτελέσματα με </w:t>
+      </w:r>
+      <w:r>
+        <w:rPr>
+          <w:rFonts w:ascii="Calibri" w:hAnsi="Calibri" w:cs="Calibri"/>
+          <w:i w:val="0"/>
+          <w:sz w:val="22"/>
+          <w:szCs w:val="22"/>
+          <w:lang w:val="en-GB"/>
+        </w:rPr>
+        <w:t>email</w:t>
+      </w:r>
+    </w:p>
+    <w:p>
+      <w:pPr>
+        <w:pStyle w:val="ab"/>
+        <w:ind w:left="1364"/>
+        <w:jc w:val="both"/>
+        <w:rPr>
+          <w:rFonts w:ascii="Calibri" w:hAnsi="Calibri" w:cs="Calibri"/>
+          <w:i w:val="0"/>
+          <w:sz w:val="22"/>
+          <w:szCs w:val="22"/>
+        </w:rPr>
+      </w:pPr>
+    </w:p>
+    <w:p>
+      <w:pPr>
+        <w:pStyle w:val="ab"/>
+        <w:jc w:val="both"/>
+        <w:rPr>
+          <w:rFonts w:ascii="Calibri" w:hAnsi="Calibri" w:cs="Calibri"/>
+          <w:i w:val="0"/>
+          <w:sz w:val="22"/>
+          <w:szCs w:val="22"/>
+        </w:rPr>
+      </w:pPr>
+    </w:p>
+    <w:p>
+      <w:pPr>
+        <w:pStyle w:val="ab"/>
+        <w:jc w:val="both"/>
+        <w:rPr>
+          <w:rFonts w:ascii="Calibri" w:hAnsi="Calibri" w:cs="Calibri"/>
+          <w:i w:val="0"/>
+          <w:sz w:val="22"/>
+          <w:szCs w:val="22"/>
+        </w:rPr>
+      </w:pPr>
+    </w:p>
+    <w:p>
+      <w:pPr>
+        <w:pStyle w:val="2"/>
+        <w:numPr>
+          <w:ilvl w:val="1"/>
+          <w:numId w:val="1"/>
+        </w:numPr>
+        <w:rPr>
+          <w:rFonts w:ascii="Calibri" w:hAnsi="Calibri" w:cs="Calibri"/>
+          <w:color w:val="auto"/>
+          <w:lang w:val="el-GR"/>
+        </w:rPr>
+      </w:pPr>
+      <w:bookmarkStart w:id="11" w:name="_Toc202225608"/>
+      <w:r>
+        <w:rPr>
+          <w:rFonts w:ascii="Calibri" w:hAnsi="Calibri" w:cs="Calibri"/>
+          <w:color w:val="auto"/>
+          <w:lang w:val="el-GR"/>
+        </w:rPr>
+        <w:lastRenderedPageBreak/>
+        <w:t>Γραφική Διασύνδεση Χρήστη</w:t>
+      </w:r>
+      <w:bookmarkEnd w:id="11"/>
+    </w:p>
+    <w:p>
+      <w:pPr>
+        <w:ind w:left="720"/>
+        <w:rPr>
+          <w:rFonts w:ascii="Calibri" w:hAnsi="Calibri" w:cs="Calibri"/>
+          <w:sz w:val="22"/>
+          <w:szCs w:val="22"/>
+          <w:lang w:val="el-GR"/>
+        </w:rPr>
+      </w:pPr>
+      <w:r>
+        <w:rPr>
+          <w:rFonts w:ascii="Calibri" w:hAnsi="Calibri" w:cs="Calibri"/>
+          <w:sz w:val="22"/>
+          <w:szCs w:val="22"/>
+          <w:lang w:val="el-GR"/>
+        </w:rPr>
+        <w:br/>
+      </w:r>
+      <w:r>
+        <w:rPr>
+          <w:rFonts w:ascii="Calibri" w:hAnsi="Calibri" w:cs="Calibri"/>
+          <w:sz w:val="22"/>
+          <w:szCs w:val="22"/>
+          <w:lang w:val="el-GR"/>
+        </w:rPr>
+        <w:t xml:space="preserve">Η </w:t>
+      </w:r>
+      <w:proofErr w:type="spellStart"/>
+      <w:r>
+        <w:rPr>
+          <w:rFonts w:ascii="Calibri" w:hAnsi="Calibri" w:cs="Calibri"/>
+          <w:sz w:val="22"/>
+          <w:szCs w:val="22"/>
+          <w:lang w:val="el-GR"/>
+        </w:rPr>
+        <w:t>διεπαφή</w:t>
+      </w:r>
+      <w:proofErr w:type="spellEnd"/>
+      <w:r>
+        <w:rPr>
+          <w:rFonts w:ascii="Calibri" w:hAnsi="Calibri" w:cs="Calibri"/>
+          <w:sz w:val="22"/>
+          <w:szCs w:val="22"/>
+          <w:lang w:val="el-GR"/>
+        </w:rPr>
+        <w:t xml:space="preserve"> του χρήστη έχει σχεδιαστεί με στόχο την απλότητα και την ευκολία χρήσης. Περιλαμβάνει έναν καθαρό τίτλο, μια συνοδευτική εικόνα σχετική με την καρδιακή υγεία, μια παράγραφο επεξήγησης, και τη βασική φόρμα εισαγωγής δεδομένων. Τα πεδία της φόρμας είναι αριθμητικά ή </w:t>
+      </w:r>
+      <w:r>
+        <w:rPr>
+          <w:rFonts w:ascii="Calibri" w:hAnsi="Calibri" w:cs="Calibri"/>
+          <w:sz w:val="22"/>
+          <w:szCs w:val="22"/>
+        </w:rPr>
+        <w:t>email</w:t>
+      </w:r>
+      <w:r>
+        <w:rPr>
+          <w:rFonts w:ascii="Calibri" w:hAnsi="Calibri" w:cs="Calibri"/>
+          <w:sz w:val="22"/>
+          <w:szCs w:val="22"/>
+          <w:lang w:val="el-GR"/>
+        </w:rPr>
+        <w:t>/</w:t>
+      </w:r>
+      <w:r>
+        <w:rPr>
+          <w:rFonts w:ascii="Calibri" w:hAnsi="Calibri" w:cs="Calibri"/>
+          <w:sz w:val="22"/>
+          <w:szCs w:val="22"/>
+        </w:rPr>
+        <w:t>text</w:t>
+      </w:r>
+      <w:r>
+        <w:rPr>
+          <w:rFonts w:ascii="Calibri" w:hAnsi="Calibri" w:cs="Calibri"/>
+          <w:sz w:val="22"/>
+          <w:szCs w:val="22"/>
+          <w:lang w:val="el-GR"/>
+        </w:rPr>
+        <w:t xml:space="preserve">, συνοδευόμενα από περιγραφικά </w:t>
+      </w:r>
+      <w:r>
+        <w:rPr>
+          <w:rFonts w:ascii="Calibri" w:hAnsi="Calibri" w:cs="Calibri"/>
+          <w:sz w:val="22"/>
+          <w:szCs w:val="22"/>
+        </w:rPr>
+        <w:t>placeholders</w:t>
+      </w:r>
+      <w:r>
+        <w:rPr>
+          <w:rFonts w:ascii="Calibri" w:hAnsi="Calibri" w:cs="Calibri"/>
+          <w:sz w:val="22"/>
+          <w:szCs w:val="22"/>
+          <w:lang w:val="el-GR"/>
+        </w:rPr>
+        <w:t xml:space="preserve"> ώστε να καθοδηγούν τον χρήστη. Τα κουμπιά “</w:t>
+      </w:r>
+      <w:r>
+        <w:rPr>
+          <w:rFonts w:ascii="Calibri" w:hAnsi="Calibri" w:cs="Calibri"/>
+          <w:sz w:val="22"/>
+          <w:szCs w:val="22"/>
+        </w:rPr>
+        <w:t>Predict</w:t>
+      </w:r>
+      <w:r>
+        <w:rPr>
+          <w:rFonts w:ascii="Calibri" w:hAnsi="Calibri" w:cs="Calibri"/>
+          <w:sz w:val="22"/>
+          <w:szCs w:val="22"/>
+          <w:lang w:val="el-GR"/>
+        </w:rPr>
+        <w:t>”, “</w:t>
+      </w:r>
+      <w:r>
+        <w:rPr>
+          <w:rFonts w:ascii="Calibri" w:hAnsi="Calibri" w:cs="Calibri"/>
+          <w:sz w:val="22"/>
+          <w:szCs w:val="22"/>
+        </w:rPr>
+        <w:t>Email</w:t>
+      </w:r>
+      <w:r>
+        <w:rPr>
+          <w:rFonts w:ascii="Calibri" w:hAnsi="Calibri" w:cs="Calibri"/>
+          <w:sz w:val="22"/>
+          <w:szCs w:val="22"/>
+          <w:lang w:val="el-GR"/>
+        </w:rPr>
+        <w:t xml:space="preserve"> </w:t>
+      </w:r>
+      <w:r>
+        <w:rPr>
+          <w:rFonts w:ascii="Calibri" w:hAnsi="Calibri" w:cs="Calibri"/>
+          <w:sz w:val="22"/>
+          <w:szCs w:val="22"/>
+        </w:rPr>
+        <w:t>Me</w:t>
+      </w:r>
+      <w:r>
+        <w:rPr>
+          <w:rFonts w:ascii="Calibri" w:hAnsi="Calibri" w:cs="Calibri"/>
+          <w:sz w:val="22"/>
+          <w:szCs w:val="22"/>
+          <w:lang w:val="el-GR"/>
+        </w:rPr>
+        <w:t>” και “</w:t>
+      </w:r>
+      <w:r>
+        <w:rPr>
+          <w:rFonts w:ascii="Calibri" w:hAnsi="Calibri" w:cs="Calibri"/>
+          <w:sz w:val="22"/>
+          <w:szCs w:val="22"/>
+        </w:rPr>
+        <w:t>Save</w:t>
+      </w:r>
+      <w:r>
+        <w:rPr>
+          <w:rFonts w:ascii="Calibri" w:hAnsi="Calibri" w:cs="Calibri"/>
+          <w:sz w:val="22"/>
+          <w:szCs w:val="22"/>
+          <w:lang w:val="el-GR"/>
+        </w:rPr>
+        <w:t xml:space="preserve"> </w:t>
+      </w:r>
+      <w:r>
+        <w:rPr>
+          <w:rFonts w:ascii="Calibri" w:hAnsi="Calibri" w:cs="Calibri"/>
+          <w:sz w:val="22"/>
+          <w:szCs w:val="22"/>
+        </w:rPr>
+        <w:t>as</w:t>
+      </w:r>
+      <w:r>
+        <w:rPr>
+          <w:rFonts w:ascii="Calibri" w:hAnsi="Calibri" w:cs="Calibri"/>
+          <w:sz w:val="22"/>
+          <w:szCs w:val="22"/>
+          <w:lang w:val="el-GR"/>
+        </w:rPr>
+        <w:t xml:space="preserve"> </w:t>
+      </w:r>
+      <w:r>
+        <w:rPr>
+          <w:rFonts w:ascii="Calibri" w:hAnsi="Calibri" w:cs="Calibri"/>
+          <w:sz w:val="22"/>
+          <w:szCs w:val="22"/>
+        </w:rPr>
+        <w:t>PDF</w:t>
+      </w:r>
+      <w:r>
+        <w:rPr>
+          <w:rFonts w:ascii="Calibri" w:hAnsi="Calibri" w:cs="Calibri"/>
+          <w:sz w:val="22"/>
+          <w:szCs w:val="22"/>
+          <w:lang w:val="el-GR"/>
+        </w:rPr>
+        <w:t xml:space="preserve">” ενεργοποιούν τις αντίστοιχες λειτουργίες. Το χρωματικό σχήμα είναι ουδέτερο και φιλικό. Όλη η </w:t>
+      </w:r>
+      <w:proofErr w:type="spellStart"/>
+      <w:r>
+        <w:rPr>
+          <w:rFonts w:ascii="Calibri" w:hAnsi="Calibri" w:cs="Calibri"/>
+          <w:sz w:val="22"/>
+          <w:szCs w:val="22"/>
+          <w:lang w:val="el-GR"/>
+        </w:rPr>
+        <w:t>διεπαφή</w:t>
+      </w:r>
+      <w:proofErr w:type="spellEnd"/>
+      <w:r>
+        <w:rPr>
+          <w:rFonts w:ascii="Calibri" w:hAnsi="Calibri" w:cs="Calibri"/>
+          <w:sz w:val="22"/>
+          <w:szCs w:val="22"/>
+          <w:lang w:val="el-GR"/>
+        </w:rPr>
+        <w:t xml:space="preserve"> είναι </w:t>
+      </w:r>
+      <w:r>
+        <w:rPr>
+          <w:rFonts w:ascii="Calibri" w:hAnsi="Calibri" w:cs="Calibri"/>
+          <w:sz w:val="22"/>
+          <w:szCs w:val="22"/>
+        </w:rPr>
+        <w:t>responsive</w:t>
+      </w:r>
+      <w:r>
+        <w:rPr>
+          <w:rFonts w:ascii="Calibri" w:hAnsi="Calibri" w:cs="Calibri"/>
+          <w:sz w:val="22"/>
+          <w:szCs w:val="22"/>
+          <w:lang w:val="el-GR"/>
+        </w:rPr>
+        <w:t xml:space="preserve">, επιτρέποντας χρήση από κινητές συσκευές και </w:t>
+      </w:r>
+      <w:r>
+        <w:rPr>
+          <w:rFonts w:ascii="Calibri" w:hAnsi="Calibri" w:cs="Calibri"/>
+          <w:sz w:val="22"/>
+          <w:szCs w:val="22"/>
+        </w:rPr>
+        <w:t>tablets</w:t>
+      </w:r>
+      <w:r>
+        <w:rPr>
+          <w:rFonts w:ascii="Calibri" w:hAnsi="Calibri" w:cs="Calibri"/>
+          <w:sz w:val="22"/>
+          <w:szCs w:val="22"/>
+          <w:lang w:val="el-GR"/>
+        </w:rPr>
+        <w:t>.</w:t>
+      </w:r>
+    </w:p>
+    <w:p>
+      <w:pPr>
+        <w:ind w:left="284"/>
+        <w:rPr>
+          <w:rFonts w:ascii="Calibri" w:hAnsi="Calibri" w:cs="Calibri"/>
+          <w:sz w:val="22"/>
+          <w:szCs w:val="22"/>
+          <w:lang w:val="el-GR"/>
+        </w:rPr>
+      </w:pPr>
+    </w:p>
+    <w:p>
+      <w:pPr>
+        <w:ind w:left="284"/>
+        <w:jc w:val="center"/>
+        <w:rPr>
+          <w:rFonts w:ascii="Calibri" w:hAnsi="Calibri" w:cs="Calibri"/>
+          <w:sz w:val="22"/>
+          <w:szCs w:val="22"/>
+          <w:lang w:val="el-GR"/>
+        </w:rPr>
+      </w:pPr>
+      <w:r>
+        <w:rPr>
+          <w:rFonts w:ascii="Calibri" w:hAnsi="Calibri" w:cs="Calibri"/>
+          <w:sz w:val="22"/>
+          <w:szCs w:val="22"/>
+          <w:lang w:val="el-GR"/>
+        </w:rPr>
+        <w:br/>
+      </w:r>
+      <w:r>
+        <w:rPr>
+          <w:rFonts w:ascii="Calibri" w:hAnsi="Calibri" w:cs="Calibri"/>
+          <w:noProof/>
+          <w:sz w:val="22"/>
+          <w:szCs w:val="22"/>
+        </w:rPr>
+        <w:drawing>
+          <wp:inline distT="0" distB="0" distL="0" distR="0" wp14:anchorId="5A2AAA1B" wp14:editId="75B023E2">
+            <wp:extent cx="2874874" cy="5045110"/>
+            <wp:effectExtent l="0" t="0" r="1905" b="3175"/>
+            <wp:docPr id="1120066697" name="Εικόνα 1" descr="Εικόνα που περιέχει κείμενο, στιγμιότυπο οθόνης, τοποθεσία web, ιστοσελίδα&#10;&#10;Το περιεχόμενο που δημιουργείται από AI ενδέχεται να είναι εσφαλμένο."/>
+            <wp:cNvGraphicFramePr>
+              <a:graphicFrameLocks xmlns:a="http://schemas.openxmlformats.org/drawingml/2006/main" noChangeAspect="1"/>
+            </wp:cNvGraphicFramePr>
+            <a:graphic xmlns:a="http://schemas.openxmlformats.org/drawingml/2006/main">
+              <a:graphicData uri="http://schemas.openxmlformats.org/drawingml/2006/picture">
+                <pic:pic xmlns:pic="http://schemas.openxmlformats.org/drawingml/2006/picture">
+                  <pic:nvPicPr>
+                    <pic:cNvPr id="1120066697" name="Εικόνα 1" descr="Εικόνα που περιέχει κείμενο, στιγμιότυπο οθόνης, τοποθεσία web, ιστοσελίδα&#10;&#10;Το περιεχόμενο που δημιουργείται από AI ενδέχεται να είναι εσφαλμένο."/>
+                    <pic:cNvPicPr/>
+                  </pic:nvPicPr>
+                  <pic:blipFill>
+                    <a:blip r:embed="rId10"/>
+                    <a:stretch>
+                      <a:fillRect/>
+                    </a:stretch>
+                  </pic:blipFill>
+                  <pic:spPr>
+                    <a:xfrm>
+                      <a:off x="0" y="0"/>
+                      <a:ext cx="2888789" cy="5069530"/>
+                    </a:xfrm>
+                    <a:prstGeom prst="rect">
+                      <a:avLst/>
+                    </a:prstGeom>
+                  </pic:spPr>
+                </pic:pic>
+              </a:graphicData>
+            </a:graphic>
+          </wp:inline>
+        </w:drawing>
+      </w:r>
+    </w:p>
+    <w:p>
+      <w:pPr>
+        <w:ind w:left="284"/>
+        <w:rPr>
+          <w:rFonts w:ascii="Calibri" w:hAnsi="Calibri" w:cs="Calibri"/>
+          <w:sz w:val="22"/>
+          <w:szCs w:val="22"/>
+          <w:lang w:val="el-GR"/>
+        </w:rPr>
+      </w:pPr>
+    </w:p>
+    <w:p>
+      <w:pPr>
+        <w:pStyle w:val="2"/>
+        <w:numPr>
+          <w:ilvl w:val="1"/>
+          <w:numId w:val="1"/>
+        </w:numPr>
+        <w:rPr>
+          <w:rFonts w:ascii="Calibri" w:hAnsi="Calibri" w:cs="Calibri"/>
+          <w:color w:val="auto"/>
+          <w:lang w:val="el-GR"/>
+        </w:rPr>
+      </w:pPr>
+      <w:bookmarkStart w:id="12" w:name="_Toc202225609"/>
+      <w:r>
+        <w:rPr>
+          <w:rFonts w:ascii="Calibri" w:hAnsi="Calibri" w:cs="Calibri"/>
+          <w:color w:val="auto"/>
+          <w:lang w:val="el-GR"/>
+        </w:rPr>
+        <w:t>Μονάδα Διαχείρισης Δεδομένων</w:t>
+      </w:r>
+      <w:bookmarkEnd w:id="12"/>
+    </w:p>
+    <w:p>
+      <w:pPr>
+        <w:ind w:left="284"/>
+        <w:rPr>
+          <w:rFonts w:ascii="Calibri" w:hAnsi="Calibri" w:cs="Calibri"/>
+          <w:sz w:val="22"/>
+          <w:szCs w:val="22"/>
+          <w:lang w:val="el-GR"/>
+        </w:rPr>
+      </w:pPr>
+    </w:p>
+    <w:p>
+      <w:pPr>
+        <w:ind w:left="720"/>
+        <w:rPr>
+          <w:rFonts w:ascii="Calibri" w:hAnsi="Calibri" w:cs="Calibri"/>
+          <w:sz w:val="22"/>
+          <w:szCs w:val="22"/>
+        </w:rPr>
+      </w:pPr>
+      <w:r>
+        <w:rPr>
+          <w:rFonts w:ascii="Calibri" w:hAnsi="Calibri" w:cs="Calibri"/>
+          <w:sz w:val="22"/>
+          <w:szCs w:val="22"/>
+          <w:lang w:val="el-GR"/>
+        </w:rPr>
+        <w:lastRenderedPageBreak/>
+        <w:t xml:space="preserve">Η μονάδα διαχείρισης δεδομένων είναι υπεύθυνη για την ανάγνωση και οργάνωση των εισροών του χρήστη από τη φόρμα. Με τη βοήθεια </w:t>
+      </w:r>
+      <w:r>
+        <w:rPr>
+          <w:rFonts w:ascii="Calibri" w:hAnsi="Calibri" w:cs="Calibri"/>
+          <w:sz w:val="22"/>
+          <w:szCs w:val="22"/>
+        </w:rPr>
+        <w:t>JavaScript</w:t>
+      </w:r>
+      <w:r>
+        <w:rPr>
+          <w:rFonts w:ascii="Calibri" w:hAnsi="Calibri" w:cs="Calibri"/>
+          <w:sz w:val="22"/>
+          <w:szCs w:val="22"/>
+          <w:lang w:val="el-GR"/>
+        </w:rPr>
+        <w:t xml:space="preserve">, οι τιμές συλλέγονται, μετατρέπονται από τύπους </w:t>
+      </w:r>
+      <w:r>
+        <w:rPr>
+          <w:rFonts w:ascii="Calibri" w:hAnsi="Calibri" w:cs="Calibri"/>
+          <w:sz w:val="22"/>
+          <w:szCs w:val="22"/>
+        </w:rPr>
+        <w:t>string</w:t>
+      </w:r>
+      <w:r>
+        <w:rPr>
+          <w:rFonts w:ascii="Calibri" w:hAnsi="Calibri" w:cs="Calibri"/>
+          <w:sz w:val="22"/>
+          <w:szCs w:val="22"/>
+          <w:lang w:val="el-GR"/>
+        </w:rPr>
+        <w:t xml:space="preserve"> σε αριθμούς κινητής υποδιαστολής, και συγκεντρώνονται σε πίνακα. Ο πίνακας αυτός στη συνέχεια μετατρέπεται σε </w:t>
+      </w:r>
+      <w:r>
+        <w:rPr>
+          <w:rFonts w:ascii="Calibri" w:hAnsi="Calibri" w:cs="Calibri"/>
+          <w:sz w:val="22"/>
+          <w:szCs w:val="22"/>
+        </w:rPr>
+        <w:t>tensor</w:t>
+      </w:r>
+      <w:r>
+        <w:rPr>
+          <w:rFonts w:ascii="Calibri" w:hAnsi="Calibri" w:cs="Calibri"/>
+          <w:sz w:val="22"/>
+          <w:szCs w:val="22"/>
+          <w:lang w:val="el-GR"/>
+        </w:rPr>
+        <w:t xml:space="preserve"> ώστε να μπορέσει να γίνει αποδεκτός από το μοντέλο. Η διαχείριση περιλαμβάνει επίσης την προσωρινή αποθήκευση του ονόματος, του </w:t>
+      </w:r>
+      <w:r>
+        <w:rPr>
+          <w:rFonts w:ascii="Calibri" w:hAnsi="Calibri" w:cs="Calibri"/>
+          <w:sz w:val="22"/>
+          <w:szCs w:val="22"/>
+        </w:rPr>
+        <w:t>email</w:t>
+      </w:r>
+      <w:r>
+        <w:rPr>
+          <w:rFonts w:ascii="Calibri" w:hAnsi="Calibri" w:cs="Calibri"/>
+          <w:sz w:val="22"/>
+          <w:szCs w:val="22"/>
+          <w:lang w:val="el-GR"/>
+        </w:rPr>
+        <w:t xml:space="preserve"> και του αποτελέσματος για χρήση κατά την αποστολή ή εξαγωγή.</w:t>
+      </w:r>
+      <w:r>
+        <w:rPr>
+          <w:rFonts w:ascii="Calibri" w:hAnsi="Calibri" w:cs="Calibri"/>
+          <w:sz w:val="22"/>
+          <w:szCs w:val="22"/>
+        </w:rPr>
+        <w:br/>
+      </w:r>
+    </w:p>
+    <w:p>
+      <w:pPr>
+        <w:pStyle w:val="2"/>
+        <w:numPr>
+          <w:ilvl w:val="1"/>
+          <w:numId w:val="1"/>
+        </w:numPr>
+        <w:rPr>
+          <w:rFonts w:ascii="Calibri" w:hAnsi="Calibri" w:cs="Calibri"/>
+          <w:color w:val="auto"/>
+          <w:lang w:val="el-GR"/>
+        </w:rPr>
+      </w:pPr>
+      <w:bookmarkStart w:id="13" w:name="_Toc202225610"/>
+      <w:r>
+        <w:rPr>
+          <w:rFonts w:ascii="Calibri" w:hAnsi="Calibri" w:cs="Calibri"/>
+          <w:color w:val="auto"/>
+          <w:lang w:val="el-GR"/>
+        </w:rPr>
+        <w:t>Μονάδα Ελέγχου Εγκυρότητας</w:t>
+      </w:r>
+      <w:bookmarkEnd w:id="13"/>
+    </w:p>
+    <w:p>
+      <w:pPr>
+        <w:ind w:left="720"/>
+        <w:rPr>
+          <w:rFonts w:ascii="Calibri" w:hAnsi="Calibri" w:cs="Calibri"/>
+          <w:sz w:val="22"/>
+          <w:szCs w:val="22"/>
+          <w:lang w:val="el-GR"/>
+        </w:rPr>
+      </w:pPr>
+      <w:r>
+        <w:rPr>
+          <w:rFonts w:ascii="Calibri" w:hAnsi="Calibri" w:cs="Calibri"/>
+          <w:sz w:val="22"/>
+          <w:szCs w:val="22"/>
+          <w:lang w:val="el-GR"/>
+        </w:rPr>
+        <w:t xml:space="preserve">Η μονάδα ελέγχου εγκυρότητας είναι υπεύθυνη για την αποτροπή σφαλμάτων κατά την είσοδο δεδομένων. Υλοποιείται μέσω </w:t>
+      </w:r>
+      <w:r>
+        <w:rPr>
+          <w:rFonts w:ascii="Calibri" w:hAnsi="Calibri" w:cs="Calibri"/>
+          <w:sz w:val="22"/>
+          <w:szCs w:val="22"/>
+        </w:rPr>
+        <w:t>JavaScript</w:t>
+      </w:r>
+      <w:r>
+        <w:rPr>
+          <w:rFonts w:ascii="Calibri" w:hAnsi="Calibri" w:cs="Calibri"/>
+          <w:sz w:val="22"/>
+          <w:szCs w:val="22"/>
+          <w:lang w:val="el-GR"/>
+        </w:rPr>
+        <w:t xml:space="preserve"> και περιλαμβάνει ελέγχους για την ύπαρξη όλων των απαιτούμενων τιμών, την ορθότητα του τύπου εισόδου (π.χ. αριθμητικές τιμές), και την εγκυρότητα των προσωπικών στοιχείων (μη κενό όνομα και σωστό </w:t>
+      </w:r>
+      <w:r>
+        <w:rPr>
+          <w:rFonts w:ascii="Calibri" w:hAnsi="Calibri" w:cs="Calibri"/>
+          <w:sz w:val="22"/>
+          <w:szCs w:val="22"/>
+        </w:rPr>
+        <w:t>format</w:t>
+      </w:r>
+      <w:r>
+        <w:rPr>
+          <w:rFonts w:ascii="Calibri" w:hAnsi="Calibri" w:cs="Calibri"/>
+          <w:sz w:val="22"/>
+          <w:szCs w:val="22"/>
+          <w:lang w:val="el-GR"/>
+        </w:rPr>
+        <w:t xml:space="preserve"> </w:t>
+      </w:r>
+      <w:r>
+        <w:rPr>
+          <w:rFonts w:ascii="Calibri" w:hAnsi="Calibri" w:cs="Calibri"/>
+          <w:sz w:val="22"/>
+          <w:szCs w:val="22"/>
+        </w:rPr>
+        <w:t>email</w:t>
+      </w:r>
+      <w:r>
+        <w:rPr>
+          <w:rFonts w:ascii="Calibri" w:hAnsi="Calibri" w:cs="Calibri"/>
+          <w:sz w:val="22"/>
+          <w:szCs w:val="22"/>
+          <w:lang w:val="el-GR"/>
+        </w:rPr>
+        <w:t xml:space="preserve">). Σε περίπτωση σφάλματος εμφανίζεται προειδοποίηση μέσω </w:t>
+      </w:r>
+      <w:r>
+        <w:rPr>
+          <w:rFonts w:ascii="Calibri" w:hAnsi="Calibri" w:cs="Calibri"/>
+          <w:sz w:val="22"/>
+          <w:szCs w:val="22"/>
+        </w:rPr>
+        <w:t>alert</w:t>
+      </w:r>
+      <w:r>
+        <w:rPr>
+          <w:rFonts w:ascii="Calibri" w:hAnsi="Calibri" w:cs="Calibri"/>
+          <w:sz w:val="22"/>
+          <w:szCs w:val="22"/>
+          <w:lang w:val="el-GR"/>
+        </w:rPr>
+        <w:t xml:space="preserve">, ώστε να μην ξεκινήσει η πρόβλεψη με ατελή ή λανθασμένα δεδομένα. Παρόλο που βρίσκεται στο ίδιο </w:t>
+      </w:r>
+      <w:r>
+        <w:rPr>
+          <w:rFonts w:ascii="Calibri" w:hAnsi="Calibri" w:cs="Calibri"/>
+          <w:sz w:val="22"/>
+          <w:szCs w:val="22"/>
+        </w:rPr>
+        <w:t>script</w:t>
+      </w:r>
+      <w:r>
+        <w:rPr>
+          <w:rFonts w:ascii="Calibri" w:hAnsi="Calibri" w:cs="Calibri"/>
+          <w:sz w:val="22"/>
+          <w:szCs w:val="22"/>
+          <w:lang w:val="el-GR"/>
+        </w:rPr>
+        <w:t xml:space="preserve"> με τη μονάδα πρόβλεψης, θα μπορούσε να υλοποιηθεί ως ξεχωριστή συνάρτηση ή </w:t>
+      </w:r>
+      <w:r>
+        <w:rPr>
+          <w:rFonts w:ascii="Calibri" w:hAnsi="Calibri" w:cs="Calibri"/>
+          <w:sz w:val="22"/>
+          <w:szCs w:val="22"/>
+        </w:rPr>
+        <w:t>module</w:t>
+      </w:r>
+      <w:r>
+        <w:rPr>
+          <w:rFonts w:ascii="Calibri" w:hAnsi="Calibri" w:cs="Calibri"/>
+          <w:sz w:val="22"/>
+          <w:szCs w:val="22"/>
+          <w:lang w:val="el-GR"/>
+        </w:rPr>
+        <w:t xml:space="preserve"> για λόγους επεκτασιμότητας.</w:t>
+      </w:r>
+    </w:p>
+    <w:p>
+      <w:pPr>
+        <w:ind w:left="284"/>
+        <w:rPr>
+          <w:rFonts w:ascii="Calibri" w:hAnsi="Calibri" w:cs="Calibri"/>
+          <w:sz w:val="22"/>
+          <w:szCs w:val="22"/>
+          <w:lang w:val="el-GR"/>
+        </w:rPr>
+      </w:pPr>
+    </w:p>
+    <w:p>
+      <w:pPr>
+        <w:pStyle w:val="2"/>
+        <w:numPr>
+          <w:ilvl w:val="1"/>
+          <w:numId w:val="1"/>
+        </w:numPr>
+        <w:rPr>
+          <w:rFonts w:ascii="Calibri" w:hAnsi="Calibri" w:cs="Calibri"/>
+          <w:color w:val="auto"/>
+          <w:lang w:val="el-GR"/>
+        </w:rPr>
+      </w:pPr>
+      <w:bookmarkStart w:id="14" w:name="_Toc202225611"/>
+      <w:r>
+        <w:rPr>
+          <w:rFonts w:ascii="Calibri" w:hAnsi="Calibri" w:cs="Calibri"/>
+          <w:color w:val="auto"/>
+          <w:lang w:val="el-GR"/>
+        </w:rPr>
+        <w:t>Μονάδα Πρόβλεψης</w:t>
+      </w:r>
+      <w:bookmarkEnd w:id="14"/>
+    </w:p>
+    <w:p>
+      <w:pPr>
+        <w:ind w:left="284"/>
+        <w:rPr>
+          <w:rFonts w:ascii="Calibri" w:hAnsi="Calibri" w:cs="Calibri"/>
+          <w:sz w:val="22"/>
+          <w:szCs w:val="22"/>
+        </w:rPr>
+      </w:pPr>
+      <w:r>
+        <w:rPr>
+          <w:rFonts w:ascii="Calibri" w:hAnsi="Calibri" w:cs="Calibri"/>
+          <w:sz w:val="22"/>
+          <w:szCs w:val="22"/>
+        </w:rPr>
+        <w:tab/>
+      </w:r>
+    </w:p>
+    <w:p>
+      <w:pPr>
+        <w:ind w:left="720"/>
+        <w:rPr>
+          <w:rFonts w:ascii="Calibri" w:hAnsi="Calibri" w:cs="Calibri"/>
+          <w:sz w:val="22"/>
+          <w:szCs w:val="22"/>
+        </w:rPr>
+      </w:pPr>
+      <w:r>
+        <w:rPr>
+          <w:rFonts w:ascii="Calibri" w:hAnsi="Calibri" w:cs="Calibri"/>
+          <w:sz w:val="22"/>
+          <w:szCs w:val="22"/>
+          <w:lang w:val="el-GR"/>
+        </w:rPr>
+        <w:t xml:space="preserve">Η μονάδα πρόβλεψης αναλαμβάνει την καρδιά της εφαρμογής: την υπολογιστική εκτίμηση του κινδύνου. Μέσω </w:t>
+      </w:r>
+      <w:r>
+        <w:rPr>
+          <w:rFonts w:ascii="Calibri" w:hAnsi="Calibri" w:cs="Calibri"/>
+          <w:sz w:val="22"/>
+          <w:szCs w:val="22"/>
+        </w:rPr>
+        <w:t>TensorFlow</w:t>
+      </w:r>
+      <w:r>
+        <w:rPr>
+          <w:rFonts w:ascii="Calibri" w:hAnsi="Calibri" w:cs="Calibri"/>
+          <w:sz w:val="22"/>
+          <w:szCs w:val="22"/>
+          <w:lang w:val="el-GR"/>
+        </w:rPr>
+        <w:t>.</w:t>
+      </w:r>
+      <w:proofErr w:type="spellStart"/>
+      <w:r>
+        <w:rPr>
+          <w:rFonts w:ascii="Calibri" w:hAnsi="Calibri" w:cs="Calibri"/>
+          <w:sz w:val="22"/>
+          <w:szCs w:val="22"/>
+        </w:rPr>
+        <w:t>js</w:t>
+      </w:r>
+      <w:proofErr w:type="spellEnd"/>
+      <w:r>
+        <w:rPr>
+          <w:rFonts w:ascii="Calibri" w:hAnsi="Calibri" w:cs="Calibri"/>
+          <w:sz w:val="22"/>
+          <w:szCs w:val="22"/>
+          <w:lang w:val="el-GR"/>
+        </w:rPr>
+        <w:t xml:space="preserve">, φορτώνεται ένα εκπαιδευμένο μοντέλο </w:t>
+      </w:r>
+      <w:proofErr w:type="spellStart"/>
+      <w:r>
+        <w:rPr>
+          <w:rFonts w:ascii="Calibri" w:hAnsi="Calibri" w:cs="Calibri"/>
+          <w:sz w:val="22"/>
+          <w:szCs w:val="22"/>
+          <w:lang w:val="el-GR"/>
+        </w:rPr>
+        <w:t>νευρωνικού</w:t>
+      </w:r>
+      <w:proofErr w:type="spellEnd"/>
+      <w:r>
+        <w:rPr>
+          <w:rFonts w:ascii="Calibri" w:hAnsi="Calibri" w:cs="Calibri"/>
+          <w:sz w:val="22"/>
+          <w:szCs w:val="22"/>
+          <w:lang w:val="el-GR"/>
+        </w:rPr>
+        <w:t xml:space="preserve"> δικτύου τύπου </w:t>
+      </w:r>
+      <w:r>
+        <w:rPr>
+          <w:rFonts w:ascii="Calibri" w:hAnsi="Calibri" w:cs="Calibri"/>
+          <w:sz w:val="22"/>
+          <w:szCs w:val="22"/>
+        </w:rPr>
+        <w:t>Sequential</w:t>
+      </w:r>
+      <w:r>
+        <w:rPr>
+          <w:rFonts w:ascii="Calibri" w:hAnsi="Calibri" w:cs="Calibri"/>
+          <w:sz w:val="22"/>
+          <w:szCs w:val="22"/>
+          <w:lang w:val="el-GR"/>
+        </w:rPr>
+        <w:t xml:space="preserve"> που περιλαμβάνει τρία </w:t>
+      </w:r>
+      <w:r>
+        <w:rPr>
+          <w:rFonts w:ascii="Calibri" w:hAnsi="Calibri" w:cs="Calibri"/>
+          <w:sz w:val="22"/>
+          <w:szCs w:val="22"/>
+        </w:rPr>
+        <w:t>Dense</w:t>
+      </w:r>
+      <w:r>
+        <w:rPr>
+          <w:rFonts w:ascii="Calibri" w:hAnsi="Calibri" w:cs="Calibri"/>
+          <w:sz w:val="22"/>
+          <w:szCs w:val="22"/>
+          <w:lang w:val="el-GR"/>
+        </w:rPr>
+        <w:t xml:space="preserve"> </w:t>
+      </w:r>
+      <w:r>
+        <w:rPr>
+          <w:rFonts w:ascii="Calibri" w:hAnsi="Calibri" w:cs="Calibri"/>
+          <w:sz w:val="22"/>
+          <w:szCs w:val="22"/>
+        </w:rPr>
+        <w:t>Layers</w:t>
+      </w:r>
+      <w:r>
+        <w:rPr>
+          <w:rFonts w:ascii="Calibri" w:hAnsi="Calibri" w:cs="Calibri"/>
+          <w:sz w:val="22"/>
+          <w:szCs w:val="22"/>
+          <w:lang w:val="el-GR"/>
+        </w:rPr>
+        <w:t xml:space="preserve"> με </w:t>
+      </w:r>
+      <w:r>
+        <w:rPr>
+          <w:rFonts w:ascii="Calibri" w:hAnsi="Calibri" w:cs="Calibri"/>
+          <w:sz w:val="22"/>
+          <w:szCs w:val="22"/>
+        </w:rPr>
+        <w:t>ReLU</w:t>
+      </w:r>
+      <w:r>
+        <w:rPr>
+          <w:rFonts w:ascii="Calibri" w:hAnsi="Calibri" w:cs="Calibri"/>
+          <w:sz w:val="22"/>
+          <w:szCs w:val="22"/>
+          <w:lang w:val="el-GR"/>
+        </w:rPr>
+        <w:t xml:space="preserve"> ενεργοποιήσεις και τελικό </w:t>
+      </w:r>
+      <w:r>
+        <w:rPr>
+          <w:rFonts w:ascii="Calibri" w:hAnsi="Calibri" w:cs="Calibri"/>
+          <w:sz w:val="22"/>
+          <w:szCs w:val="22"/>
+        </w:rPr>
+        <w:t>Linear</w:t>
+      </w:r>
+      <w:r>
+        <w:rPr>
+          <w:rFonts w:ascii="Calibri" w:hAnsi="Calibri" w:cs="Calibri"/>
+          <w:sz w:val="22"/>
+          <w:szCs w:val="22"/>
+          <w:lang w:val="el-GR"/>
+        </w:rPr>
+        <w:t xml:space="preserve"> </w:t>
+      </w:r>
+      <w:r>
+        <w:rPr>
+          <w:rFonts w:ascii="Calibri" w:hAnsi="Calibri" w:cs="Calibri"/>
+          <w:sz w:val="22"/>
+          <w:szCs w:val="22"/>
+        </w:rPr>
+        <w:t>output</w:t>
+      </w:r>
+      <w:r>
+        <w:rPr>
+          <w:rFonts w:ascii="Calibri" w:hAnsi="Calibri" w:cs="Calibri"/>
+          <w:sz w:val="22"/>
+          <w:szCs w:val="22"/>
+          <w:lang w:val="el-GR"/>
+        </w:rPr>
+        <w:t>. Το μοντέλο δέχεται 13 εισόδους και επιστρέφει μια τιμή πιθανότητας. Η πρόβλεψη μετατρέπεται σε ποσοστό και εμφανίζεται στον χρήστη με απλό, κατανοητό τρόπο.</w:t>
+      </w:r>
+    </w:p>
+    <w:p>
+      <w:pPr>
+        <w:rPr>
+          <w:rFonts w:ascii="Calibri" w:hAnsi="Calibri" w:cs="Calibri"/>
+          <w:sz w:val="22"/>
+          <w:szCs w:val="22"/>
+          <w:lang w:val="el-GR"/>
+        </w:rPr>
+      </w:pPr>
+    </w:p>
+    <w:p>
+      <w:pPr>
+        <w:pStyle w:val="2"/>
+        <w:rPr>
+          <w:rFonts w:ascii="Calibri" w:hAnsi="Calibri" w:cs="Calibri"/>
+          <w:color w:val="auto"/>
+          <w:lang w:val="el-GR"/>
+        </w:rPr>
+      </w:pPr>
+      <w:bookmarkStart w:id="15" w:name="_Toc202225612"/>
+      <w:r>
+        <w:rPr>
+          <w:rFonts w:ascii="Calibri" w:hAnsi="Calibri" w:cs="Calibri"/>
+          <w:color w:val="auto"/>
+          <w:lang w:val="el-GR"/>
+        </w:rPr>
+        <w:t>6. Βιβλιογραφία</w:t>
+      </w:r>
+      <w:bookmarkEnd w:id="15"/>
+    </w:p>
+    <w:p>
+      <w:pPr>
+        <w:ind w:left="284"/>
+        <w:rPr>
+          <w:rFonts w:ascii="Calibri" w:eastAsiaTheme="majorEastAsia" w:hAnsi="Calibri" w:cs="Calibri"/>
+          <w:sz w:val="22"/>
+          <w:szCs w:val="22"/>
+          <w:lang w:val="el-GR"/>
+        </w:rPr>
+      </w:pPr>
+      <w:r>
+        <w:rPr>
+          <w:rFonts w:ascii="Calibri" w:eastAsiaTheme="majorEastAsia" w:hAnsi="Calibri" w:cs="Calibri"/>
+          <w:sz w:val="22"/>
+          <w:szCs w:val="22"/>
+          <w:lang w:val="el-GR"/>
+        </w:rPr>
+        <w:t xml:space="preserve">1. </w:t>
+      </w:r>
+      <w:proofErr w:type="spellStart"/>
+      <w:r>
+        <w:rPr>
+          <w:rFonts w:ascii="Calibri" w:eastAsiaTheme="majorEastAsia" w:hAnsi="Calibri" w:cs="Calibri"/>
+          <w:sz w:val="22"/>
+          <w:szCs w:val="22"/>
+          <w:lang w:val="el-GR"/>
+        </w:rPr>
+        <w:t>Βεσκούκης,Β</w:t>
+      </w:r>
+      <w:proofErr w:type="spellEnd"/>
+      <w:r>
+        <w:rPr>
+          <w:rFonts w:ascii="Calibri" w:eastAsiaTheme="majorEastAsia" w:hAnsi="Calibri" w:cs="Calibri"/>
+          <w:sz w:val="22"/>
+          <w:szCs w:val="22"/>
+          <w:lang w:val="el-GR"/>
+        </w:rPr>
+        <w:t>. “Στοιχεία τεχνολογίας λογισμικού” (2015)</w:t>
+      </w:r>
+    </w:p>
+    <w:p>
+      <w:pPr>
+        <w:ind w:left="284"/>
+        <w:rPr>
+          <w:rFonts w:ascii="Calibri" w:eastAsiaTheme="majorEastAsia" w:hAnsi="Calibri" w:cs="Calibri"/>
+          <w:sz w:val="22"/>
+          <w:szCs w:val="22"/>
+          <w:lang w:val="en-US"/>
+        </w:rPr>
+      </w:pPr>
+      <w:r>
+        <w:rPr>
+          <w:rFonts w:ascii="Calibri" w:eastAsiaTheme="majorEastAsia" w:hAnsi="Calibri" w:cs="Calibri"/>
+          <w:sz w:val="22"/>
+          <w:szCs w:val="22"/>
+          <w:lang w:val="en-US"/>
+        </w:rPr>
+        <w:t xml:space="preserve">2. </w:t>
+      </w:r>
+      <w:proofErr w:type="spellStart"/>
+      <w:proofErr w:type="gramStart"/>
+      <w:r>
+        <w:rPr>
+          <w:rFonts w:ascii="Calibri" w:eastAsiaTheme="majorEastAsia" w:hAnsi="Calibri" w:cs="Calibri"/>
+          <w:sz w:val="22"/>
+          <w:szCs w:val="22"/>
+          <w:lang w:val="en-US"/>
+        </w:rPr>
+        <w:t>Pfleeger,S</w:t>
+      </w:r>
+      <w:proofErr w:type="spellEnd"/>
+      <w:r>
+        <w:rPr>
+          <w:rFonts w:ascii="Calibri" w:eastAsiaTheme="majorEastAsia" w:hAnsi="Calibri" w:cs="Calibri"/>
+          <w:sz w:val="22"/>
+          <w:szCs w:val="22"/>
+          <w:lang w:val="en-US"/>
+        </w:rPr>
+        <w:t>.</w:t>
+      </w:r>
+      <w:proofErr w:type="gramEnd"/>
+      <w:r>
+        <w:rPr>
+          <w:rFonts w:ascii="Calibri" w:eastAsiaTheme="majorEastAsia" w:hAnsi="Calibri" w:cs="Calibri"/>
+          <w:sz w:val="22"/>
+          <w:szCs w:val="22"/>
+          <w:lang w:val="en-US"/>
+        </w:rPr>
+        <w:t xml:space="preserve"> “Software </w:t>
+      </w:r>
+      <w:proofErr w:type="spellStart"/>
+      <w:r>
+        <w:rPr>
+          <w:rFonts w:ascii="Calibri" w:eastAsiaTheme="majorEastAsia" w:hAnsi="Calibri" w:cs="Calibri"/>
+          <w:sz w:val="22"/>
+          <w:szCs w:val="22"/>
+          <w:lang w:val="en-US"/>
+        </w:rPr>
+        <w:t>Enginneering</w:t>
+      </w:r>
+      <w:proofErr w:type="spellEnd"/>
+      <w:r>
+        <w:rPr>
+          <w:rFonts w:ascii="Calibri" w:eastAsiaTheme="majorEastAsia" w:hAnsi="Calibri" w:cs="Calibri"/>
+          <w:sz w:val="22"/>
+          <w:szCs w:val="22"/>
+          <w:lang w:val="en-US"/>
+        </w:rPr>
+        <w:t xml:space="preserve">, Theory and </w:t>
+      </w:r>
+      <w:proofErr w:type="spellStart"/>
+      <w:r>
+        <w:rPr>
+          <w:rFonts w:ascii="Calibri" w:eastAsiaTheme="majorEastAsia" w:hAnsi="Calibri" w:cs="Calibri"/>
+          <w:sz w:val="22"/>
+          <w:szCs w:val="22"/>
+          <w:lang w:val="en-US"/>
+        </w:rPr>
+        <w:t>Prractice</w:t>
+      </w:r>
+      <w:proofErr w:type="spellEnd"/>
+      <w:proofErr w:type="gramStart"/>
+      <w:r>
+        <w:rPr>
+          <w:rFonts w:ascii="Calibri" w:eastAsiaTheme="majorEastAsia" w:hAnsi="Calibri" w:cs="Calibri"/>
+          <w:sz w:val="22"/>
+          <w:szCs w:val="22"/>
+          <w:lang w:val="en-US"/>
+        </w:rPr>
+        <w:t>”,</w:t>
+      </w:r>
+      <w:proofErr w:type="spellStart"/>
+      <w:r>
+        <w:rPr>
+          <w:rFonts w:ascii="Calibri" w:eastAsiaTheme="majorEastAsia" w:hAnsi="Calibri" w:cs="Calibri"/>
+          <w:sz w:val="22"/>
+          <w:szCs w:val="22"/>
+          <w:lang w:val="en-US"/>
+        </w:rPr>
+        <w:t>PrenticeHall</w:t>
+      </w:r>
+      <w:proofErr w:type="spellEnd"/>
+      <w:proofErr w:type="gramEnd"/>
+      <w:r>
+        <w:rPr>
+          <w:rFonts w:ascii="Calibri" w:eastAsiaTheme="majorEastAsia" w:hAnsi="Calibri" w:cs="Calibri"/>
+          <w:sz w:val="22"/>
+          <w:szCs w:val="22"/>
+          <w:lang w:val="en-US"/>
+        </w:rPr>
+        <w:t>,</w:t>
+      </w:r>
+    </w:p>
     <w:sectPr>
+      <w:headerReference w:type="default" r:id="rId11"/>
+      <w:footerReference w:type="default" r:id="rId12"/>
       <w:pgSz w:w="11906" w:h="16838"/>
       <w:pgMar w:top="1440" w:right="1440" w:bottom="1440" w:left="1440" w:header="708" w:footer="708" w:gutter="0"/>
       <w:cols w:space="708"/>
+      <w:titlePg/>
       <w:docGrid w:linePitch="360"/>
     </w:sectPr>
   </w:body>
 </w:document>
+</file>
+
+<file path=word/endnotes.xml><?xml version="1.0" encoding="utf-8"?>
+<w:endnotes xmlns:wpc="http://schemas.microsoft.com/office/word/2010/wordprocessingCanvas" xmlns:cx="http://schemas.microsoft.com/office/drawing/2014/chartex" xmlns:cx1="http://schemas.microsoft.com/office/drawing/2015/9/8/chartex" xmlns:cx2="http://schemas.microsoft.com/office/drawing/2015/10/21/chartex" xmlns:cx3="http://schemas.microsoft.com/office/drawing/2016/5/9/chartex" xmlns:cx4="http://schemas.microsoft.com/office/drawing/2016/5/10/chartex" xmlns:cx5="http://schemas.microsoft.com/office/drawing/2016/5/11/chartex" xmlns:cx6="http://schemas.microsoft.com/office/drawing/2016/5/12/chartex" xmlns:cx7="http://schemas.microsoft.com/office/drawing/2016/5/13/chartex" xmlns:cx8="http://schemas.microsoft.com/office/drawing/2016/5/14/chartex" xmlns:mc="http://schemas.openxmlformats.org/markup-compatibility/2006" xmlns:aink="http://schemas.microsoft.com/office/drawing/2016/ink" xmlns:am3d="http://schemas.microsoft.com/office/drawing/2017/model3d" xmlns:o="urn:schemas-microsoft-com:office:office" xmlns:oel="http://schemas.microsoft.com/office/2019/extlst" xmlns:r="http://schemas.openxmlformats.org/officeDocument/2006/relationships" xmlns:m="http://schemas.openxmlformats.org/officeDocument/2006/math" xmlns:v="urn:schemas-microsoft-com:vml" xmlns:wp14="http://schemas.microsoft.com/office/word/2010/wordprocessingDrawing" xmlns:wp="http://schemas.openxmlformats.org/drawingml/2006/wordprocessingDrawing" xmlns:w10="urn:schemas-microsoft-com:office:word" xmlns:w="http://schemas.openxmlformats.org/wordprocessingml/2006/main" xmlns:w14="http://schemas.microsoft.com/office/word/2010/wordml" xmlns:w15="http://schemas.microsoft.com/office/word/2012/wordml" xmlns:w16cex="http://schemas.microsoft.com/office/word/2018/wordml/cex" xmlns:w16cid="http://schemas.microsoft.com/office/word/2016/wordml/cid" xmlns:w16="http://schemas.microsoft.com/office/word/2018/wordml" xmlns:w16du="http://schemas.microsoft.com/office/word/2023/wordml/word16du" xmlns:w16sdtdh="http://schemas.microsoft.com/office/word/2020/wordml/sdtdatahash" xmlns:w16sdtfl="http://schemas.microsoft.com/office/word/2024/wordml/sdtformatlock" xmlns:w16se="http://schemas.microsoft.com/office/word/2015/wordml/symex" xmlns:wpg="http://schemas.microsoft.com/office/word/2010/wordprocessingGroup" xmlns:wpi="http://schemas.microsoft.com/office/word/2010/wordprocessingInk" xmlns:wne="http://schemas.microsoft.com/office/word/2006/wordml" xmlns:wps="http://schemas.microsoft.com/office/word/2010/wordprocessingShape" mc:Ignorable="w14 w15 w16se w16cid w16 w16cex w16sdtdh w16sdtfl w16du wp14">
+  <w:endnote w:type="separator" w:id="-1">
+    <w:p>
+      <w:pPr>
+        <w:spacing w:after="0" w:line="240" w:lineRule="auto"/>
+      </w:pPr>
+      <w:r>
+        <w:separator/>
+      </w:r>
+    </w:p>
+  </w:endnote>
+  <w:endnote w:type="continuationSeparator" w:id="0">
+    <w:p>
+      <w:pPr>
+        <w:spacing w:after="0" w:line="240" w:lineRule="auto"/>
+      </w:pPr>
+      <w:r>
+        <w:continuationSeparator/>
+      </w:r>
+    </w:p>
+  </w:endnote>
+</w:endnotes>
+</file>
+
+<file path=word/footer1.xml><?xml version="1.0" encoding="utf-8"?>
+<w:ftr xmlns:wpc="http://schemas.microsoft.com/office/word/2010/wordprocessingCanvas" xmlns:cx="http://schemas.microsoft.com/office/drawing/2014/chartex" xmlns:cx1="http://schemas.microsoft.com/office/drawing/2015/9/8/chartex" xmlns:cx2="http://schemas.microsoft.com/office/drawing/2015/10/21/chartex" xmlns:cx3="http://schemas.microsoft.com/office/drawing/2016/5/9/chartex" xmlns:cx4="http://schemas.microsoft.com/office/drawing/2016/5/10/chartex" xmlns:cx5="http://schemas.microsoft.com/office/drawing/2016/5/11/chartex" xmlns:cx6="http://schemas.microsoft.com/office/drawing/2016/5/12/chartex" xmlns:cx7="http://schemas.microsoft.com/office/drawing/2016/5/13/chartex" xmlns:cx8="http://schemas.microsoft.com/office/drawing/2016/5/14/chartex" xmlns:mc="http://schemas.openxmlformats.org/markup-compatibility/2006" xmlns:aink="http://schemas.microsoft.com/office/drawing/2016/ink" xmlns:am3d="http://schemas.microsoft.com/office/drawing/2017/model3d" xmlns:o="urn:schemas-microsoft-com:office:office" xmlns:oel="http://schemas.microsoft.com/office/2019/extlst" xmlns:r="http://schemas.openxmlformats.org/officeDocument/2006/relationships" xmlns:m="http://schemas.openxmlformats.org/officeDocument/2006/math" xmlns:v="urn:schemas-microsoft-com:vml" xmlns:wp14="http://schemas.microsoft.com/office/word/2010/wordprocessingDrawing" xmlns:wp="http://schemas.openxmlformats.org/drawingml/2006/wordprocessingDrawing" xmlns:w10="urn:schemas-microsoft-com:office:word" xmlns:w="http://schemas.openxmlformats.org/wordprocessingml/2006/main" xmlns:w14="http://schemas.microsoft.com/office/word/2010/wordml" xmlns:w15="http://schemas.microsoft.com/office/word/2012/wordml" xmlns:w16cex="http://schemas.microsoft.com/office/word/2018/wordml/cex" xmlns:w16cid="http://schemas.microsoft.com/office/word/2016/wordml/cid" xmlns:w16="http://schemas.microsoft.com/office/word/2018/wordml" xmlns:w16du="http://schemas.microsoft.com/office/word/2023/wordml/word16du" xmlns:w16sdtdh="http://schemas.microsoft.com/office/word/2020/wordml/sdtdatahash" xmlns:w16sdtfl="http://schemas.microsoft.com/office/word/2024/wordml/sdtformatlock" xmlns:w16se="http://schemas.microsoft.com/office/word/2015/wordml/symex" xmlns:wpg="http://schemas.microsoft.com/office/word/2010/wordprocessingGroup" xmlns:wpi="http://schemas.microsoft.com/office/word/2010/wordprocessingInk" xmlns:wne="http://schemas.microsoft.com/office/word/2006/wordml" xmlns:wps="http://schemas.microsoft.com/office/word/2010/wordprocessingShape" mc:Ignorable="w14 w15 w16se w16cid w16 w16cex w16sdtdh w16sdtfl w16du wp14">
+  <w:sdt>
+    <w:sdtPr>
+      <w:id w:val="-2043356859"/>
+      <w:docPartObj>
+        <w:docPartGallery w:val="Page Numbers (Bottom of Page)"/>
+        <w:docPartUnique/>
+      </w:docPartObj>
+    </w:sdtPr>
+    <w:sdtContent>
+      <w:p>
+        <w:pPr>
+          <w:pStyle w:val="ad"/>
+          <w:jc w:val="center"/>
+        </w:pPr>
+        <w:r>
+          <w:fldChar w:fldCharType="begin"/>
+        </w:r>
+        <w:r>
+          <w:instrText>PAGE   \* MERGEFORMAT</w:instrText>
+        </w:r>
+        <w:r>
+          <w:fldChar w:fldCharType="separate"/>
+        </w:r>
+        <w:r>
+          <w:rPr>
+            <w:lang w:val="el-GR"/>
+          </w:rPr>
+          <w:t>2</w:t>
+        </w:r>
+        <w:r>
+          <w:fldChar w:fldCharType="end"/>
+        </w:r>
+      </w:p>
+    </w:sdtContent>
+  </w:sdt>
+  <w:p>
+    <w:pPr>
+      <w:pStyle w:val="ad"/>
+    </w:pPr>
+  </w:p>
+</w:ftr>
+</file>
+
+<file path=word/footnotes.xml><?xml version="1.0" encoding="utf-8"?>
+<w:footnotes xmlns:wpc="http://schemas.microsoft.com/office/word/2010/wordprocessingCanvas" xmlns:cx="http://schemas.microsoft.com/office/drawing/2014/chartex" xmlns:cx1="http://schemas.microsoft.com/office/drawing/2015/9/8/chartex" xmlns:cx2="http://schemas.microsoft.com/office/drawing/2015/10/21/chartex" xmlns:cx3="http://schemas.microsoft.com/office/drawing/2016/5/9/chartex" xmlns:cx4="http://schemas.microsoft.com/office/drawing/2016/5/10/chartex" xmlns:cx5="http://schemas.microsoft.com/office/drawing/2016/5/11/chartex" xmlns:cx6="http://schemas.microsoft.com/office/drawing/2016/5/12/chartex" xmlns:cx7="http://schemas.microsoft.com/office/drawing/2016/5/13/chartex" xmlns:cx8="http://schemas.microsoft.com/office/drawing/2016/5/14/chartex" xmlns:mc="http://schemas.openxmlformats.org/markup-compatibility/2006" xmlns:aink="http://schemas.microsoft.com/office/drawing/2016/ink" xmlns:am3d="http://schemas.microsoft.com/office/drawing/2017/model3d" xmlns:o="urn:schemas-microsoft-com:office:office" xmlns:oel="http://schemas.microsoft.com/office/2019/extlst" xmlns:r="http://schemas.openxmlformats.org/officeDocument/2006/relationships" xmlns:m="http://schemas.openxmlformats.org/officeDocument/2006/math" xmlns:v="urn:schemas-microsoft-com:vml" xmlns:wp14="http://schemas.microsoft.com/office/word/2010/wordprocessingDrawing" xmlns:wp="http://schemas.openxmlformats.org/drawingml/2006/wordprocessingDrawing" xmlns:w10="urn:schemas-microsoft-com:office:word" xmlns:w="http://schemas.openxmlformats.org/wordprocessingml/2006/main" xmlns:w14="http://schemas.microsoft.com/office/word/2010/wordml" xmlns:w15="http://schemas.microsoft.com/office/word/2012/wordml" xmlns:w16cex="http://schemas.microsoft.com/office/word/2018/wordml/cex" xmlns:w16cid="http://schemas.microsoft.com/office/word/2016/wordml/cid" xmlns:w16="http://schemas.microsoft.com/office/word/2018/wordml" xmlns:w16du="http://schemas.microsoft.com/office/word/2023/wordml/word16du" xmlns:w16sdtdh="http://schemas.microsoft.com/office/word/2020/wordml/sdtdatahash" xmlns:w16sdtfl="http://schemas.microsoft.com/office/word/2024/wordml/sdtformatlock" xmlns:w16se="http://schemas.microsoft.com/office/word/2015/wordml/symex" xmlns:wpg="http://schemas.microsoft.com/office/word/2010/wordprocessingGroup" xmlns:wpi="http://schemas.microsoft.com/office/word/2010/wordprocessingInk" xmlns:wne="http://schemas.microsoft.com/office/word/2006/wordml" xmlns:wps="http://schemas.microsoft.com/office/word/2010/wordprocessingShape" mc:Ignorable="w14 w15 w16se w16cid w16 w16cex w16sdtdh w16sdtfl w16du wp14">
+  <w:footnote w:type="separator" w:id="-1">
+    <w:p>
+      <w:pPr>
+        <w:spacing w:after="0" w:line="240" w:lineRule="auto"/>
+      </w:pPr>
+      <w:r>
+        <w:separator/>
+      </w:r>
+    </w:p>
+  </w:footnote>
+  <w:footnote w:type="continuationSeparator" w:id="0">
+    <w:p>
+      <w:pPr>
+        <w:spacing w:after="0" w:line="240" w:lineRule="auto"/>
+      </w:pPr>
+      <w:r>
+        <w:continuationSeparator/>
+      </w:r>
+    </w:p>
+  </w:footnote>
+</w:footnotes>
+</file>
+
+<file path=word/header1.xml><?xml version="1.0" encoding="utf-8"?>
+<w:hdr xmlns:wpc="http://schemas.microsoft.com/office/word/2010/wordprocessingCanvas" xmlns:cx="http://schemas.microsoft.com/office/drawing/2014/chartex" xmlns:cx1="http://schemas.microsoft.com/office/drawing/2015/9/8/chartex" xmlns:cx2="http://schemas.microsoft.com/office/drawing/2015/10/21/chartex" xmlns:cx3="http://schemas.microsoft.com/office/drawing/2016/5/9/chartex" xmlns:cx4="http://schemas.microsoft.com/office/drawing/2016/5/10/chartex" xmlns:cx5="http://schemas.microsoft.com/office/drawing/2016/5/11/chartex" xmlns:cx6="http://schemas.microsoft.com/office/drawing/2016/5/12/chartex" xmlns:cx7="http://schemas.microsoft.com/office/drawing/2016/5/13/chartex" xmlns:cx8="http://schemas.microsoft.com/office/drawing/2016/5/14/chartex" xmlns:mc="http://schemas.openxmlformats.org/markup-compatibility/2006" xmlns:aink="http://schemas.microsoft.com/office/drawing/2016/ink" xmlns:am3d="http://schemas.microsoft.com/office/drawing/2017/model3d" xmlns:o="urn:schemas-microsoft-com:office:office" xmlns:oel="http://schemas.microsoft.com/office/2019/extlst" xmlns:r="http://schemas.openxmlformats.org/officeDocument/2006/relationships" xmlns:m="http://schemas.openxmlformats.org/officeDocument/2006/math" xmlns:v="urn:schemas-microsoft-com:vml" xmlns:wp14="http://schemas.microsoft.com/office/word/2010/wordprocessingDrawing" xmlns:wp="http://schemas.openxmlformats.org/drawingml/2006/wordprocessingDrawing" xmlns:w10="urn:schemas-microsoft-com:office:word" xmlns:w="http://schemas.openxmlformats.org/wordprocessingml/2006/main" xmlns:w14="http://schemas.microsoft.com/office/word/2010/wordml" xmlns:w15="http://schemas.microsoft.com/office/word/2012/wordml" xmlns:w16cex="http://schemas.microsoft.com/office/word/2018/wordml/cex" xmlns:w16cid="http://schemas.microsoft.com/office/word/2016/wordml/cid" xmlns:w16="http://schemas.microsoft.com/office/word/2018/wordml" xmlns:w16du="http://schemas.microsoft.com/office/word/2023/wordml/word16du" xmlns:w16sdtdh="http://schemas.microsoft.com/office/word/2020/wordml/sdtdatahash" xmlns:w16sdtfl="http://schemas.microsoft.com/office/word/2024/wordml/sdtformatlock" xmlns:w16se="http://schemas.microsoft.com/office/word/2015/wordml/symex" xmlns:wpg="http://schemas.microsoft.com/office/word/2010/wordprocessingGroup" xmlns:wpi="http://schemas.microsoft.com/office/word/2010/wordprocessingInk" xmlns:wne="http://schemas.microsoft.com/office/word/2006/wordml" xmlns:wps="http://schemas.microsoft.com/office/word/2010/wordprocessingShape" mc:Ignorable="w14 w15 w16se w16cid w16 w16cex w16sdtdh w16sdtfl w16du wp14">
+  <w:p>
+    <w:pPr>
+      <w:pBdr>
+        <w:top w:val="outset" w:sz="8" w:space="1" w:color="C0C0C0"/>
+        <w:bottom w:val="outset" w:sz="8" w:space="1" w:color="C0C0C0"/>
+      </w:pBdr>
+      <w:jc w:val="both"/>
+      <w:rPr>
+        <w:rFonts w:ascii="Calibri" w:eastAsia="Calibri" w:hAnsi="Calibri" w:cs="Calibri"/>
+        <w:i/>
+        <w:iCs/>
+        <w:color w:val="404040"/>
+        <w:kern w:val="0"/>
+        <w:sz w:val="18"/>
+        <w:szCs w:val="18"/>
+        <w:lang w:val="el-GR" w:eastAsia="el-GR"/>
+        <w14:ligatures w14:val="none"/>
+      </w:rPr>
+    </w:pPr>
+    <w:r>
+      <w:rPr>
+        <w:rFonts w:ascii="Calibri" w:eastAsia="Calibri" w:hAnsi="Calibri" w:cs="Calibri"/>
+        <w:i/>
+        <w:iCs/>
+        <w:color w:val="404040"/>
+        <w:kern w:val="0"/>
+        <w:sz w:val="18"/>
+        <w:szCs w:val="18"/>
+        <w:lang w:val="el-GR" w:eastAsia="el-GR"/>
+        <w14:ligatures w14:val="none"/>
+      </w:rPr>
+      <w:t xml:space="preserve">Έγγραφο </w:t>
+    </w:r>
+    <w:r>
+      <w:rPr>
+        <w:rFonts w:ascii="Calibri" w:eastAsia="Calibri" w:hAnsi="Calibri" w:cs="Calibri"/>
+        <w:i/>
+        <w:iCs/>
+        <w:color w:val="404040"/>
+        <w:kern w:val="0"/>
+        <w:sz w:val="18"/>
+        <w:szCs w:val="18"/>
+        <w:lang w:val="el-GR" w:eastAsia="el-GR"/>
+        <w14:ligatures w14:val="none"/>
+      </w:rPr>
+      <w:t xml:space="preserve">Αρχιτεκτονικής Συστήματος </w:t>
+    </w:r>
+    <w:r>
+      <w:rPr>
+        <w:rFonts w:ascii="Calibri" w:eastAsia="Calibri" w:hAnsi="Calibri" w:cs="Calibri"/>
+        <w:i/>
+        <w:iCs/>
+        <w:color w:val="404040"/>
+        <w:kern w:val="0"/>
+        <w:sz w:val="18"/>
+        <w:szCs w:val="18"/>
+        <w:lang w:val="el-GR" w:eastAsia="el-GR"/>
+        <w14:ligatures w14:val="none"/>
+      </w:rPr>
+      <w:t xml:space="preserve">-  HeartRisk </w:t>
+    </w:r>
+    <w:proofErr w:type="spellStart"/>
+    <w:r>
+      <w:rPr>
+        <w:rFonts w:ascii="Calibri" w:eastAsia="Calibri" w:hAnsi="Calibri" w:cs="Calibri"/>
+        <w:i/>
+        <w:iCs/>
+        <w:color w:val="404040"/>
+        <w:kern w:val="0"/>
+        <w:sz w:val="18"/>
+        <w:szCs w:val="18"/>
+        <w:lang w:val="el-GR" w:eastAsia="el-GR"/>
+        <w14:ligatures w14:val="none"/>
+      </w:rPr>
+      <w:t>Analyzer</w:t>
+    </w:r>
+    <w:proofErr w:type="spellEnd"/>
+  </w:p>
+  <w:p>
+    <w:pPr>
+      <w:pStyle w:val="ac"/>
+      <w:rPr>
+        <w:lang w:val="el-GR"/>
+      </w:rPr>
+    </w:pPr>
+  </w:p>
+  <w:p>
+    <w:pPr>
+      <w:pStyle w:val="ac"/>
+      <w:rPr>
+        <w:lang w:val="el-GR"/>
+      </w:rPr>
+    </w:pPr>
+  </w:p>
+</w:hdr>
 </file>
 
 <file path=word/numbering.xml><?xml version="1.0" encoding="utf-8"?>
@@ -3403,6 +7146,119 @@
     </w:lvl>
   </w:abstractNum>
   <w:abstractNum w:abstractNumId="3" w15:restartNumberingAfterBreak="0">
+    <w:nsid w:val="104A2475"/>
+    <w:multiLevelType w:val="hybridMultilevel"/>
+    <w:tmpl w:val="B84E1DEC"/>
+    <w:lvl w:ilvl="0" w:tplc="04090001">
+      <w:start w:val="1"/>
+      <w:numFmt w:val="bullet"/>
+      <w:lvlText w:val=""/>
+      <w:lvlJc w:val="left"/>
+      <w:pPr>
+        <w:ind w:left="1364" w:hanging="360"/>
+      </w:pPr>
+      <w:rPr>
+        <w:rFonts w:ascii="Symbol" w:hAnsi="Symbol" w:hint="default"/>
+      </w:rPr>
+    </w:lvl>
+    <w:lvl w:ilvl="1" w:tplc="04090003" w:tentative="1">
+      <w:start w:val="1"/>
+      <w:numFmt w:val="bullet"/>
+      <w:lvlText w:val="o"/>
+      <w:lvlJc w:val="left"/>
+      <w:pPr>
+        <w:ind w:left="2084" w:hanging="360"/>
+      </w:pPr>
+      <w:rPr>
+        <w:rFonts w:ascii="Courier New" w:hAnsi="Courier New" w:cs="Courier New" w:hint="default"/>
+      </w:rPr>
+    </w:lvl>
+    <w:lvl w:ilvl="2" w:tplc="04090005" w:tentative="1">
+      <w:start w:val="1"/>
+      <w:numFmt w:val="bullet"/>
+      <w:lvlText w:val=""/>
+      <w:lvlJc w:val="left"/>
+      <w:pPr>
+        <w:ind w:left="2804" w:hanging="360"/>
+      </w:pPr>
+      <w:rPr>
+        <w:rFonts w:ascii="Wingdings" w:hAnsi="Wingdings" w:hint="default"/>
+      </w:rPr>
+    </w:lvl>
+    <w:lvl w:ilvl="3" w:tplc="04090001" w:tentative="1">
+      <w:start w:val="1"/>
+      <w:numFmt w:val="bullet"/>
+      <w:lvlText w:val=""/>
+      <w:lvlJc w:val="left"/>
+      <w:pPr>
+        <w:ind w:left="3524" w:hanging="360"/>
+      </w:pPr>
+      <w:rPr>
+        <w:rFonts w:ascii="Symbol" w:hAnsi="Symbol" w:hint="default"/>
+      </w:rPr>
+    </w:lvl>
+    <w:lvl w:ilvl="4" w:tplc="04090003" w:tentative="1">
+      <w:start w:val="1"/>
+      <w:numFmt w:val="bullet"/>
+      <w:lvlText w:val="o"/>
+      <w:lvlJc w:val="left"/>
+      <w:pPr>
+        <w:ind w:left="4244" w:hanging="360"/>
+      </w:pPr>
+      <w:rPr>
+        <w:rFonts w:ascii="Courier New" w:hAnsi="Courier New" w:cs="Courier New" w:hint="default"/>
+      </w:rPr>
+    </w:lvl>
+    <w:lvl w:ilvl="5" w:tplc="04090005" w:tentative="1">
+      <w:start w:val="1"/>
+      <w:numFmt w:val="bullet"/>
+      <w:lvlText w:val=""/>
+      <w:lvlJc w:val="left"/>
+      <w:pPr>
+        <w:ind w:left="4964" w:hanging="360"/>
+      </w:pPr>
+      <w:rPr>
+        <w:rFonts w:ascii="Wingdings" w:hAnsi="Wingdings" w:hint="default"/>
+      </w:rPr>
+    </w:lvl>
+    <w:lvl w:ilvl="6" w:tplc="04090001" w:tentative="1">
+      <w:start w:val="1"/>
+      <w:numFmt w:val="bullet"/>
+      <w:lvlText w:val=""/>
+      <w:lvlJc w:val="left"/>
+      <w:pPr>
+        <w:ind w:left="5684" w:hanging="360"/>
+      </w:pPr>
+      <w:rPr>
+        <w:rFonts w:ascii="Symbol" w:hAnsi="Symbol" w:hint="default"/>
+      </w:rPr>
+    </w:lvl>
+    <w:lvl w:ilvl="7" w:tplc="04090003" w:tentative="1">
+      <w:start w:val="1"/>
+      <w:numFmt w:val="bullet"/>
+      <w:lvlText w:val="o"/>
+      <w:lvlJc w:val="left"/>
+      <w:pPr>
+        <w:ind w:left="6404" w:hanging="360"/>
+      </w:pPr>
+      <w:rPr>
+        <w:rFonts w:ascii="Courier New" w:hAnsi="Courier New" w:cs="Courier New" w:hint="default"/>
+      </w:rPr>
+    </w:lvl>
+    <w:lvl w:ilvl="8" w:tplc="04090005" w:tentative="1">
+      <w:start w:val="1"/>
+      <w:numFmt w:val="bullet"/>
+      <w:lvlText w:val=""/>
+      <w:lvlJc w:val="left"/>
+      <w:pPr>
+        <w:ind w:left="7124" w:hanging="360"/>
+      </w:pPr>
+      <w:rPr>
+        <w:rFonts w:ascii="Wingdings" w:hAnsi="Wingdings" w:hint="default"/>
+      </w:rPr>
+    </w:lvl>
+  </w:abstractNum>
+  <w:abstractNum w:abstractNumId="4" w15:restartNumberingAfterBreak="0">
     <w:nsid w:val="117611F3"/>
     <w:multiLevelType w:val="multilevel"/>
     <w:tmpl w:val="963850DA"/>
@@ -3551,7 +7407,7 @@
       </w:rPr>
     </w:lvl>
   </w:abstractNum>
-  <w:abstractNum w:abstractNumId="4" w15:restartNumberingAfterBreak="0">
+  <w:abstractNum w:abstractNumId="5" w15:restartNumberingAfterBreak="0">
     <w:nsid w:val="12D823B9"/>
     <w:multiLevelType w:val="multilevel"/>
     <w:tmpl w:val="963850DA"/>
@@ -3700,10 +7556,236 @@
       </w:rPr>
     </w:lvl>
   </w:abstractNum>
-  <w:abstractNum w:abstractNumId="5" w15:restartNumberingAfterBreak="0">
+  <w:abstractNum w:abstractNumId="6" w15:restartNumberingAfterBreak="0">
+    <w:nsid w:val="178C0EC2"/>
+    <w:multiLevelType w:val="hybridMultilevel"/>
+    <w:tmpl w:val="C5922E7C"/>
+    <w:lvl w:ilvl="0" w:tplc="4E18576C">
+      <w:start w:val="13"/>
+      <w:numFmt w:val="bullet"/>
+      <w:lvlText w:val="-"/>
+      <w:lvlJc w:val="left"/>
+      <w:pPr>
+        <w:ind w:left="1364" w:hanging="360"/>
+      </w:pPr>
+      <w:rPr>
+        <w:rFonts w:ascii="Aptos" w:eastAsiaTheme="minorHAnsi" w:hAnsi="Aptos" w:cstheme="minorBidi" w:hint="default"/>
+      </w:rPr>
+    </w:lvl>
+    <w:lvl w:ilvl="1" w:tplc="04090003" w:tentative="1">
+      <w:start w:val="1"/>
+      <w:numFmt w:val="bullet"/>
+      <w:lvlText w:val="o"/>
+      <w:lvlJc w:val="left"/>
+      <w:pPr>
+        <w:ind w:left="2160" w:hanging="360"/>
+      </w:pPr>
+      <w:rPr>
+        <w:rFonts w:ascii="Courier New" w:hAnsi="Courier New" w:cs="Courier New" w:hint="default"/>
+      </w:rPr>
+    </w:lvl>
+    <w:lvl w:ilvl="2" w:tplc="04090005" w:tentative="1">
+      <w:start w:val="1"/>
+      <w:numFmt w:val="bullet"/>
+      <w:lvlText w:val=""/>
+      <w:lvlJc w:val="left"/>
+      <w:pPr>
+        <w:ind w:left="2880" w:hanging="360"/>
+      </w:pPr>
+      <w:rPr>
+        <w:rFonts w:ascii="Wingdings" w:hAnsi="Wingdings" w:hint="default"/>
+      </w:rPr>
+    </w:lvl>
+    <w:lvl w:ilvl="3" w:tplc="04090001" w:tentative="1">
+      <w:start w:val="1"/>
+      <w:numFmt w:val="bullet"/>
+      <w:lvlText w:val=""/>
+      <w:lvlJc w:val="left"/>
+      <w:pPr>
+        <w:ind w:left="3600" w:hanging="360"/>
+      </w:pPr>
+      <w:rPr>
+        <w:rFonts w:ascii="Symbol" w:hAnsi="Symbol" w:hint="default"/>
+      </w:rPr>
+    </w:lvl>
+    <w:lvl w:ilvl="4" w:tplc="04090003" w:tentative="1">
+      <w:start w:val="1"/>
+      <w:numFmt w:val="bullet"/>
+      <w:lvlText w:val="o"/>
+      <w:lvlJc w:val="left"/>
+      <w:pPr>
+        <w:ind w:left="4320" w:hanging="360"/>
+      </w:pPr>
+      <w:rPr>
+        <w:rFonts w:ascii="Courier New" w:hAnsi="Courier New" w:cs="Courier New" w:hint="default"/>
+      </w:rPr>
+    </w:lvl>
+    <w:lvl w:ilvl="5" w:tplc="04090005" w:tentative="1">
+      <w:start w:val="1"/>
+      <w:numFmt w:val="bullet"/>
+      <w:lvlText w:val=""/>
+      <w:lvlJc w:val="left"/>
+      <w:pPr>
+        <w:ind w:left="5040" w:hanging="360"/>
+      </w:pPr>
+      <w:rPr>
+        <w:rFonts w:ascii="Wingdings" w:hAnsi="Wingdings" w:hint="default"/>
+      </w:rPr>
+    </w:lvl>
+    <w:lvl w:ilvl="6" w:tplc="04090001" w:tentative="1">
+      <w:start w:val="1"/>
+      <w:numFmt w:val="bullet"/>
+      <w:lvlText w:val=""/>
+      <w:lvlJc w:val="left"/>
+      <w:pPr>
+        <w:ind w:left="5760" w:hanging="360"/>
+      </w:pPr>
+      <w:rPr>
+        <w:rFonts w:ascii="Symbol" w:hAnsi="Symbol" w:hint="default"/>
+      </w:rPr>
+    </w:lvl>
+    <w:lvl w:ilvl="7" w:tplc="04090003" w:tentative="1">
+      <w:start w:val="1"/>
+      <w:numFmt w:val="bullet"/>
+      <w:lvlText w:val="o"/>
+      <w:lvlJc w:val="left"/>
+      <w:pPr>
+        <w:ind w:left="6480" w:hanging="360"/>
+      </w:pPr>
+      <w:rPr>
+        <w:rFonts w:ascii="Courier New" w:hAnsi="Courier New" w:cs="Courier New" w:hint="default"/>
+      </w:rPr>
+    </w:lvl>
+    <w:lvl w:ilvl="8" w:tplc="04090005" w:tentative="1">
+      <w:start w:val="1"/>
+      <w:numFmt w:val="bullet"/>
+      <w:lvlText w:val=""/>
+      <w:lvlJc w:val="left"/>
+      <w:pPr>
+        <w:ind w:left="7200" w:hanging="360"/>
+      </w:pPr>
+      <w:rPr>
+        <w:rFonts w:ascii="Wingdings" w:hAnsi="Wingdings" w:hint="default"/>
+      </w:rPr>
+    </w:lvl>
+  </w:abstractNum>
+  <w:abstractNum w:abstractNumId="7" w15:restartNumberingAfterBreak="0">
+    <w:nsid w:val="180E196F"/>
+    <w:multiLevelType w:val="hybridMultilevel"/>
+    <w:tmpl w:val="28DE53A2"/>
+    <w:lvl w:ilvl="0" w:tplc="4E18576C">
+      <w:start w:val="13"/>
+      <w:numFmt w:val="bullet"/>
+      <w:lvlText w:val="-"/>
+      <w:lvlJc w:val="left"/>
+      <w:pPr>
+        <w:ind w:left="644" w:hanging="360"/>
+      </w:pPr>
+      <w:rPr>
+        <w:rFonts w:ascii="Aptos" w:eastAsiaTheme="minorHAnsi" w:hAnsi="Aptos" w:cstheme="minorBidi" w:hint="default"/>
+      </w:rPr>
+    </w:lvl>
+    <w:lvl w:ilvl="1" w:tplc="04090003" w:tentative="1">
+      <w:start w:val="1"/>
+      <w:numFmt w:val="bullet"/>
+      <w:lvlText w:val="o"/>
+      <w:lvlJc w:val="left"/>
+      <w:pPr>
+        <w:ind w:left="1364" w:hanging="360"/>
+      </w:pPr>
+      <w:rPr>
+        <w:rFonts w:ascii="Courier New" w:hAnsi="Courier New" w:cs="Courier New" w:hint="default"/>
+      </w:rPr>
+    </w:lvl>
+    <w:lvl w:ilvl="2" w:tplc="04090005" w:tentative="1">
+      <w:start w:val="1"/>
+      <w:numFmt w:val="bullet"/>
+      <w:lvlText w:val=""/>
+      <w:lvlJc w:val="left"/>
+      <w:pPr>
+        <w:ind w:left="2084" w:hanging="360"/>
+      </w:pPr>
+      <w:rPr>
+        <w:rFonts w:ascii="Wingdings" w:hAnsi="Wingdings" w:hint="default"/>
+      </w:rPr>
+    </w:lvl>
+    <w:lvl w:ilvl="3" w:tplc="04090001" w:tentative="1">
+      <w:start w:val="1"/>
+      <w:numFmt w:val="bullet"/>
+      <w:lvlText w:val=""/>
+      <w:lvlJc w:val="left"/>
+      <w:pPr>
+        <w:ind w:left="2804" w:hanging="360"/>
+      </w:pPr>
+      <w:rPr>
+        <w:rFonts w:ascii="Symbol" w:hAnsi="Symbol" w:hint="default"/>
+      </w:rPr>
+    </w:lvl>
+    <w:lvl w:ilvl="4" w:tplc="04090003" w:tentative="1">
+      <w:start w:val="1"/>
+      <w:numFmt w:val="bullet"/>
+      <w:lvlText w:val="o"/>
+      <w:lvlJc w:val="left"/>
+      <w:pPr>
+        <w:ind w:left="3524" w:hanging="360"/>
+      </w:pPr>
+      <w:rPr>
+        <w:rFonts w:ascii="Courier New" w:hAnsi="Courier New" w:cs="Courier New" w:hint="default"/>
+      </w:rPr>
+    </w:lvl>
+    <w:lvl w:ilvl="5" w:tplc="04090005" w:tentative="1">
+      <w:start w:val="1"/>
+      <w:numFmt w:val="bullet"/>
+      <w:lvlText w:val=""/>
+      <w:lvlJc w:val="left"/>
+      <w:pPr>
+        <w:ind w:left="4244" w:hanging="360"/>
+      </w:pPr>
+      <w:rPr>
+        <w:rFonts w:ascii="Wingdings" w:hAnsi="Wingdings" w:hint="default"/>
+      </w:rPr>
+    </w:lvl>
+    <w:lvl w:ilvl="6" w:tplc="04090001" w:tentative="1">
+      <w:start w:val="1"/>
+      <w:numFmt w:val="bullet"/>
+      <w:lvlText w:val=""/>
+      <w:lvlJc w:val="left"/>
+      <w:pPr>
+        <w:ind w:left="4964" w:hanging="360"/>
+      </w:pPr>
+      <w:rPr>
+        <w:rFonts w:ascii="Symbol" w:hAnsi="Symbol" w:hint="default"/>
+      </w:rPr>
+    </w:lvl>
+    <w:lvl w:ilvl="7" w:tplc="04090003" w:tentative="1">
+      <w:start w:val="1"/>
+      <w:numFmt w:val="bullet"/>
+      <w:lvlText w:val="o"/>
+      <w:lvlJc w:val="left"/>
+      <w:pPr>
+        <w:ind w:left="5684" w:hanging="360"/>
+      </w:pPr>
+      <w:rPr>
+        <w:rFonts w:ascii="Courier New" w:hAnsi="Courier New" w:cs="Courier New" w:hint="default"/>
+      </w:rPr>
+    </w:lvl>
+    <w:lvl w:ilvl="8" w:tplc="04090005" w:tentative="1">
+      <w:start w:val="1"/>
+      <w:numFmt w:val="bullet"/>
+      <w:lvlText w:val=""/>
+      <w:lvlJc w:val="left"/>
+      <w:pPr>
+        <w:ind w:left="6404" w:hanging="360"/>
+      </w:pPr>
+      <w:rPr>
+        <w:rFonts w:ascii="Wingdings" w:hAnsi="Wingdings" w:hint="default"/>
+      </w:rPr>
+    </w:lvl>
+  </w:abstractNum>
+  <w:abstractNum w:abstractNumId="8" w15:restartNumberingAfterBreak="0">
     <w:nsid w:val="23047AFD"/>
     <w:multiLevelType w:val="multilevel"/>
-    <w:tmpl w:val="41466D0C"/>
+    <w:tmpl w:val="59B26690"/>
     <w:lvl w:ilvl="0">
       <w:start w:val="1"/>
       <w:numFmt w:val="decimal"/>
@@ -3714,6 +7796,8 @@
       </w:pPr>
       <w:rPr>
         <w:rFonts w:hint="default"/>
+        <w:sz w:val="40"/>
+        <w:szCs w:val="40"/>
       </w:rPr>
     </w:lvl>
     <w:lvl w:ilvl="1">
@@ -3821,7 +7905,7 @@
       </w:rPr>
     </w:lvl>
   </w:abstractNum>
-  <w:abstractNum w:abstractNumId="6" w15:restartNumberingAfterBreak="0">
+  <w:abstractNum w:abstractNumId="9" w15:restartNumberingAfterBreak="0">
     <w:nsid w:val="25527AAA"/>
     <w:multiLevelType w:val="hybridMultilevel"/>
     <w:tmpl w:val="20F85666"/>
@@ -3934,7 +8018,233 @@
       </w:rPr>
     </w:lvl>
   </w:abstractNum>
-  <w:abstractNum w:abstractNumId="7" w15:restartNumberingAfterBreak="0">
+  <w:abstractNum w:abstractNumId="10" w15:restartNumberingAfterBreak="0">
+    <w:nsid w:val="2A6A5016"/>
+    <w:multiLevelType w:val="hybridMultilevel"/>
+    <w:tmpl w:val="2B108240"/>
+    <w:lvl w:ilvl="0" w:tplc="04090001">
+      <w:start w:val="1"/>
+      <w:numFmt w:val="bullet"/>
+      <w:lvlText w:val=""/>
+      <w:lvlJc w:val="left"/>
+      <w:pPr>
+        <w:ind w:left="720" w:hanging="360"/>
+      </w:pPr>
+      <w:rPr>
+        <w:rFonts w:ascii="Symbol" w:hAnsi="Symbol" w:hint="default"/>
+      </w:rPr>
+    </w:lvl>
+    <w:lvl w:ilvl="1" w:tplc="04090003" w:tentative="1">
+      <w:start w:val="1"/>
+      <w:numFmt w:val="bullet"/>
+      <w:lvlText w:val="o"/>
+      <w:lvlJc w:val="left"/>
+      <w:pPr>
+        <w:ind w:left="1440" w:hanging="360"/>
+      </w:pPr>
+      <w:rPr>
+        <w:rFonts w:ascii="Courier New" w:hAnsi="Courier New" w:cs="Courier New" w:hint="default"/>
+      </w:rPr>
+    </w:lvl>
+    <w:lvl w:ilvl="2" w:tplc="04090005" w:tentative="1">
+      <w:start w:val="1"/>
+      <w:numFmt w:val="bullet"/>
+      <w:lvlText w:val=""/>
+      <w:lvlJc w:val="left"/>
+      <w:pPr>
+        <w:ind w:left="2160" w:hanging="360"/>
+      </w:pPr>
+      <w:rPr>
+        <w:rFonts w:ascii="Wingdings" w:hAnsi="Wingdings" w:hint="default"/>
+      </w:rPr>
+    </w:lvl>
+    <w:lvl w:ilvl="3" w:tplc="04090001" w:tentative="1">
+      <w:start w:val="1"/>
+      <w:numFmt w:val="bullet"/>
+      <w:lvlText w:val=""/>
+      <w:lvlJc w:val="left"/>
+      <w:pPr>
+        <w:ind w:left="2880" w:hanging="360"/>
+      </w:pPr>
+      <w:rPr>
+        <w:rFonts w:ascii="Symbol" w:hAnsi="Symbol" w:hint="default"/>
+      </w:rPr>
+    </w:lvl>
+    <w:lvl w:ilvl="4" w:tplc="04090003" w:tentative="1">
+      <w:start w:val="1"/>
+      <w:numFmt w:val="bullet"/>
+      <w:lvlText w:val="o"/>
+      <w:lvlJc w:val="left"/>
+      <w:pPr>
+        <w:ind w:left="3600" w:hanging="360"/>
+      </w:pPr>
+      <w:rPr>
+        <w:rFonts w:ascii="Courier New" w:hAnsi="Courier New" w:cs="Courier New" w:hint="default"/>
+      </w:rPr>
+    </w:lvl>
+    <w:lvl w:ilvl="5" w:tplc="04090005" w:tentative="1">
+      <w:start w:val="1"/>
+      <w:numFmt w:val="bullet"/>
+      <w:lvlText w:val=""/>
+      <w:lvlJc w:val="left"/>
+      <w:pPr>
+        <w:ind w:left="4320" w:hanging="360"/>
+      </w:pPr>
+      <w:rPr>
+        <w:rFonts w:ascii="Wingdings" w:hAnsi="Wingdings" w:hint="default"/>
+      </w:rPr>
+    </w:lvl>
+    <w:lvl w:ilvl="6" w:tplc="04090001" w:tentative="1">
+      <w:start w:val="1"/>
+      <w:numFmt w:val="bullet"/>
+      <w:lvlText w:val=""/>
+      <w:lvlJc w:val="left"/>
+      <w:pPr>
+        <w:ind w:left="5040" w:hanging="360"/>
+      </w:pPr>
+      <w:rPr>
+        <w:rFonts w:ascii="Symbol" w:hAnsi="Symbol" w:hint="default"/>
+      </w:rPr>
+    </w:lvl>
+    <w:lvl w:ilvl="7" w:tplc="04090003" w:tentative="1">
+      <w:start w:val="1"/>
+      <w:numFmt w:val="bullet"/>
+      <w:lvlText w:val="o"/>
+      <w:lvlJc w:val="left"/>
+      <w:pPr>
+        <w:ind w:left="5760" w:hanging="360"/>
+      </w:pPr>
+      <w:rPr>
+        <w:rFonts w:ascii="Courier New" w:hAnsi="Courier New" w:cs="Courier New" w:hint="default"/>
+      </w:rPr>
+    </w:lvl>
+    <w:lvl w:ilvl="8" w:tplc="04090005" w:tentative="1">
+      <w:start w:val="1"/>
+      <w:numFmt w:val="bullet"/>
+      <w:lvlText w:val=""/>
+      <w:lvlJc w:val="left"/>
+      <w:pPr>
+        <w:ind w:left="6480" w:hanging="360"/>
+      </w:pPr>
+      <w:rPr>
+        <w:rFonts w:ascii="Wingdings" w:hAnsi="Wingdings" w:hint="default"/>
+      </w:rPr>
+    </w:lvl>
+  </w:abstractNum>
+  <w:abstractNum w:abstractNumId="11" w15:restartNumberingAfterBreak="0">
+    <w:nsid w:val="2B0E6B1D"/>
+    <w:multiLevelType w:val="hybridMultilevel"/>
+    <w:tmpl w:val="06C2B0C0"/>
+    <w:lvl w:ilvl="0" w:tplc="04090001">
+      <w:start w:val="1"/>
+      <w:numFmt w:val="bullet"/>
+      <w:lvlText w:val=""/>
+      <w:lvlJc w:val="left"/>
+      <w:pPr>
+        <w:ind w:left="1800" w:hanging="360"/>
+      </w:pPr>
+      <w:rPr>
+        <w:rFonts w:ascii="Symbol" w:hAnsi="Symbol" w:hint="default"/>
+      </w:rPr>
+    </w:lvl>
+    <w:lvl w:ilvl="1" w:tplc="04090003" w:tentative="1">
+      <w:start w:val="1"/>
+      <w:numFmt w:val="bullet"/>
+      <w:lvlText w:val="o"/>
+      <w:lvlJc w:val="left"/>
+      <w:pPr>
+        <w:ind w:left="2520" w:hanging="360"/>
+      </w:pPr>
+      <w:rPr>
+        <w:rFonts w:ascii="Courier New" w:hAnsi="Courier New" w:cs="Courier New" w:hint="default"/>
+      </w:rPr>
+    </w:lvl>
+    <w:lvl w:ilvl="2" w:tplc="04090005" w:tentative="1">
+      <w:start w:val="1"/>
+      <w:numFmt w:val="bullet"/>
+      <w:lvlText w:val=""/>
+      <w:lvlJc w:val="left"/>
+      <w:pPr>
+        <w:ind w:left="3240" w:hanging="360"/>
+      </w:pPr>
+      <w:rPr>
+        <w:rFonts w:ascii="Wingdings" w:hAnsi="Wingdings" w:hint="default"/>
+      </w:rPr>
+    </w:lvl>
+    <w:lvl w:ilvl="3" w:tplc="04090001" w:tentative="1">
+      <w:start w:val="1"/>
+      <w:numFmt w:val="bullet"/>
+      <w:lvlText w:val=""/>
+      <w:lvlJc w:val="left"/>
+      <w:pPr>
+        <w:ind w:left="3960" w:hanging="360"/>
+      </w:pPr>
+      <w:rPr>
+        <w:rFonts w:ascii="Symbol" w:hAnsi="Symbol" w:hint="default"/>
+      </w:rPr>
+    </w:lvl>
+    <w:lvl w:ilvl="4" w:tplc="04090003" w:tentative="1">
+      <w:start w:val="1"/>
+      <w:numFmt w:val="bullet"/>
+      <w:lvlText w:val="o"/>
+      <w:lvlJc w:val="left"/>
+      <w:pPr>
+        <w:ind w:left="4680" w:hanging="360"/>
+      </w:pPr>
+      <w:rPr>
+        <w:rFonts w:ascii="Courier New" w:hAnsi="Courier New" w:cs="Courier New" w:hint="default"/>
+      </w:rPr>
+    </w:lvl>
+    <w:lvl w:ilvl="5" w:tplc="04090005" w:tentative="1">
+      <w:start w:val="1"/>
+      <w:numFmt w:val="bullet"/>
+      <w:lvlText w:val=""/>
+      <w:lvlJc w:val="left"/>
+      <w:pPr>
+        <w:ind w:left="5400" w:hanging="360"/>
+      </w:pPr>
+      <w:rPr>
+        <w:rFonts w:ascii="Wingdings" w:hAnsi="Wingdings" w:hint="default"/>
+      </w:rPr>
+    </w:lvl>
+    <w:lvl w:ilvl="6" w:tplc="04090001" w:tentative="1">
+      <w:start w:val="1"/>
+      <w:numFmt w:val="bullet"/>
+      <w:lvlText w:val=""/>
+      <w:lvlJc w:val="left"/>
+      <w:pPr>
+        <w:ind w:left="6120" w:hanging="360"/>
+      </w:pPr>
+      <w:rPr>
+        <w:rFonts w:ascii="Symbol" w:hAnsi="Symbol" w:hint="default"/>
+      </w:rPr>
+    </w:lvl>
+    <w:lvl w:ilvl="7" w:tplc="04090003" w:tentative="1">
+      <w:start w:val="1"/>
+      <w:numFmt w:val="bullet"/>
+      <w:lvlText w:val="o"/>
+      <w:lvlJc w:val="left"/>
+      <w:pPr>
+        <w:ind w:left="6840" w:hanging="360"/>
+      </w:pPr>
+      <w:rPr>
+        <w:rFonts w:ascii="Courier New" w:hAnsi="Courier New" w:cs="Courier New" w:hint="default"/>
+      </w:rPr>
+    </w:lvl>
+    <w:lvl w:ilvl="8" w:tplc="04090005" w:tentative="1">
+      <w:start w:val="1"/>
+      <w:numFmt w:val="bullet"/>
+      <w:lvlText w:val=""/>
+      <w:lvlJc w:val="left"/>
+      <w:pPr>
+        <w:ind w:left="7560" w:hanging="360"/>
+      </w:pPr>
+      <w:rPr>
+        <w:rFonts w:ascii="Wingdings" w:hAnsi="Wingdings" w:hint="default"/>
+      </w:rPr>
+    </w:lvl>
+  </w:abstractNum>
+  <w:abstractNum w:abstractNumId="12" w15:restartNumberingAfterBreak="0">
     <w:nsid w:val="3A355543"/>
     <w:multiLevelType w:val="hybridMultilevel"/>
     <w:tmpl w:val="3E1C3EF2"/>
@@ -4047,7 +8357,7 @@
       </w:rPr>
     </w:lvl>
   </w:abstractNum>
-  <w:abstractNum w:abstractNumId="8" w15:restartNumberingAfterBreak="0">
+  <w:abstractNum w:abstractNumId="13" w15:restartNumberingAfterBreak="0">
     <w:nsid w:val="3A7B4BFC"/>
     <w:multiLevelType w:val="multilevel"/>
     <w:tmpl w:val="8E420FFC"/>
@@ -4196,7 +8506,7 @@
       </w:rPr>
     </w:lvl>
   </w:abstractNum>
-  <w:abstractNum w:abstractNumId="9" w15:restartNumberingAfterBreak="0">
+  <w:abstractNum w:abstractNumId="14" w15:restartNumberingAfterBreak="0">
     <w:nsid w:val="3AC95E04"/>
     <w:multiLevelType w:val="hybridMultilevel"/>
     <w:tmpl w:val="FB245ED2"/>
@@ -4309,7 +8619,120 @@
       </w:rPr>
     </w:lvl>
   </w:abstractNum>
-  <w:abstractNum w:abstractNumId="10" w15:restartNumberingAfterBreak="0">
+  <w:abstractNum w:abstractNumId="15" w15:restartNumberingAfterBreak="0">
+    <w:nsid w:val="3BC83667"/>
+    <w:multiLevelType w:val="hybridMultilevel"/>
+    <w:tmpl w:val="7D3ABD10"/>
+    <w:lvl w:ilvl="0" w:tplc="04090001">
+      <w:start w:val="1"/>
+      <w:numFmt w:val="bullet"/>
+      <w:lvlText w:val=""/>
+      <w:lvlJc w:val="left"/>
+      <w:pPr>
+        <w:ind w:left="1724" w:hanging="360"/>
+      </w:pPr>
+      <w:rPr>
+        <w:rFonts w:ascii="Symbol" w:hAnsi="Symbol" w:hint="default"/>
+      </w:rPr>
+    </w:lvl>
+    <w:lvl w:ilvl="1" w:tplc="04090003" w:tentative="1">
+      <w:start w:val="1"/>
+      <w:numFmt w:val="bullet"/>
+      <w:lvlText w:val="o"/>
+      <w:lvlJc w:val="left"/>
+      <w:pPr>
+        <w:ind w:left="2444" w:hanging="360"/>
+      </w:pPr>
+      <w:rPr>
+        <w:rFonts w:ascii="Courier New" w:hAnsi="Courier New" w:cs="Courier New" w:hint="default"/>
+      </w:rPr>
+    </w:lvl>
+    <w:lvl w:ilvl="2" w:tplc="04090005" w:tentative="1">
+      <w:start w:val="1"/>
+      <w:numFmt w:val="bullet"/>
+      <w:lvlText w:val=""/>
+      <w:lvlJc w:val="left"/>
+      <w:pPr>
+        <w:ind w:left="3164" w:hanging="360"/>
+      </w:pPr>
+      <w:rPr>
+        <w:rFonts w:ascii="Wingdings" w:hAnsi="Wingdings" w:hint="default"/>
+      </w:rPr>
+    </w:lvl>
+    <w:lvl w:ilvl="3" w:tplc="04090001" w:tentative="1">
+      <w:start w:val="1"/>
+      <w:numFmt w:val="bullet"/>
+      <w:lvlText w:val=""/>
+      <w:lvlJc w:val="left"/>
+      <w:pPr>
+        <w:ind w:left="3884" w:hanging="360"/>
+      </w:pPr>
+      <w:rPr>
+        <w:rFonts w:ascii="Symbol" w:hAnsi="Symbol" w:hint="default"/>
+      </w:rPr>
+    </w:lvl>
+    <w:lvl w:ilvl="4" w:tplc="04090003" w:tentative="1">
+      <w:start w:val="1"/>
+      <w:numFmt w:val="bullet"/>
+      <w:lvlText w:val="o"/>
+      <w:lvlJc w:val="left"/>
+      <w:pPr>
+        <w:ind w:left="4604" w:hanging="360"/>
+      </w:pPr>
+      <w:rPr>
+        <w:rFonts w:ascii="Courier New" w:hAnsi="Courier New" w:cs="Courier New" w:hint="default"/>
+      </w:rPr>
+    </w:lvl>
+    <w:lvl w:ilvl="5" w:tplc="04090005" w:tentative="1">
+      <w:start w:val="1"/>
+      <w:numFmt w:val="bullet"/>
+      <w:lvlText w:val=""/>
+      <w:lvlJc w:val="left"/>
+      <w:pPr>
+        <w:ind w:left="5324" w:hanging="360"/>
+      </w:pPr>
+      <w:rPr>
+        <w:rFonts w:ascii="Wingdings" w:hAnsi="Wingdings" w:hint="default"/>
+      </w:rPr>
+    </w:lvl>
+    <w:lvl w:ilvl="6" w:tplc="04090001" w:tentative="1">
+      <w:start w:val="1"/>
+      <w:numFmt w:val="bullet"/>
+      <w:lvlText w:val=""/>
+      <w:lvlJc w:val="left"/>
+      <w:pPr>
+        <w:ind w:left="6044" w:hanging="360"/>
+      </w:pPr>
+      <w:rPr>
+        <w:rFonts w:ascii="Symbol" w:hAnsi="Symbol" w:hint="default"/>
+      </w:rPr>
+    </w:lvl>
+    <w:lvl w:ilvl="7" w:tplc="04090003" w:tentative="1">
+      <w:start w:val="1"/>
+      <w:numFmt w:val="bullet"/>
+      <w:lvlText w:val="o"/>
+      <w:lvlJc w:val="left"/>
+      <w:pPr>
+        <w:ind w:left="6764" w:hanging="360"/>
+      </w:pPr>
+      <w:rPr>
+        <w:rFonts w:ascii="Courier New" w:hAnsi="Courier New" w:cs="Courier New" w:hint="default"/>
+      </w:rPr>
+    </w:lvl>
+    <w:lvl w:ilvl="8" w:tplc="04090005" w:tentative="1">
+      <w:start w:val="1"/>
+      <w:numFmt w:val="bullet"/>
+      <w:lvlText w:val=""/>
+      <w:lvlJc w:val="left"/>
+      <w:pPr>
+        <w:ind w:left="7484" w:hanging="360"/>
+      </w:pPr>
+      <w:rPr>
+        <w:rFonts w:ascii="Wingdings" w:hAnsi="Wingdings" w:hint="default"/>
+      </w:rPr>
+    </w:lvl>
+  </w:abstractNum>
+  <w:abstractNum w:abstractNumId="16" w15:restartNumberingAfterBreak="0">
     <w:nsid w:val="3F8B7F85"/>
     <w:multiLevelType w:val="hybridMultilevel"/>
     <w:tmpl w:val="BE961B48"/>
@@ -4422,7 +8845,7 @@
       </w:rPr>
     </w:lvl>
   </w:abstractNum>
-  <w:abstractNum w:abstractNumId="11" w15:restartNumberingAfterBreak="0">
+  <w:abstractNum w:abstractNumId="17" w15:restartNumberingAfterBreak="0">
     <w:nsid w:val="3FD045F0"/>
     <w:multiLevelType w:val="hybridMultilevel"/>
     <w:tmpl w:val="77A44330"/>
@@ -4535,7 +8958,7 @@
       </w:rPr>
     </w:lvl>
   </w:abstractNum>
-  <w:abstractNum w:abstractNumId="12" w15:restartNumberingAfterBreak="0">
+  <w:abstractNum w:abstractNumId="18" w15:restartNumberingAfterBreak="0">
     <w:nsid w:val="441A55CC"/>
     <w:multiLevelType w:val="multilevel"/>
     <w:tmpl w:val="963850DA"/>
@@ -4684,7 +9107,7 @@
       </w:rPr>
     </w:lvl>
   </w:abstractNum>
-  <w:abstractNum w:abstractNumId="13" w15:restartNumberingAfterBreak="0">
+  <w:abstractNum w:abstractNumId="19" w15:restartNumberingAfterBreak="0">
     <w:nsid w:val="4D184A4F"/>
     <w:multiLevelType w:val="hybridMultilevel"/>
     <w:tmpl w:val="F04AF98C"/>
@@ -4797,10 +9220,10 @@
       </w:rPr>
     </w:lvl>
   </w:abstractNum>
-  <w:abstractNum w:abstractNumId="14" w15:restartNumberingAfterBreak="0">
+  <w:abstractNum w:abstractNumId="20" w15:restartNumberingAfterBreak="0">
     <w:nsid w:val="4DD3639C"/>
     <w:multiLevelType w:val="multilevel"/>
-    <w:tmpl w:val="963850DA"/>
+    <w:tmpl w:val="784EE802"/>
     <w:lvl w:ilvl="0">
       <w:start w:val="1"/>
       <w:numFmt w:val="bullet"/>
@@ -4817,7 +9240,265 @@
         <w:sz w:val="20"/>
       </w:rPr>
     </w:lvl>
-    <w:lvl w:ilvl="1" w:tentative="1">
+    <w:lvl w:ilvl="1">
+      <w:start w:val="7"/>
+      <w:numFmt w:val="bullet"/>
+      <w:lvlText w:val="-"/>
+      <w:lvlJc w:val="left"/>
+      <w:pPr>
+        <w:ind w:left="1440" w:hanging="360"/>
+      </w:pPr>
+      <w:rPr>
+        <w:rFonts w:ascii="Aptos" w:eastAsiaTheme="minorHAnsi" w:hAnsi="Aptos" w:cs="Lohit Devanagari" w:hint="default"/>
+      </w:rPr>
+    </w:lvl>
+    <w:lvl w:ilvl="2">
+      <w:start w:val="1"/>
+      <w:numFmt w:val="bullet"/>
+      <w:lvlText w:val=""/>
+      <w:lvlJc w:val="left"/>
+      <w:pPr>
+        <w:tabs>
+          <w:tab w:val="num" w:pos="2160"/>
+        </w:tabs>
+        <w:ind w:left="2160" w:hanging="360"/>
+      </w:pPr>
+      <w:rPr>
+        <w:rFonts w:ascii="Wingdings" w:hAnsi="Wingdings" w:hint="default"/>
+        <w:sz w:val="20"/>
+      </w:rPr>
+    </w:lvl>
+    <w:lvl w:ilvl="3" w:tentative="1">
+      <w:start w:val="1"/>
+      <w:numFmt w:val="bullet"/>
+      <w:lvlText w:val=""/>
+      <w:lvlJc w:val="left"/>
+      <w:pPr>
+        <w:tabs>
+          <w:tab w:val="num" w:pos="2880"/>
+        </w:tabs>
+        <w:ind w:left="2880" w:hanging="360"/>
+      </w:pPr>
+      <w:rPr>
+        <w:rFonts w:ascii="Wingdings" w:hAnsi="Wingdings" w:hint="default"/>
+        <w:sz w:val="20"/>
+      </w:rPr>
+    </w:lvl>
+    <w:lvl w:ilvl="4" w:tentative="1">
+      <w:start w:val="1"/>
+      <w:numFmt w:val="bullet"/>
+      <w:lvlText w:val=""/>
+      <w:lvlJc w:val="left"/>
+      <w:pPr>
+        <w:tabs>
+          <w:tab w:val="num" w:pos="3600"/>
+        </w:tabs>
+        <w:ind w:left="3600" w:hanging="360"/>
+      </w:pPr>
+      <w:rPr>
+        <w:rFonts w:ascii="Wingdings" w:hAnsi="Wingdings" w:hint="default"/>
+        <w:sz w:val="20"/>
+      </w:rPr>
+    </w:lvl>
+    <w:lvl w:ilvl="5" w:tentative="1">
+      <w:start w:val="1"/>
+      <w:numFmt w:val="bullet"/>
+      <w:lvlText w:val=""/>
+      <w:lvlJc w:val="left"/>
+      <w:pPr>
+        <w:tabs>
+          <w:tab w:val="num" w:pos="4320"/>
+        </w:tabs>
+        <w:ind w:left="4320" w:hanging="360"/>
+      </w:pPr>
+      <w:rPr>
+        <w:rFonts w:ascii="Wingdings" w:hAnsi="Wingdings" w:hint="default"/>
+        <w:sz w:val="20"/>
+      </w:rPr>
+    </w:lvl>
+    <w:lvl w:ilvl="6" w:tentative="1">
+      <w:start w:val="1"/>
+      <w:numFmt w:val="bullet"/>
+      <w:lvlText w:val=""/>
+      <w:lvlJc w:val="left"/>
+      <w:pPr>
+        <w:tabs>
+          <w:tab w:val="num" w:pos="5040"/>
+        </w:tabs>
+        <w:ind w:left="5040" w:hanging="360"/>
+      </w:pPr>
+      <w:rPr>
+        <w:rFonts w:ascii="Wingdings" w:hAnsi="Wingdings" w:hint="default"/>
+        <w:sz w:val="20"/>
+      </w:rPr>
+    </w:lvl>
+    <w:lvl w:ilvl="7" w:tentative="1">
+      <w:start w:val="1"/>
+      <w:numFmt w:val="bullet"/>
+      <w:lvlText w:val=""/>
+      <w:lvlJc w:val="left"/>
+      <w:pPr>
+        <w:tabs>
+          <w:tab w:val="num" w:pos="5760"/>
+        </w:tabs>
+        <w:ind w:left="5760" w:hanging="360"/>
+      </w:pPr>
+      <w:rPr>
+        <w:rFonts w:ascii="Wingdings" w:hAnsi="Wingdings" w:hint="default"/>
+        <w:sz w:val="20"/>
+      </w:rPr>
+    </w:lvl>
+    <w:lvl w:ilvl="8" w:tentative="1">
+      <w:start w:val="1"/>
+      <w:numFmt w:val="bullet"/>
+      <w:lvlText w:val=""/>
+      <w:lvlJc w:val="left"/>
+      <w:pPr>
+        <w:tabs>
+          <w:tab w:val="num" w:pos="6480"/>
+        </w:tabs>
+        <w:ind w:left="6480" w:hanging="360"/>
+      </w:pPr>
+      <w:rPr>
+        <w:rFonts w:ascii="Wingdings" w:hAnsi="Wingdings" w:hint="default"/>
+        <w:sz w:val="20"/>
+      </w:rPr>
+    </w:lvl>
+  </w:abstractNum>
+  <w:abstractNum w:abstractNumId="21" w15:restartNumberingAfterBreak="0">
+    <w:nsid w:val="4F3A3AC1"/>
+    <w:multiLevelType w:val="hybridMultilevel"/>
+    <w:tmpl w:val="9C001720"/>
+    <w:lvl w:ilvl="0" w:tplc="08090001">
+      <w:start w:val="1"/>
+      <w:numFmt w:val="bullet"/>
+      <w:lvlText w:val=""/>
+      <w:lvlJc w:val="left"/>
+      <w:pPr>
+        <w:ind w:left="1004" w:hanging="360"/>
+      </w:pPr>
+      <w:rPr>
+        <w:rFonts w:ascii="Symbol" w:hAnsi="Symbol" w:hint="default"/>
+      </w:rPr>
+    </w:lvl>
+    <w:lvl w:ilvl="1" w:tplc="08090003" w:tentative="1">
+      <w:start w:val="1"/>
+      <w:numFmt w:val="bullet"/>
+      <w:lvlText w:val="o"/>
+      <w:lvlJc w:val="left"/>
+      <w:pPr>
+        <w:ind w:left="1724" w:hanging="360"/>
+      </w:pPr>
+      <w:rPr>
+        <w:rFonts w:ascii="Courier New" w:hAnsi="Courier New" w:cs="Courier New" w:hint="default"/>
+      </w:rPr>
+    </w:lvl>
+    <w:lvl w:ilvl="2" w:tplc="08090005" w:tentative="1">
+      <w:start w:val="1"/>
+      <w:numFmt w:val="bullet"/>
+      <w:lvlText w:val=""/>
+      <w:lvlJc w:val="left"/>
+      <w:pPr>
+        <w:ind w:left="2444" w:hanging="360"/>
+      </w:pPr>
+      <w:rPr>
+        <w:rFonts w:ascii="Wingdings" w:hAnsi="Wingdings" w:hint="default"/>
+      </w:rPr>
+    </w:lvl>
+    <w:lvl w:ilvl="3" w:tplc="08090001" w:tentative="1">
+      <w:start w:val="1"/>
+      <w:numFmt w:val="bullet"/>
+      <w:lvlText w:val=""/>
+      <w:lvlJc w:val="left"/>
+      <w:pPr>
+        <w:ind w:left="3164" w:hanging="360"/>
+      </w:pPr>
+      <w:rPr>
+        <w:rFonts w:ascii="Symbol" w:hAnsi="Symbol" w:hint="default"/>
+      </w:rPr>
+    </w:lvl>
+    <w:lvl w:ilvl="4" w:tplc="08090003" w:tentative="1">
+      <w:start w:val="1"/>
+      <w:numFmt w:val="bullet"/>
+      <w:lvlText w:val="o"/>
+      <w:lvlJc w:val="left"/>
+      <w:pPr>
+        <w:ind w:left="3884" w:hanging="360"/>
+      </w:pPr>
+      <w:rPr>
+        <w:rFonts w:ascii="Courier New" w:hAnsi="Courier New" w:cs="Courier New" w:hint="default"/>
+      </w:rPr>
+    </w:lvl>
+    <w:lvl w:ilvl="5" w:tplc="08090005" w:tentative="1">
+      <w:start w:val="1"/>
+      <w:numFmt w:val="bullet"/>
+      <w:lvlText w:val=""/>
+      <w:lvlJc w:val="left"/>
+      <w:pPr>
+        <w:ind w:left="4604" w:hanging="360"/>
+      </w:pPr>
+      <w:rPr>
+        <w:rFonts w:ascii="Wingdings" w:hAnsi="Wingdings" w:hint="default"/>
+      </w:rPr>
+    </w:lvl>
+    <w:lvl w:ilvl="6" w:tplc="08090001" w:tentative="1">
+      <w:start w:val="1"/>
+      <w:numFmt w:val="bullet"/>
+      <w:lvlText w:val=""/>
+      <w:lvlJc w:val="left"/>
+      <w:pPr>
+        <w:ind w:left="5324" w:hanging="360"/>
+      </w:pPr>
+      <w:rPr>
+        <w:rFonts w:ascii="Symbol" w:hAnsi="Symbol" w:hint="default"/>
+      </w:rPr>
+    </w:lvl>
+    <w:lvl w:ilvl="7" w:tplc="08090003" w:tentative="1">
+      <w:start w:val="1"/>
+      <w:numFmt w:val="bullet"/>
+      <w:lvlText w:val="o"/>
+      <w:lvlJc w:val="left"/>
+      <w:pPr>
+        <w:ind w:left="6044" w:hanging="360"/>
+      </w:pPr>
+      <w:rPr>
+        <w:rFonts w:ascii="Courier New" w:hAnsi="Courier New" w:cs="Courier New" w:hint="default"/>
+      </w:rPr>
+    </w:lvl>
+    <w:lvl w:ilvl="8" w:tplc="08090005" w:tentative="1">
+      <w:start w:val="1"/>
+      <w:numFmt w:val="bullet"/>
+      <w:lvlText w:val=""/>
+      <w:lvlJc w:val="left"/>
+      <w:pPr>
+        <w:ind w:left="6764" w:hanging="360"/>
+      </w:pPr>
+      <w:rPr>
+        <w:rFonts w:ascii="Wingdings" w:hAnsi="Wingdings" w:hint="default"/>
+      </w:rPr>
+    </w:lvl>
+  </w:abstractNum>
+  <w:abstractNum w:abstractNumId="22" w15:restartNumberingAfterBreak="0">
+    <w:nsid w:val="58A56BEA"/>
+    <w:multiLevelType w:val="multilevel"/>
+    <w:tmpl w:val="6400BA92"/>
+    <w:lvl w:ilvl="0">
+      <w:start w:val="1"/>
+      <w:numFmt w:val="bullet"/>
+      <w:lvlText w:val=""/>
+      <w:lvlJc w:val="left"/>
+      <w:pPr>
+        <w:tabs>
+          <w:tab w:val="num" w:pos="720"/>
+        </w:tabs>
+        <w:ind w:left="720" w:hanging="360"/>
+      </w:pPr>
+      <w:rPr>
+        <w:rFonts w:ascii="Symbol" w:hAnsi="Symbol" w:hint="default"/>
+        <w:sz w:val="20"/>
+      </w:rPr>
+    </w:lvl>
+    <w:lvl w:ilvl="1">
       <w:start w:val="1"/>
       <w:numFmt w:val="bullet"/>
       <w:lvlText w:val="o"/>
@@ -4946,11 +9627,11 @@
       </w:rPr>
     </w:lvl>
   </w:abstractNum>
-  <w:abstractNum w:abstractNumId="15" w15:restartNumberingAfterBreak="0">
-    <w:nsid w:val="4F3A3AC1"/>
+  <w:abstractNum w:abstractNumId="23" w15:restartNumberingAfterBreak="0">
+    <w:nsid w:val="59FD0A93"/>
     <w:multiLevelType w:val="hybridMultilevel"/>
-    <w:tmpl w:val="9C001720"/>
-    <w:lvl w:ilvl="0" w:tplc="08090001">
+    <w:tmpl w:val="6CBE35FC"/>
+    <w:lvl w:ilvl="0" w:tplc="04090001">
       <w:start w:val="1"/>
       <w:numFmt w:val="bullet"/>
       <w:lvlText w:val=""/>
@@ -4962,7 +9643,7 @@
         <w:rFonts w:ascii="Symbol" w:hAnsi="Symbol" w:hint="default"/>
       </w:rPr>
     </w:lvl>
-    <w:lvl w:ilvl="1" w:tplc="08090003" w:tentative="1">
+    <w:lvl w:ilvl="1" w:tplc="04090003" w:tentative="1">
       <w:start w:val="1"/>
       <w:numFmt w:val="bullet"/>
       <w:lvlText w:val="o"/>
@@ -4974,7 +9655,7 @@
         <w:rFonts w:ascii="Courier New" w:hAnsi="Courier New" w:cs="Courier New" w:hint="default"/>
       </w:rPr>
     </w:lvl>
-    <w:lvl w:ilvl="2" w:tplc="08090005" w:tentative="1">
+    <w:lvl w:ilvl="2" w:tplc="04090005" w:tentative="1">
       <w:start w:val="1"/>
       <w:numFmt w:val="bullet"/>
       <w:lvlText w:val=""/>
@@ -4986,7 +9667,7 @@
         <w:rFonts w:ascii="Wingdings" w:hAnsi="Wingdings" w:hint="default"/>
       </w:rPr>
     </w:lvl>
-    <w:lvl w:ilvl="3" w:tplc="08090001" w:tentative="1">
+    <w:lvl w:ilvl="3" w:tplc="04090001" w:tentative="1">
       <w:start w:val="1"/>
       <w:numFmt w:val="bullet"/>
       <w:lvlText w:val=""/>
@@ -4998,7 +9679,7 @@
         <w:rFonts w:ascii="Symbol" w:hAnsi="Symbol" w:hint="default"/>
       </w:rPr>
     </w:lvl>
-    <w:lvl w:ilvl="4" w:tplc="08090003" w:tentative="1">
+    <w:lvl w:ilvl="4" w:tplc="04090003" w:tentative="1">
       <w:start w:val="1"/>
       <w:numFmt w:val="bullet"/>
       <w:lvlText w:val="o"/>
@@ -5010,7 +9691,7 @@
         <w:rFonts w:ascii="Courier New" w:hAnsi="Courier New" w:cs="Courier New" w:hint="default"/>
       </w:rPr>
     </w:lvl>
-    <w:lvl w:ilvl="5" w:tplc="08090005" w:tentative="1">
+    <w:lvl w:ilvl="5" w:tplc="04090005" w:tentative="1">
       <w:start w:val="1"/>
       <w:numFmt w:val="bullet"/>
       <w:lvlText w:val=""/>
@@ -5022,7 +9703,7 @@
         <w:rFonts w:ascii="Wingdings" w:hAnsi="Wingdings" w:hint="default"/>
       </w:rPr>
     </w:lvl>
-    <w:lvl w:ilvl="6" w:tplc="08090001" w:tentative="1">
+    <w:lvl w:ilvl="6" w:tplc="04090001" w:tentative="1">
       <w:start w:val="1"/>
       <w:numFmt w:val="bullet"/>
       <w:lvlText w:val=""/>
@@ -5034,7 +9715,7 @@
         <w:rFonts w:ascii="Symbol" w:hAnsi="Symbol" w:hint="default"/>
       </w:rPr>
     </w:lvl>
-    <w:lvl w:ilvl="7" w:tplc="08090003" w:tentative="1">
+    <w:lvl w:ilvl="7" w:tplc="04090003" w:tentative="1">
       <w:start w:val="1"/>
       <w:numFmt w:val="bullet"/>
       <w:lvlText w:val="o"/>
@@ -5046,7 +9727,7 @@
         <w:rFonts w:ascii="Courier New" w:hAnsi="Courier New" w:cs="Courier New" w:hint="default"/>
       </w:rPr>
     </w:lvl>
-    <w:lvl w:ilvl="8" w:tplc="08090005" w:tentative="1">
+    <w:lvl w:ilvl="8" w:tplc="04090005" w:tentative="1">
       <w:start w:val="1"/>
       <w:numFmt w:val="bullet"/>
       <w:lvlText w:val=""/>
@@ -5059,7 +9740,7 @@
       </w:rPr>
     </w:lvl>
   </w:abstractNum>
-  <w:abstractNum w:abstractNumId="16" w15:restartNumberingAfterBreak="0">
+  <w:abstractNum w:abstractNumId="24" w15:restartNumberingAfterBreak="0">
     <w:nsid w:val="5EBC1391"/>
     <w:multiLevelType w:val="multilevel"/>
     <w:tmpl w:val="65B093DC"/>
@@ -5208,7 +9889,120 @@
       </w:rPr>
     </w:lvl>
   </w:abstractNum>
-  <w:abstractNum w:abstractNumId="17" w15:restartNumberingAfterBreak="0">
+  <w:abstractNum w:abstractNumId="25" w15:restartNumberingAfterBreak="0">
+    <w:nsid w:val="66325E64"/>
+    <w:multiLevelType w:val="hybridMultilevel"/>
+    <w:tmpl w:val="B73E572C"/>
+    <w:lvl w:ilvl="0" w:tplc="04090001">
+      <w:start w:val="1"/>
+      <w:numFmt w:val="bullet"/>
+      <w:lvlText w:val=""/>
+      <w:lvlJc w:val="left"/>
+      <w:pPr>
+        <w:ind w:left="1800" w:hanging="360"/>
+      </w:pPr>
+      <w:rPr>
+        <w:rFonts w:ascii="Symbol" w:hAnsi="Symbol" w:hint="default"/>
+      </w:rPr>
+    </w:lvl>
+    <w:lvl w:ilvl="1" w:tplc="04090003">
+      <w:start w:val="1"/>
+      <w:numFmt w:val="bullet"/>
+      <w:lvlText w:val="o"/>
+      <w:lvlJc w:val="left"/>
+      <w:pPr>
+        <w:ind w:left="2520" w:hanging="360"/>
+      </w:pPr>
+      <w:rPr>
+        <w:rFonts w:ascii="Courier New" w:hAnsi="Courier New" w:cs="Courier New" w:hint="default"/>
+      </w:rPr>
+    </w:lvl>
+    <w:lvl w:ilvl="2" w:tplc="04090005" w:tentative="1">
+      <w:start w:val="1"/>
+      <w:numFmt w:val="bullet"/>
+      <w:lvlText w:val=""/>
+      <w:lvlJc w:val="left"/>
+      <w:pPr>
+        <w:ind w:left="3240" w:hanging="360"/>
+      </w:pPr>
+      <w:rPr>
+        <w:rFonts w:ascii="Wingdings" w:hAnsi="Wingdings" w:hint="default"/>
+      </w:rPr>
+    </w:lvl>
+    <w:lvl w:ilvl="3" w:tplc="04090001" w:tentative="1">
+      <w:start w:val="1"/>
+      <w:numFmt w:val="bullet"/>
+      <w:lvlText w:val=""/>
+      <w:lvlJc w:val="left"/>
+      <w:pPr>
+        <w:ind w:left="3960" w:hanging="360"/>
+      </w:pPr>
+      <w:rPr>
+        <w:rFonts w:ascii="Symbol" w:hAnsi="Symbol" w:hint="default"/>
+      </w:rPr>
+    </w:lvl>
+    <w:lvl w:ilvl="4" w:tplc="04090003" w:tentative="1">
+      <w:start w:val="1"/>
+      <w:numFmt w:val="bullet"/>
+      <w:lvlText w:val="o"/>
+      <w:lvlJc w:val="left"/>
+      <w:pPr>
+        <w:ind w:left="4680" w:hanging="360"/>
+      </w:pPr>
+      <w:rPr>
+        <w:rFonts w:ascii="Courier New" w:hAnsi="Courier New" w:cs="Courier New" w:hint="default"/>
+      </w:rPr>
+    </w:lvl>
+    <w:lvl w:ilvl="5" w:tplc="04090005" w:tentative="1">
+      <w:start w:val="1"/>
+      <w:numFmt w:val="bullet"/>
+      <w:lvlText w:val=""/>
+      <w:lvlJc w:val="left"/>
+      <w:pPr>
+        <w:ind w:left="5400" w:hanging="360"/>
+      </w:pPr>
+      <w:rPr>
+        <w:rFonts w:ascii="Wingdings" w:hAnsi="Wingdings" w:hint="default"/>
+      </w:rPr>
+    </w:lvl>
+    <w:lvl w:ilvl="6" w:tplc="04090001" w:tentative="1">
+      <w:start w:val="1"/>
+      <w:numFmt w:val="bullet"/>
+      <w:lvlText w:val=""/>
+      <w:lvlJc w:val="left"/>
+      <w:pPr>
+        <w:ind w:left="6120" w:hanging="360"/>
+      </w:pPr>
+      <w:rPr>
+        <w:rFonts w:ascii="Symbol" w:hAnsi="Symbol" w:hint="default"/>
+      </w:rPr>
+    </w:lvl>
+    <w:lvl w:ilvl="7" w:tplc="04090003" w:tentative="1">
+      <w:start w:val="1"/>
+      <w:numFmt w:val="bullet"/>
+      <w:lvlText w:val="o"/>
+      <w:lvlJc w:val="left"/>
+      <w:pPr>
+        <w:ind w:left="6840" w:hanging="360"/>
+      </w:pPr>
+      <w:rPr>
+        <w:rFonts w:ascii="Courier New" w:hAnsi="Courier New" w:cs="Courier New" w:hint="default"/>
+      </w:rPr>
+    </w:lvl>
+    <w:lvl w:ilvl="8" w:tplc="04090005" w:tentative="1">
+      <w:start w:val="1"/>
+      <w:numFmt w:val="bullet"/>
+      <w:lvlText w:val=""/>
+      <w:lvlJc w:val="left"/>
+      <w:pPr>
+        <w:ind w:left="7560" w:hanging="360"/>
+      </w:pPr>
+      <w:rPr>
+        <w:rFonts w:ascii="Wingdings" w:hAnsi="Wingdings" w:hint="default"/>
+      </w:rPr>
+    </w:lvl>
+  </w:abstractNum>
+  <w:abstractNum w:abstractNumId="26" w15:restartNumberingAfterBreak="0">
     <w:nsid w:val="6E487E97"/>
     <w:multiLevelType w:val="hybridMultilevel"/>
     <w:tmpl w:val="52BC7AD0"/>
@@ -5321,7 +10115,120 @@
       </w:rPr>
     </w:lvl>
   </w:abstractNum>
-  <w:abstractNum w:abstractNumId="18" w15:restartNumberingAfterBreak="0">
+  <w:abstractNum w:abstractNumId="27" w15:restartNumberingAfterBreak="0">
+    <w:nsid w:val="73B66B1F"/>
+    <w:multiLevelType w:val="hybridMultilevel"/>
+    <w:tmpl w:val="47D2B51C"/>
+    <w:lvl w:ilvl="0" w:tplc="4E18576C">
+      <w:start w:val="13"/>
+      <w:numFmt w:val="bullet"/>
+      <w:lvlText w:val="-"/>
+      <w:lvlJc w:val="left"/>
+      <w:pPr>
+        <w:ind w:left="2520" w:hanging="360"/>
+      </w:pPr>
+      <w:rPr>
+        <w:rFonts w:ascii="Aptos" w:eastAsiaTheme="minorHAnsi" w:hAnsi="Aptos" w:cstheme="minorBidi" w:hint="default"/>
+      </w:rPr>
+    </w:lvl>
+    <w:lvl w:ilvl="1" w:tplc="04090003" w:tentative="1">
+      <w:start w:val="1"/>
+      <w:numFmt w:val="bullet"/>
+      <w:lvlText w:val="o"/>
+      <w:lvlJc w:val="left"/>
+      <w:pPr>
+        <w:ind w:left="3240" w:hanging="360"/>
+      </w:pPr>
+      <w:rPr>
+        <w:rFonts w:ascii="Courier New" w:hAnsi="Courier New" w:cs="Courier New" w:hint="default"/>
+      </w:rPr>
+    </w:lvl>
+    <w:lvl w:ilvl="2" w:tplc="04090005" w:tentative="1">
+      <w:start w:val="1"/>
+      <w:numFmt w:val="bullet"/>
+      <w:lvlText w:val=""/>
+      <w:lvlJc w:val="left"/>
+      <w:pPr>
+        <w:ind w:left="3960" w:hanging="360"/>
+      </w:pPr>
+      <w:rPr>
+        <w:rFonts w:ascii="Wingdings" w:hAnsi="Wingdings" w:hint="default"/>
+      </w:rPr>
+    </w:lvl>
+    <w:lvl w:ilvl="3" w:tplc="04090001" w:tentative="1">
+      <w:start w:val="1"/>
+      <w:numFmt w:val="bullet"/>
+      <w:lvlText w:val=""/>
+      <w:lvlJc w:val="left"/>
+      <w:pPr>
+        <w:ind w:left="4680" w:hanging="360"/>
+      </w:pPr>
+      <w:rPr>
+        <w:rFonts w:ascii="Symbol" w:hAnsi="Symbol" w:hint="default"/>
+      </w:rPr>
+    </w:lvl>
+    <w:lvl w:ilvl="4" w:tplc="04090003" w:tentative="1">
+      <w:start w:val="1"/>
+      <w:numFmt w:val="bullet"/>
+      <w:lvlText w:val="o"/>
+      <w:lvlJc w:val="left"/>
+      <w:pPr>
+        <w:ind w:left="5400" w:hanging="360"/>
+      </w:pPr>
+      <w:rPr>
+        <w:rFonts w:ascii="Courier New" w:hAnsi="Courier New" w:cs="Courier New" w:hint="default"/>
+      </w:rPr>
+    </w:lvl>
+    <w:lvl w:ilvl="5" w:tplc="04090005" w:tentative="1">
+      <w:start w:val="1"/>
+      <w:numFmt w:val="bullet"/>
+      <w:lvlText w:val=""/>
+      <w:lvlJc w:val="left"/>
+      <w:pPr>
+        <w:ind w:left="6120" w:hanging="360"/>
+      </w:pPr>
+      <w:rPr>
+        <w:rFonts w:ascii="Wingdings" w:hAnsi="Wingdings" w:hint="default"/>
+      </w:rPr>
+    </w:lvl>
+    <w:lvl w:ilvl="6" w:tplc="04090001" w:tentative="1">
+      <w:start w:val="1"/>
+      <w:numFmt w:val="bullet"/>
+      <w:lvlText w:val=""/>
+      <w:lvlJc w:val="left"/>
+      <w:pPr>
+        <w:ind w:left="6840" w:hanging="360"/>
+      </w:pPr>
+      <w:rPr>
+        <w:rFonts w:ascii="Symbol" w:hAnsi="Symbol" w:hint="default"/>
+      </w:rPr>
+    </w:lvl>
+    <w:lvl w:ilvl="7" w:tplc="04090003" w:tentative="1">
+      <w:start w:val="1"/>
+      <w:numFmt w:val="bullet"/>
+      <w:lvlText w:val="o"/>
+      <w:lvlJc w:val="left"/>
+      <w:pPr>
+        <w:ind w:left="7560" w:hanging="360"/>
+      </w:pPr>
+      <w:rPr>
+        <w:rFonts w:ascii="Courier New" w:hAnsi="Courier New" w:cs="Courier New" w:hint="default"/>
+      </w:rPr>
+    </w:lvl>
+    <w:lvl w:ilvl="8" w:tplc="04090005" w:tentative="1">
+      <w:start w:val="1"/>
+      <w:numFmt w:val="bullet"/>
+      <w:lvlText w:val=""/>
+      <w:lvlJc w:val="left"/>
+      <w:pPr>
+        <w:ind w:left="8280" w:hanging="360"/>
+      </w:pPr>
+      <w:rPr>
+        <w:rFonts w:ascii="Wingdings" w:hAnsi="Wingdings" w:hint="default"/>
+      </w:rPr>
+    </w:lvl>
+  </w:abstractNum>
+  <w:abstractNum w:abstractNumId="28" w15:restartNumberingAfterBreak="0">
     <w:nsid w:val="741D4E99"/>
     <w:multiLevelType w:val="hybridMultilevel"/>
     <w:tmpl w:val="027A412E"/>
@@ -5435,61 +10342,91 @@
     </w:lvl>
   </w:abstractNum>
   <w:num w:numId="1" w16cid:durableId="1513454191">
-    <w:abstractNumId w:val="5"/>
+    <w:abstractNumId w:val="8"/>
   </w:num>
   <w:num w:numId="2" w16cid:durableId="1103299894">
-    <w:abstractNumId w:val="8"/>
+    <w:abstractNumId w:val="13"/>
   </w:num>
   <w:num w:numId="3" w16cid:durableId="1660573444">
-    <w:abstractNumId w:val="17"/>
+    <w:abstractNumId w:val="26"/>
   </w:num>
   <w:num w:numId="4" w16cid:durableId="442766401">
-    <w:abstractNumId w:val="3"/>
+    <w:abstractNumId w:val="4"/>
   </w:num>
   <w:num w:numId="5" w16cid:durableId="1477335889">
     <w:abstractNumId w:val="1"/>
   </w:num>
   <w:num w:numId="6" w16cid:durableId="1495755227">
-    <w:abstractNumId w:val="11"/>
+    <w:abstractNumId w:val="17"/>
   </w:num>
   <w:num w:numId="7" w16cid:durableId="1162500860">
-    <w:abstractNumId w:val="10"/>
+    <w:abstractNumId w:val="16"/>
   </w:num>
   <w:num w:numId="8" w16cid:durableId="1748379658">
-    <w:abstractNumId w:val="9"/>
+    <w:abstractNumId w:val="14"/>
   </w:num>
   <w:num w:numId="9" w16cid:durableId="952788685">
-    <w:abstractNumId w:val="4"/>
+    <w:abstractNumId w:val="5"/>
   </w:num>
   <w:num w:numId="10" w16cid:durableId="1771853573">
     <w:abstractNumId w:val="0"/>
   </w:num>
   <w:num w:numId="11" w16cid:durableId="506333661">
-    <w:abstractNumId w:val="6"/>
+    <w:abstractNumId w:val="9"/>
   </w:num>
   <w:num w:numId="12" w16cid:durableId="1492482074">
-    <w:abstractNumId w:val="12"/>
+    <w:abstractNumId w:val="18"/>
   </w:num>
   <w:num w:numId="13" w16cid:durableId="1158109068">
-    <w:abstractNumId w:val="14"/>
+    <w:abstractNumId w:val="20"/>
   </w:num>
   <w:num w:numId="14" w16cid:durableId="1498888800">
-    <w:abstractNumId w:val="16"/>
+    <w:abstractNumId w:val="24"/>
   </w:num>
   <w:num w:numId="15" w16cid:durableId="108479989">
     <w:abstractNumId w:val="2"/>
   </w:num>
   <w:num w:numId="16" w16cid:durableId="149060919">
-    <w:abstractNumId w:val="18"/>
+    <w:abstractNumId w:val="28"/>
   </w:num>
   <w:num w:numId="17" w16cid:durableId="400954260">
-    <w:abstractNumId w:val="13"/>
+    <w:abstractNumId w:val="19"/>
   </w:num>
   <w:num w:numId="18" w16cid:durableId="2053116423">
+    <w:abstractNumId w:val="12"/>
+  </w:num>
+  <w:num w:numId="19" w16cid:durableId="948052235">
+    <w:abstractNumId w:val="21"/>
+  </w:num>
+  <w:num w:numId="20" w16cid:durableId="81880459">
+    <w:abstractNumId w:val="23"/>
+  </w:num>
+  <w:num w:numId="21" w16cid:durableId="204605887">
+    <w:abstractNumId w:val="22"/>
+  </w:num>
+  <w:num w:numId="22" w16cid:durableId="956834151">
     <w:abstractNumId w:val="7"/>
   </w:num>
-  <w:num w:numId="19" w16cid:durableId="948052235">
+  <w:num w:numId="23" w16cid:durableId="1497650161">
+    <w:abstractNumId w:val="6"/>
+  </w:num>
+  <w:num w:numId="24" w16cid:durableId="1841501139">
+    <w:abstractNumId w:val="10"/>
+  </w:num>
+  <w:num w:numId="25" w16cid:durableId="36394447">
+    <w:abstractNumId w:val="11"/>
+  </w:num>
+  <w:num w:numId="26" w16cid:durableId="885721991">
+    <w:abstractNumId w:val="27"/>
+  </w:num>
+  <w:num w:numId="27" w16cid:durableId="1743986956">
+    <w:abstractNumId w:val="3"/>
+  </w:num>
+  <w:num w:numId="28" w16cid:durableId="2091344663">
     <w:abstractNumId w:val="15"/>
+  </w:num>
+  <w:num w:numId="29" w16cid:durableId="1158231142">
+    <w:abstractNumId w:val="25"/>
   </w:num>
 </w:numbering>
 </file>
@@ -5548,7 +10485,7 @@
     <w:lsdException w:name="header" w:semiHidden="1" w:unhideWhenUsed="1"/>
     <w:lsdException w:name="footer" w:semiHidden="1" w:unhideWhenUsed="1"/>
     <w:lsdException w:name="index heading" w:semiHidden="1" w:unhideWhenUsed="1"/>
-    <w:lsdException w:name="caption" w:semiHidden="1" w:uiPriority="35" w:unhideWhenUsed="1" w:qFormat="1"/>
+    <w:lsdException w:name="caption" w:semiHidden="1" w:uiPriority="0" w:unhideWhenUsed="1" w:qFormat="1"/>
     <w:lsdException w:name="table of figures" w:semiHidden="1" w:unhideWhenUsed="1"/>
     <w:lsdException w:name="envelope address" w:semiHidden="1" w:unhideWhenUsed="1"/>
     <w:lsdException w:name="envelope return" w:semiHidden="1" w:unhideWhenUsed="1"/>
@@ -5891,15 +10828,15 @@
     <w:lsdException w:name="Unresolved Mention" w:semiHidden="1" w:unhideWhenUsed="1"/>
     <w:lsdException w:name="Smart Link" w:semiHidden="1" w:unhideWhenUsed="1"/>
   </w:latentStyles>
-  <w:style w:type="paragraph" w:default="1" w:styleId="Normal">
+  <w:style w:type="paragraph" w:default="1" w:styleId="a">
     <w:name w:val="Normal"/>
     <w:qFormat/>
   </w:style>
-  <w:style w:type="paragraph" w:styleId="Heading1">
+  <w:style w:type="paragraph" w:styleId="1">
     <w:name w:val="heading 1"/>
-    <w:basedOn w:val="Normal"/>
-    <w:next w:val="Normal"/>
-    <w:link w:val="Heading1Char"/>
+    <w:basedOn w:val="a"/>
+    <w:next w:val="a"/>
+    <w:link w:val="1Char"/>
     <w:uiPriority w:val="9"/>
     <w:qFormat/>
     <w:rsid w:val="008948F1"/>
@@ -5916,11 +10853,11 @@
       <w:szCs w:val="40"/>
     </w:rPr>
   </w:style>
-  <w:style w:type="paragraph" w:styleId="Heading2">
+  <w:style w:type="paragraph" w:styleId="2">
     <w:name w:val="heading 2"/>
-    <w:basedOn w:val="Normal"/>
-    <w:next w:val="Normal"/>
-    <w:link w:val="Heading2Char"/>
+    <w:basedOn w:val="a"/>
+    <w:next w:val="a"/>
+    <w:link w:val="2Char"/>
     <w:uiPriority w:val="9"/>
     <w:unhideWhenUsed/>
     <w:qFormat/>
@@ -5938,11 +10875,11 @@
       <w:szCs w:val="32"/>
     </w:rPr>
   </w:style>
-  <w:style w:type="paragraph" w:styleId="Heading3">
+  <w:style w:type="paragraph" w:styleId="3">
     <w:name w:val="heading 3"/>
-    <w:basedOn w:val="Normal"/>
-    <w:next w:val="Normal"/>
-    <w:link w:val="Heading3Char"/>
+    <w:basedOn w:val="a"/>
+    <w:next w:val="a"/>
+    <w:link w:val="3Char"/>
     <w:uiPriority w:val="9"/>
     <w:semiHidden/>
     <w:unhideWhenUsed/>
@@ -5961,11 +10898,11 @@
       <w:szCs w:val="28"/>
     </w:rPr>
   </w:style>
-  <w:style w:type="paragraph" w:styleId="Heading4">
+  <w:style w:type="paragraph" w:styleId="4">
     <w:name w:val="heading 4"/>
-    <w:basedOn w:val="Normal"/>
-    <w:next w:val="Normal"/>
-    <w:link w:val="Heading4Char"/>
+    <w:basedOn w:val="a"/>
+    <w:next w:val="a"/>
+    <w:link w:val="4Char"/>
     <w:uiPriority w:val="9"/>
     <w:semiHidden/>
     <w:unhideWhenUsed/>
@@ -5984,11 +10921,11 @@
       <w:color w:val="0F4761" w:themeColor="accent1" w:themeShade="BF"/>
     </w:rPr>
   </w:style>
-  <w:style w:type="paragraph" w:styleId="Heading5">
+  <w:style w:type="paragraph" w:styleId="5">
     <w:name w:val="heading 5"/>
-    <w:basedOn w:val="Normal"/>
-    <w:next w:val="Normal"/>
-    <w:link w:val="Heading5Char"/>
+    <w:basedOn w:val="a"/>
+    <w:next w:val="a"/>
+    <w:link w:val="5Char"/>
     <w:uiPriority w:val="9"/>
     <w:semiHidden/>
     <w:unhideWhenUsed/>
@@ -6005,11 +10942,11 @@
       <w:color w:val="0F4761" w:themeColor="accent1" w:themeShade="BF"/>
     </w:rPr>
   </w:style>
-  <w:style w:type="paragraph" w:styleId="Heading6">
+  <w:style w:type="paragraph" w:styleId="6">
     <w:name w:val="heading 6"/>
-    <w:basedOn w:val="Normal"/>
-    <w:next w:val="Normal"/>
-    <w:link w:val="Heading6Char"/>
+    <w:basedOn w:val="a"/>
+    <w:next w:val="a"/>
+    <w:link w:val="6Char"/>
     <w:uiPriority w:val="9"/>
     <w:semiHidden/>
     <w:unhideWhenUsed/>
@@ -6028,11 +10965,11 @@
       <w:color w:val="595959" w:themeColor="text1" w:themeTint="A6"/>
     </w:rPr>
   </w:style>
-  <w:style w:type="paragraph" w:styleId="Heading7">
+  <w:style w:type="paragraph" w:styleId="7">
     <w:name w:val="heading 7"/>
-    <w:basedOn w:val="Normal"/>
-    <w:next w:val="Normal"/>
-    <w:link w:val="Heading7Char"/>
+    <w:basedOn w:val="a"/>
+    <w:next w:val="a"/>
+    <w:link w:val="7Char"/>
     <w:uiPriority w:val="9"/>
     <w:semiHidden/>
     <w:unhideWhenUsed/>
@@ -6049,11 +10986,11 @@
       <w:color w:val="595959" w:themeColor="text1" w:themeTint="A6"/>
     </w:rPr>
   </w:style>
-  <w:style w:type="paragraph" w:styleId="Heading8">
+  <w:style w:type="paragraph" w:styleId="8">
     <w:name w:val="heading 8"/>
-    <w:basedOn w:val="Normal"/>
-    <w:next w:val="Normal"/>
-    <w:link w:val="Heading8Char"/>
+    <w:basedOn w:val="a"/>
+    <w:next w:val="a"/>
+    <w:link w:val="8Char"/>
     <w:uiPriority w:val="9"/>
     <w:semiHidden/>
     <w:unhideWhenUsed/>
@@ -6072,11 +11009,11 @@
       <w:color w:val="272727" w:themeColor="text1" w:themeTint="D8"/>
     </w:rPr>
   </w:style>
-  <w:style w:type="paragraph" w:styleId="Heading9">
+  <w:style w:type="paragraph" w:styleId="9">
     <w:name w:val="heading 9"/>
-    <w:basedOn w:val="Normal"/>
-    <w:next w:val="Normal"/>
-    <w:link w:val="Heading9Char"/>
+    <w:basedOn w:val="a"/>
+    <w:next w:val="a"/>
+    <w:link w:val="9Char"/>
     <w:uiPriority w:val="9"/>
     <w:semiHidden/>
     <w:unhideWhenUsed/>
@@ -6093,12 +11030,12 @@
       <w:color w:val="272727" w:themeColor="text1" w:themeTint="D8"/>
     </w:rPr>
   </w:style>
-  <w:style w:type="character" w:default="1" w:styleId="DefaultParagraphFont">
+  <w:style w:type="character" w:default="1" w:styleId="a0">
     <w:name w:val="Default Paragraph Font"/>
     <w:uiPriority w:val="1"/>
     <w:unhideWhenUsed/>
   </w:style>
-  <w:style w:type="table" w:default="1" w:styleId="TableNormal">
+  <w:style w:type="table" w:default="1" w:styleId="a1">
     <w:name w:val="Normal Table"/>
     <w:uiPriority w:val="99"/>
     <w:semiHidden/>
@@ -6113,16 +11050,16 @@
       </w:tblCellMar>
     </w:tblPr>
   </w:style>
-  <w:style w:type="numbering" w:default="1" w:styleId="NoList">
+  <w:style w:type="numbering" w:default="1" w:styleId="a2">
     <w:name w:val="No List"/>
     <w:uiPriority w:val="99"/>
     <w:semiHidden/>
     <w:unhideWhenUsed/>
   </w:style>
-  <w:style w:type="character" w:customStyle="1" w:styleId="Heading1Char">
-    <w:name w:val="Heading 1 Char"/>
-    <w:basedOn w:val="DefaultParagraphFont"/>
-    <w:link w:val="Heading1"/>
+  <w:style w:type="character" w:customStyle="1" w:styleId="1Char">
+    <w:name w:val="Επικεφαλίδα 1 Char"/>
+    <w:basedOn w:val="a0"/>
+    <w:link w:val="1"/>
     <w:uiPriority w:val="9"/>
     <w:rsid w:val="008948F1"/>
     <w:rPr>
@@ -6132,10 +11069,10 @@
       <w:szCs w:val="40"/>
     </w:rPr>
   </w:style>
-  <w:style w:type="character" w:customStyle="1" w:styleId="Heading2Char">
-    <w:name w:val="Heading 2 Char"/>
-    <w:basedOn w:val="DefaultParagraphFont"/>
-    <w:link w:val="Heading2"/>
+  <w:style w:type="character" w:customStyle="1" w:styleId="2Char">
+    <w:name w:val="Επικεφαλίδα 2 Char"/>
+    <w:basedOn w:val="a0"/>
+    <w:link w:val="2"/>
     <w:uiPriority w:val="9"/>
     <w:rsid w:val="008948F1"/>
     <w:rPr>
@@ -6145,10 +11082,10 @@
       <w:szCs w:val="32"/>
     </w:rPr>
   </w:style>
-  <w:style w:type="character" w:customStyle="1" w:styleId="Heading3Char">
-    <w:name w:val="Heading 3 Char"/>
-    <w:basedOn w:val="DefaultParagraphFont"/>
-    <w:link w:val="Heading3"/>
+  <w:style w:type="character" w:customStyle="1" w:styleId="3Char">
+    <w:name w:val="Επικεφαλίδα 3 Char"/>
+    <w:basedOn w:val="a0"/>
+    <w:link w:val="3"/>
     <w:uiPriority w:val="9"/>
     <w:semiHidden/>
     <w:rsid w:val="008948F1"/>
@@ -6159,10 +11096,10 @@
       <w:szCs w:val="28"/>
     </w:rPr>
   </w:style>
-  <w:style w:type="character" w:customStyle="1" w:styleId="Heading4Char">
-    <w:name w:val="Heading 4 Char"/>
-    <w:basedOn w:val="DefaultParagraphFont"/>
-    <w:link w:val="Heading4"/>
+  <w:style w:type="character" w:customStyle="1" w:styleId="4Char">
+    <w:name w:val="Επικεφαλίδα 4 Char"/>
+    <w:basedOn w:val="a0"/>
+    <w:link w:val="4"/>
     <w:uiPriority w:val="9"/>
     <w:semiHidden/>
     <w:rsid w:val="008948F1"/>
@@ -6173,10 +11110,10 @@
       <w:color w:val="0F4761" w:themeColor="accent1" w:themeShade="BF"/>
     </w:rPr>
   </w:style>
-  <w:style w:type="character" w:customStyle="1" w:styleId="Heading5Char">
-    <w:name w:val="Heading 5 Char"/>
-    <w:basedOn w:val="DefaultParagraphFont"/>
-    <w:link w:val="Heading5"/>
+  <w:style w:type="character" w:customStyle="1" w:styleId="5Char">
+    <w:name w:val="Επικεφαλίδα 5 Char"/>
+    <w:basedOn w:val="a0"/>
+    <w:link w:val="5"/>
     <w:uiPriority w:val="9"/>
     <w:semiHidden/>
     <w:rsid w:val="008948F1"/>
@@ -6185,10 +11122,10 @@
       <w:color w:val="0F4761" w:themeColor="accent1" w:themeShade="BF"/>
     </w:rPr>
   </w:style>
-  <w:style w:type="character" w:customStyle="1" w:styleId="Heading6Char">
-    <w:name w:val="Heading 6 Char"/>
-    <w:basedOn w:val="DefaultParagraphFont"/>
-    <w:link w:val="Heading6"/>
+  <w:style w:type="character" w:customStyle="1" w:styleId="6Char">
+    <w:name w:val="Επικεφαλίδα 6 Char"/>
+    <w:basedOn w:val="a0"/>
+    <w:link w:val="6"/>
     <w:uiPriority w:val="9"/>
     <w:semiHidden/>
     <w:rsid w:val="008948F1"/>
@@ -6199,10 +11136,10 @@
       <w:color w:val="595959" w:themeColor="text1" w:themeTint="A6"/>
     </w:rPr>
   </w:style>
-  <w:style w:type="character" w:customStyle="1" w:styleId="Heading7Char">
-    <w:name w:val="Heading 7 Char"/>
-    <w:basedOn w:val="DefaultParagraphFont"/>
-    <w:link w:val="Heading7"/>
+  <w:style w:type="character" w:customStyle="1" w:styleId="7Char">
+    <w:name w:val="Επικεφαλίδα 7 Char"/>
+    <w:basedOn w:val="a0"/>
+    <w:link w:val="7"/>
     <w:uiPriority w:val="9"/>
     <w:semiHidden/>
     <w:rsid w:val="008948F1"/>
@@ -6211,10 +11148,10 @@
       <w:color w:val="595959" w:themeColor="text1" w:themeTint="A6"/>
     </w:rPr>
   </w:style>
-  <w:style w:type="character" w:customStyle="1" w:styleId="Heading8Char">
-    <w:name w:val="Heading 8 Char"/>
-    <w:basedOn w:val="DefaultParagraphFont"/>
-    <w:link w:val="Heading8"/>
+  <w:style w:type="character" w:customStyle="1" w:styleId="8Char">
+    <w:name w:val="Επικεφαλίδα 8 Char"/>
+    <w:basedOn w:val="a0"/>
+    <w:link w:val="8"/>
     <w:uiPriority w:val="9"/>
     <w:semiHidden/>
     <w:rsid w:val="008948F1"/>
@@ -6225,10 +11162,10 @@
       <w:color w:val="272727" w:themeColor="text1" w:themeTint="D8"/>
     </w:rPr>
   </w:style>
-  <w:style w:type="character" w:customStyle="1" w:styleId="Heading9Char">
-    <w:name w:val="Heading 9 Char"/>
-    <w:basedOn w:val="DefaultParagraphFont"/>
-    <w:link w:val="Heading9"/>
+  <w:style w:type="character" w:customStyle="1" w:styleId="9Char">
+    <w:name w:val="Επικεφαλίδα 9 Char"/>
+    <w:basedOn w:val="a0"/>
+    <w:link w:val="9"/>
     <w:uiPriority w:val="9"/>
     <w:semiHidden/>
     <w:rsid w:val="008948F1"/>
@@ -6237,11 +11174,11 @@
       <w:color w:val="272727" w:themeColor="text1" w:themeTint="D8"/>
     </w:rPr>
   </w:style>
-  <w:style w:type="paragraph" w:styleId="Title">
+  <w:style w:type="paragraph" w:styleId="a3">
     <w:name w:val="Title"/>
-    <w:basedOn w:val="Normal"/>
-    <w:next w:val="Normal"/>
-    <w:link w:val="TitleChar"/>
+    <w:basedOn w:val="a"/>
+    <w:next w:val="a"/>
+    <w:link w:val="Char"/>
     <w:uiPriority w:val="10"/>
     <w:qFormat/>
     <w:rsid w:val="008948F1"/>
@@ -6257,10 +11194,10 @@
       <w:szCs w:val="56"/>
     </w:rPr>
   </w:style>
-  <w:style w:type="character" w:customStyle="1" w:styleId="TitleChar">
-    <w:name w:val="Title Char"/>
-    <w:basedOn w:val="DefaultParagraphFont"/>
-    <w:link w:val="Title"/>
+  <w:style w:type="character" w:customStyle="1" w:styleId="Char">
+    <w:name w:val="Τίτλος Char"/>
+    <w:basedOn w:val="a0"/>
+    <w:link w:val="a3"/>
     <w:uiPriority w:val="10"/>
     <w:rsid w:val="008948F1"/>
     <w:rPr>
@@ -6271,11 +11208,11 @@
       <w:szCs w:val="56"/>
     </w:rPr>
   </w:style>
-  <w:style w:type="paragraph" w:styleId="Subtitle">
+  <w:style w:type="paragraph" w:styleId="a4">
     <w:name w:val="Subtitle"/>
-    <w:basedOn w:val="Normal"/>
-    <w:next w:val="Normal"/>
-    <w:link w:val="SubtitleChar"/>
+    <w:basedOn w:val="a"/>
+    <w:next w:val="a"/>
+    <w:link w:val="Char0"/>
     <w:uiPriority w:val="11"/>
     <w:qFormat/>
     <w:rsid w:val="008948F1"/>
@@ -6292,10 +11229,10 @@
       <w:szCs w:val="28"/>
     </w:rPr>
   </w:style>
-  <w:style w:type="character" w:customStyle="1" w:styleId="SubtitleChar">
-    <w:name w:val="Subtitle Char"/>
-    <w:basedOn w:val="DefaultParagraphFont"/>
-    <w:link w:val="Subtitle"/>
+  <w:style w:type="character" w:customStyle="1" w:styleId="Char0">
+    <w:name w:val="Υπότιτλος Char"/>
+    <w:basedOn w:val="a0"/>
+    <w:link w:val="a4"/>
     <w:uiPriority w:val="11"/>
     <w:rsid w:val="008948F1"/>
     <w:rPr>
@@ -6306,11 +11243,11 @@
       <w:szCs w:val="28"/>
     </w:rPr>
   </w:style>
-  <w:style w:type="paragraph" w:styleId="Quote">
+  <w:style w:type="paragraph" w:styleId="a5">
     <w:name w:val="Quote"/>
-    <w:basedOn w:val="Normal"/>
-    <w:next w:val="Normal"/>
-    <w:link w:val="QuoteChar"/>
+    <w:basedOn w:val="a"/>
+    <w:next w:val="a"/>
+    <w:link w:val="Char1"/>
     <w:uiPriority w:val="29"/>
     <w:qFormat/>
     <w:rsid w:val="008948F1"/>
@@ -6324,10 +11261,10 @@
       <w:color w:val="404040" w:themeColor="text1" w:themeTint="BF"/>
     </w:rPr>
   </w:style>
-  <w:style w:type="character" w:customStyle="1" w:styleId="QuoteChar">
-    <w:name w:val="Quote Char"/>
-    <w:basedOn w:val="DefaultParagraphFont"/>
-    <w:link w:val="Quote"/>
+  <w:style w:type="character" w:customStyle="1" w:styleId="Char1">
+    <w:name w:val="Απόσπασμα Char"/>
+    <w:basedOn w:val="a0"/>
+    <w:link w:val="a5"/>
     <w:uiPriority w:val="29"/>
     <w:rsid w:val="008948F1"/>
     <w:rPr>
@@ -6336,9 +11273,9 @@
       <w:color w:val="404040" w:themeColor="text1" w:themeTint="BF"/>
     </w:rPr>
   </w:style>
-  <w:style w:type="paragraph" w:styleId="ListParagraph">
+  <w:style w:type="paragraph" w:styleId="a6">
     <w:name w:val="List Paragraph"/>
-    <w:basedOn w:val="Normal"/>
+    <w:basedOn w:val="a"/>
     <w:uiPriority w:val="34"/>
     <w:qFormat/>
     <w:rsid w:val="008948F1"/>
@@ -6347,9 +11284,9 @@
       <w:contextualSpacing/>
     </w:pPr>
   </w:style>
-  <w:style w:type="character" w:styleId="IntenseEmphasis">
+  <w:style w:type="character" w:styleId="a7">
     <w:name w:val="Intense Emphasis"/>
-    <w:basedOn w:val="DefaultParagraphFont"/>
+    <w:basedOn w:val="a0"/>
     <w:uiPriority w:val="21"/>
     <w:qFormat/>
     <w:rsid w:val="008948F1"/>
@@ -6359,11 +11296,11 @@
       <w:color w:val="0F4761" w:themeColor="accent1" w:themeShade="BF"/>
     </w:rPr>
   </w:style>
-  <w:style w:type="paragraph" w:styleId="IntenseQuote">
+  <w:style w:type="paragraph" w:styleId="a8">
     <w:name w:val="Intense Quote"/>
-    <w:basedOn w:val="Normal"/>
-    <w:next w:val="Normal"/>
-    <w:link w:val="IntenseQuoteChar"/>
+    <w:basedOn w:val="a"/>
+    <w:next w:val="a"/>
+    <w:link w:val="Char2"/>
     <w:uiPriority w:val="30"/>
     <w:qFormat/>
     <w:rsid w:val="008948F1"/>
@@ -6382,10 +11319,10 @@
       <w:color w:val="0F4761" w:themeColor="accent1" w:themeShade="BF"/>
     </w:rPr>
   </w:style>
-  <w:style w:type="character" w:customStyle="1" w:styleId="IntenseQuoteChar">
-    <w:name w:val="Intense Quote Char"/>
-    <w:basedOn w:val="DefaultParagraphFont"/>
-    <w:link w:val="IntenseQuote"/>
+  <w:style w:type="character" w:customStyle="1" w:styleId="Char2">
+    <w:name w:val="Έντονο απόσπ. Char"/>
+    <w:basedOn w:val="a0"/>
+    <w:link w:val="a8"/>
     <w:uiPriority w:val="30"/>
     <w:rsid w:val="008948F1"/>
     <w:rPr>
@@ -6394,9 +11331,9 @@
       <w:color w:val="0F4761" w:themeColor="accent1" w:themeShade="BF"/>
     </w:rPr>
   </w:style>
-  <w:style w:type="character" w:styleId="IntenseReference">
+  <w:style w:type="character" w:styleId="a9">
     <w:name w:val="Intense Reference"/>
-    <w:basedOn w:val="DefaultParagraphFont"/>
+    <w:basedOn w:val="a0"/>
     <w:uiPriority w:val="32"/>
     <w:qFormat/>
     <w:rsid w:val="008948F1"/>
@@ -6408,9 +11345,9 @@
       <w:spacing w:val="5"/>
     </w:rPr>
   </w:style>
-  <w:style w:type="paragraph" w:styleId="NormalWeb">
+  <w:style w:type="paragraph" w:styleId="Web">
     <w:name w:val="Normal (Web)"/>
-    <w:basedOn w:val="Normal"/>
+    <w:basedOn w:val="a"/>
     <w:uiPriority w:val="99"/>
     <w:semiHidden/>
     <w:unhideWhenUsed/>
@@ -6419,10 +11356,10 @@
       <w:rFonts w:ascii="Times New Roman" w:hAnsi="Times New Roman" w:cs="Times New Roman"/>
     </w:rPr>
   </w:style>
-  <w:style w:type="paragraph" w:styleId="TOCHeading">
+  <w:style w:type="paragraph" w:styleId="aa">
     <w:name w:val="TOC Heading"/>
-    <w:basedOn w:val="Heading1"/>
-    <w:next w:val="Normal"/>
+    <w:basedOn w:val="1"/>
+    <w:next w:val="a"/>
     <w:uiPriority w:val="39"/>
     <w:unhideWhenUsed/>
     <w:qFormat/>
@@ -6439,10 +11376,10 @@
       <w14:ligatures w14:val="none"/>
     </w:rPr>
   </w:style>
-  <w:style w:type="paragraph" w:styleId="TOC1">
+  <w:style w:type="paragraph" w:styleId="10">
     <w:name w:val="toc 1"/>
-    <w:basedOn w:val="Normal"/>
-    <w:next w:val="Normal"/>
+    <w:basedOn w:val="a"/>
+    <w:next w:val="a"/>
     <w:autoRedefine/>
     <w:uiPriority w:val="39"/>
     <w:unhideWhenUsed/>
@@ -6455,10 +11392,10 @@
       <w:spacing w:after="100"/>
     </w:pPr>
   </w:style>
-  <w:style w:type="paragraph" w:styleId="TOC2">
+  <w:style w:type="paragraph" w:styleId="20">
     <w:name w:val="toc 2"/>
-    <w:basedOn w:val="Normal"/>
-    <w:next w:val="Normal"/>
+    <w:basedOn w:val="a"/>
+    <w:next w:val="a"/>
     <w:autoRedefine/>
     <w:uiPriority w:val="39"/>
     <w:unhideWhenUsed/>
@@ -6468,9 +11405,9 @@
       <w:ind w:left="240"/>
     </w:pPr>
   </w:style>
-  <w:style w:type="character" w:styleId="Hyperlink">
+  <w:style w:type="character" w:styleId="-">
     <w:name w:val="Hyperlink"/>
-    <w:basedOn w:val="DefaultParagraphFont"/>
+    <w:basedOn w:val="a0"/>
     <w:uiPriority w:val="99"/>
     <w:unhideWhenUsed/>
     <w:rsid w:val="009A738D"/>
@@ -6478,6 +11415,70 @@
       <w:color w:val="467886" w:themeColor="hyperlink"/>
       <w:u w:val="single"/>
     </w:rPr>
+  </w:style>
+  <w:style w:type="paragraph" w:styleId="ab">
+    <w:name w:val="caption"/>
+    <w:basedOn w:val="a"/>
+    <w:qFormat/>
+    <w:rsid w:val="00B66177"/>
+    <w:pPr>
+      <w:suppressLineNumbers/>
+      <w:spacing w:before="120" w:after="120" w:line="240" w:lineRule="auto"/>
+    </w:pPr>
+    <w:rPr>
+      <w:rFonts w:cs="Lohit Devanagari"/>
+      <w:i/>
+      <w:iCs/>
+      <w:kern w:val="0"/>
+      <w:sz w:val="20"/>
+      <w:szCs w:val="20"/>
+      <w:lang w:val="el-GR"/>
+      <w14:ligatures w14:val="none"/>
+    </w:rPr>
+  </w:style>
+  <w:style w:type="paragraph" w:styleId="ac">
+    <w:name w:val="header"/>
+    <w:basedOn w:val="a"/>
+    <w:link w:val="Char3"/>
+    <w:uiPriority w:val="99"/>
+    <w:unhideWhenUsed/>
+    <w:rsid w:val="002E703F"/>
+    <w:pPr>
+      <w:tabs>
+        <w:tab w:val="center" w:pos="4320"/>
+        <w:tab w:val="right" w:pos="8640"/>
+      </w:tabs>
+      <w:spacing w:after="0" w:line="240" w:lineRule="auto"/>
+    </w:pPr>
+  </w:style>
+  <w:style w:type="character" w:customStyle="1" w:styleId="Char3">
+    <w:name w:val="Κεφαλίδα Char"/>
+    <w:basedOn w:val="a0"/>
+    <w:link w:val="ac"/>
+    <w:uiPriority w:val="99"/>
+    <w:rsid w:val="002E703F"/>
+  </w:style>
+  <w:style w:type="paragraph" w:styleId="ad">
+    <w:name w:val="footer"/>
+    <w:basedOn w:val="a"/>
+    <w:link w:val="Char4"/>
+    <w:uiPriority w:val="99"/>
+    <w:unhideWhenUsed/>
+    <w:rsid w:val="002E703F"/>
+    <w:pPr>
+      <w:tabs>
+        <w:tab w:val="center" w:pos="4320"/>
+        <w:tab w:val="right" w:pos="8640"/>
+      </w:tabs>
+      <w:spacing w:after="0" w:line="240" w:lineRule="auto"/>
+    </w:pPr>
+  </w:style>
+  <w:style w:type="character" w:customStyle="1" w:styleId="Char4">
+    <w:name w:val="Υποσέλιδο Char"/>
+    <w:basedOn w:val="a0"/>
+    <w:link w:val="ad"/>
+    <w:uiPriority w:val="99"/>
+    <w:rsid w:val="002E703F"/>
   </w:style>
 </w:styles>
 </file>
